--- a/BibliotekaUIApp-Documentation.docx
+++ b/BibliotekaUIApp-Documentation.docx
@@ -497,7 +497,7 @@
           <w:r>
             <w:fldChar w:fldCharType="separate"/>
           </w:r>
-          <w:hyperlink w:anchor="_Toc233112777" w:history="1">
+          <w:hyperlink w:anchor="_Toc233120112" w:history="1">
             <w:r>
               <w:rPr>
                 <w:rStyle w:val="Hyperlink"/>
@@ -524,7 +524,7 @@
                 <w:noProof/>
                 <w:webHidden/>
               </w:rPr>
-              <w:instrText xml:space="preserve"> PAGEREF _Toc233112777 \h </w:instrText>
+              <w:instrText xml:space="preserve"> PAGEREF _Toc233120112 \h </w:instrText>
             </w:r>
             <w:r>
               <w:rPr>
@@ -566,7 +566,7 @@
               <w:noProof/>
             </w:rPr>
           </w:pPr>
-          <w:hyperlink w:anchor="_Toc233112778" w:history="1">
+          <w:hyperlink w:anchor="_Toc233120113" w:history="1">
             <w:r>
               <w:rPr>
                 <w:rStyle w:val="Hyperlink"/>
@@ -593,7 +593,7 @@
                 <w:noProof/>
                 <w:webHidden/>
               </w:rPr>
-              <w:instrText xml:space="preserve"> PAGEREF _Toc233112778 \h </w:instrText>
+              <w:instrText xml:space="preserve"> PAGEREF _Toc233120113 \h </w:instrText>
             </w:r>
             <w:r>
               <w:rPr>
@@ -635,7 +635,7 @@
               <w:noProof/>
             </w:rPr>
           </w:pPr>
-          <w:hyperlink w:anchor="_Toc233112779" w:history="1">
+          <w:hyperlink w:anchor="_Toc233120114" w:history="1">
             <w:r>
               <w:rPr>
                 <w:rStyle w:val="Hyperlink"/>
@@ -662,7 +662,7 @@
                 <w:noProof/>
                 <w:webHidden/>
               </w:rPr>
-              <w:instrText xml:space="preserve"> PAGEREF _Toc233112779 \h </w:instrText>
+              <w:instrText xml:space="preserve"> PAGEREF _Toc233120114 \h </w:instrText>
             </w:r>
             <w:r>
               <w:rPr>
@@ -704,7 +704,7 @@
               <w:noProof/>
             </w:rPr>
           </w:pPr>
-          <w:hyperlink w:anchor="_Toc233112780" w:history="1">
+          <w:hyperlink w:anchor="_Toc233120115" w:history="1">
             <w:r>
               <w:rPr>
                 <w:rStyle w:val="Hyperlink"/>
@@ -731,7 +731,7 @@
                 <w:noProof/>
                 <w:webHidden/>
               </w:rPr>
-              <w:instrText xml:space="preserve"> PAGEREF _Toc233112780 \h </w:instrText>
+              <w:instrText xml:space="preserve"> PAGEREF _Toc233120115 \h </w:instrText>
             </w:r>
             <w:r>
               <w:rPr>
@@ -773,7 +773,7 @@
               <w:noProof/>
             </w:rPr>
           </w:pPr>
-          <w:hyperlink w:anchor="_Toc233112781" w:history="1">
+          <w:hyperlink w:anchor="_Toc233120116" w:history="1">
             <w:r>
               <w:rPr>
                 <w:rStyle w:val="Hyperlink"/>
@@ -800,7 +800,7 @@
                 <w:noProof/>
                 <w:webHidden/>
               </w:rPr>
-              <w:instrText xml:space="preserve"> PAGEREF _Toc233112781 \h </w:instrText>
+              <w:instrText xml:space="preserve"> PAGEREF _Toc233120116 \h </w:instrText>
             </w:r>
             <w:r>
               <w:rPr>
@@ -842,7 +842,7 @@
               <w:noProof/>
             </w:rPr>
           </w:pPr>
-          <w:hyperlink w:anchor="_Toc233112782" w:history="1">
+          <w:hyperlink w:anchor="_Toc233120117" w:history="1">
             <w:r>
               <w:rPr>
                 <w:rStyle w:val="Hyperlink"/>
@@ -869,7 +869,7 @@
                 <w:noProof/>
                 <w:webHidden/>
               </w:rPr>
-              <w:instrText xml:space="preserve"> PAGEREF _Toc233112782 \h </w:instrText>
+              <w:instrText xml:space="preserve"> PAGEREF _Toc233120117 \h </w:instrText>
             </w:r>
             <w:r>
               <w:rPr>
@@ -911,7 +911,7 @@
               <w:noProof/>
             </w:rPr>
           </w:pPr>
-          <w:hyperlink w:anchor="_Toc233112783" w:history="1">
+          <w:hyperlink w:anchor="_Toc233120118" w:history="1">
             <w:r>
               <w:rPr>
                 <w:rStyle w:val="Hyperlink"/>
@@ -938,7 +938,7 @@
                 <w:noProof/>
                 <w:webHidden/>
               </w:rPr>
-              <w:instrText xml:space="preserve"> PAGEREF _Toc233112783 \h </w:instrText>
+              <w:instrText xml:space="preserve"> PAGEREF _Toc233120118 \h </w:instrText>
             </w:r>
             <w:r>
               <w:rPr>
@@ -980,7 +980,7 @@
               <w:noProof/>
             </w:rPr>
           </w:pPr>
-          <w:hyperlink w:anchor="_Toc233112784" w:history="1">
+          <w:hyperlink w:anchor="_Toc233120119" w:history="1">
             <w:r>
               <w:rPr>
                 <w:rStyle w:val="Hyperlink"/>
@@ -1007,7 +1007,7 @@
                 <w:noProof/>
                 <w:webHidden/>
               </w:rPr>
-              <w:instrText xml:space="preserve"> PAGEREF _Toc233112784 \h </w:instrText>
+              <w:instrText xml:space="preserve"> PAGEREF _Toc233120119 \h </w:instrText>
             </w:r>
             <w:r>
               <w:rPr>
@@ -1028,6 +1028,420 @@
                 <w:webHidden/>
               </w:rPr>
               <w:t>6</w:t>
+            </w:r>
+            <w:r>
+              <w:rPr>
+                <w:noProof/>
+                <w:webHidden/>
+              </w:rPr>
+              <w:fldChar w:fldCharType="end"/>
+            </w:r>
+          </w:hyperlink>
+        </w:p>
+        <w:p>
+          <w:pPr>
+            <w:pStyle w:val="TOC1"/>
+            <w:tabs>
+              <w:tab w:val="right" w:leader="dot" w:pos="9790"/>
+            </w:tabs>
+            <w:rPr>
+              <w:rFonts w:asciiTheme="minorHAnsi" w:eastAsiaTheme="minorEastAsia" w:hAnsiTheme="minorHAnsi" w:cstheme="minorBidi"/>
+              <w:noProof/>
+            </w:rPr>
+          </w:pPr>
+          <w:hyperlink w:anchor="_Toc233120120" w:history="1">
+            <w:r>
+              <w:rPr>
+                <w:rStyle w:val="Hyperlink"/>
+                <w:noProof/>
+              </w:rPr>
+              <w:t>Комуникације</w:t>
+            </w:r>
+            <w:r>
+              <w:rPr>
+                <w:noProof/>
+                <w:webHidden/>
+              </w:rPr>
+              <w:tab/>
+            </w:r>
+            <w:r>
+              <w:rPr>
+                <w:noProof/>
+                <w:webHidden/>
+              </w:rPr>
+              <w:fldChar w:fldCharType="begin"/>
+            </w:r>
+            <w:r>
+              <w:rPr>
+                <w:noProof/>
+                <w:webHidden/>
+              </w:rPr>
+              <w:instrText xml:space="preserve"> PAGEREF _Toc233120120 \h </w:instrText>
+            </w:r>
+            <w:r>
+              <w:rPr>
+                <w:noProof/>
+                <w:webHidden/>
+              </w:rPr>
+            </w:r>
+            <w:r>
+              <w:rPr>
+                <w:noProof/>
+                <w:webHidden/>
+              </w:rPr>
+              <w:fldChar w:fldCharType="separate"/>
+            </w:r>
+            <w:r>
+              <w:rPr>
+                <w:noProof/>
+                <w:webHidden/>
+              </w:rPr>
+              <w:t>6</w:t>
+            </w:r>
+            <w:r>
+              <w:rPr>
+                <w:noProof/>
+                <w:webHidden/>
+              </w:rPr>
+              <w:fldChar w:fldCharType="end"/>
+            </w:r>
+          </w:hyperlink>
+        </w:p>
+        <w:p>
+          <w:pPr>
+            <w:pStyle w:val="TOC2"/>
+            <w:tabs>
+              <w:tab w:val="right" w:leader="dot" w:pos="9790"/>
+            </w:tabs>
+            <w:rPr>
+              <w:rFonts w:asciiTheme="minorHAnsi" w:eastAsiaTheme="minorEastAsia" w:hAnsiTheme="minorHAnsi" w:cstheme="minorBidi"/>
+              <w:noProof/>
+            </w:rPr>
+          </w:pPr>
+          <w:hyperlink w:anchor="_Toc233120121" w:history="1">
+            <w:r>
+              <w:rPr>
+                <w:rStyle w:val="Hyperlink"/>
+                <w:noProof/>
+              </w:rPr>
+              <w:t>Frontend -&gt; Gateway</w:t>
+            </w:r>
+            <w:r>
+              <w:rPr>
+                <w:noProof/>
+                <w:webHidden/>
+              </w:rPr>
+              <w:tab/>
+            </w:r>
+            <w:r>
+              <w:rPr>
+                <w:noProof/>
+                <w:webHidden/>
+              </w:rPr>
+              <w:fldChar w:fldCharType="begin"/>
+            </w:r>
+            <w:r>
+              <w:rPr>
+                <w:noProof/>
+                <w:webHidden/>
+              </w:rPr>
+              <w:instrText xml:space="preserve"> PAGEREF _Toc233120121 \h </w:instrText>
+            </w:r>
+            <w:r>
+              <w:rPr>
+                <w:noProof/>
+                <w:webHidden/>
+              </w:rPr>
+            </w:r>
+            <w:r>
+              <w:rPr>
+                <w:noProof/>
+                <w:webHidden/>
+              </w:rPr>
+              <w:fldChar w:fldCharType="separate"/>
+            </w:r>
+            <w:r>
+              <w:rPr>
+                <w:noProof/>
+                <w:webHidden/>
+              </w:rPr>
+              <w:t>6</w:t>
+            </w:r>
+            <w:r>
+              <w:rPr>
+                <w:noProof/>
+                <w:webHidden/>
+              </w:rPr>
+              <w:fldChar w:fldCharType="end"/>
+            </w:r>
+          </w:hyperlink>
+        </w:p>
+        <w:p>
+          <w:pPr>
+            <w:pStyle w:val="TOC2"/>
+            <w:tabs>
+              <w:tab w:val="right" w:leader="dot" w:pos="9790"/>
+            </w:tabs>
+            <w:rPr>
+              <w:rFonts w:asciiTheme="minorHAnsi" w:eastAsiaTheme="minorEastAsia" w:hAnsiTheme="minorHAnsi" w:cstheme="minorBidi"/>
+              <w:noProof/>
+            </w:rPr>
+          </w:pPr>
+          <w:hyperlink w:anchor="_Toc233120122" w:history="1">
+            <w:r>
+              <w:rPr>
+                <w:rStyle w:val="Hyperlink"/>
+                <w:noProof/>
+              </w:rPr>
+              <w:t>Gateway руте</w:t>
+            </w:r>
+            <w:r>
+              <w:rPr>
+                <w:noProof/>
+                <w:webHidden/>
+              </w:rPr>
+              <w:tab/>
+            </w:r>
+            <w:r>
+              <w:rPr>
+                <w:noProof/>
+                <w:webHidden/>
+              </w:rPr>
+              <w:fldChar w:fldCharType="begin"/>
+            </w:r>
+            <w:r>
+              <w:rPr>
+                <w:noProof/>
+                <w:webHidden/>
+              </w:rPr>
+              <w:instrText xml:space="preserve"> PAGEREF _Toc233120122 \h </w:instrText>
+            </w:r>
+            <w:r>
+              <w:rPr>
+                <w:noProof/>
+                <w:webHidden/>
+              </w:rPr>
+            </w:r>
+            <w:r>
+              <w:rPr>
+                <w:noProof/>
+                <w:webHidden/>
+              </w:rPr>
+              <w:fldChar w:fldCharType="separate"/>
+            </w:r>
+            <w:r>
+              <w:rPr>
+                <w:noProof/>
+                <w:webHidden/>
+              </w:rPr>
+              <w:t>7</w:t>
+            </w:r>
+            <w:r>
+              <w:rPr>
+                <w:noProof/>
+                <w:webHidden/>
+              </w:rPr>
+              <w:fldChar w:fldCharType="end"/>
+            </w:r>
+          </w:hyperlink>
+        </w:p>
+        <w:p>
+          <w:pPr>
+            <w:pStyle w:val="TOC2"/>
+            <w:tabs>
+              <w:tab w:val="right" w:leader="dot" w:pos="9790"/>
+            </w:tabs>
+            <w:rPr>
+              <w:rFonts w:asciiTheme="minorHAnsi" w:eastAsiaTheme="minorEastAsia" w:hAnsiTheme="minorHAnsi" w:cstheme="minorBidi"/>
+              <w:noProof/>
+            </w:rPr>
+          </w:pPr>
+          <w:hyperlink w:anchor="_Toc233120123" w:history="1">
+            <w:r>
+              <w:rPr>
+                <w:rStyle w:val="Hyperlink"/>
+                <w:noProof/>
+              </w:rPr>
+              <w:t>Комуникација између миркосервиса</w:t>
+            </w:r>
+            <w:r>
+              <w:rPr>
+                <w:noProof/>
+                <w:webHidden/>
+              </w:rPr>
+              <w:tab/>
+            </w:r>
+            <w:r>
+              <w:rPr>
+                <w:noProof/>
+                <w:webHidden/>
+              </w:rPr>
+              <w:fldChar w:fldCharType="begin"/>
+            </w:r>
+            <w:r>
+              <w:rPr>
+                <w:noProof/>
+                <w:webHidden/>
+              </w:rPr>
+              <w:instrText xml:space="preserve"> PAGEREF _Toc233120123 \h </w:instrText>
+            </w:r>
+            <w:r>
+              <w:rPr>
+                <w:noProof/>
+                <w:webHidden/>
+              </w:rPr>
+            </w:r>
+            <w:r>
+              <w:rPr>
+                <w:noProof/>
+                <w:webHidden/>
+              </w:rPr>
+              <w:fldChar w:fldCharType="separate"/>
+            </w:r>
+            <w:r>
+              <w:rPr>
+                <w:noProof/>
+                <w:webHidden/>
+              </w:rPr>
+              <w:t>7</w:t>
+            </w:r>
+            <w:r>
+              <w:rPr>
+                <w:noProof/>
+                <w:webHidden/>
+              </w:rPr>
+              <w:fldChar w:fldCharType="end"/>
+            </w:r>
+          </w:hyperlink>
+        </w:p>
+        <w:p>
+          <w:pPr>
+            <w:pStyle w:val="TOC2"/>
+            <w:tabs>
+              <w:tab w:val="right" w:leader="dot" w:pos="9790"/>
+            </w:tabs>
+            <w:rPr>
+              <w:rFonts w:asciiTheme="minorHAnsi" w:eastAsiaTheme="minorEastAsia" w:hAnsiTheme="minorHAnsi" w:cstheme="minorBidi"/>
+              <w:noProof/>
+            </w:rPr>
+          </w:pPr>
+          <w:hyperlink w:anchor="_Toc233120124" w:history="1">
+            <w:r>
+              <w:rPr>
+                <w:rStyle w:val="Hyperlink"/>
+                <w:noProof/>
+              </w:rPr>
+              <w:t>Комуникација са Еурека сервером</w:t>
+            </w:r>
+            <w:r>
+              <w:rPr>
+                <w:noProof/>
+                <w:webHidden/>
+              </w:rPr>
+              <w:tab/>
+            </w:r>
+            <w:r>
+              <w:rPr>
+                <w:noProof/>
+                <w:webHidden/>
+              </w:rPr>
+              <w:fldChar w:fldCharType="begin"/>
+            </w:r>
+            <w:r>
+              <w:rPr>
+                <w:noProof/>
+                <w:webHidden/>
+              </w:rPr>
+              <w:instrText xml:space="preserve"> PAGEREF _Toc233120124 \h </w:instrText>
+            </w:r>
+            <w:r>
+              <w:rPr>
+                <w:noProof/>
+                <w:webHidden/>
+              </w:rPr>
+            </w:r>
+            <w:r>
+              <w:rPr>
+                <w:noProof/>
+                <w:webHidden/>
+              </w:rPr>
+              <w:fldChar w:fldCharType="separate"/>
+            </w:r>
+            <w:r>
+              <w:rPr>
+                <w:noProof/>
+                <w:webHidden/>
+              </w:rPr>
+              <w:t>8</w:t>
+            </w:r>
+            <w:r>
+              <w:rPr>
+                <w:noProof/>
+                <w:webHidden/>
+              </w:rPr>
+              <w:fldChar w:fldCharType="end"/>
+            </w:r>
+          </w:hyperlink>
+        </w:p>
+        <w:p>
+          <w:pPr>
+            <w:pStyle w:val="TOC2"/>
+            <w:tabs>
+              <w:tab w:val="right" w:leader="dot" w:pos="9790"/>
+            </w:tabs>
+            <w:rPr>
+              <w:rFonts w:asciiTheme="minorHAnsi" w:eastAsiaTheme="minorEastAsia" w:hAnsiTheme="minorHAnsi" w:cstheme="minorBidi"/>
+              <w:noProof/>
+            </w:rPr>
+          </w:pPr>
+          <w:hyperlink w:anchor="_Toc233120125" w:history="1">
+            <w:r>
+              <w:rPr>
+                <w:rStyle w:val="Hyperlink"/>
+                <w:noProof/>
+              </w:rPr>
+              <w:t>Табела свих комуникација</w:t>
+            </w:r>
+            <w:r>
+              <w:rPr>
+                <w:noProof/>
+                <w:webHidden/>
+              </w:rPr>
+              <w:tab/>
+            </w:r>
+            <w:r>
+              <w:rPr>
+                <w:noProof/>
+                <w:webHidden/>
+              </w:rPr>
+              <w:fldChar w:fldCharType="begin"/>
+            </w:r>
+            <w:r>
+              <w:rPr>
+                <w:noProof/>
+                <w:webHidden/>
+              </w:rPr>
+              <w:instrText xml:space="preserve"> PAGEREF _Toc233120125 \h </w:instrText>
+            </w:r>
+            <w:r>
+              <w:rPr>
+                <w:noProof/>
+                <w:webHidden/>
+              </w:rPr>
+            </w:r>
+            <w:r>
+              <w:rPr>
+                <w:noProof/>
+                <w:webHidden/>
+              </w:rPr>
+              <w:fldChar w:fldCharType="separate"/>
+            </w:r>
+            <w:r>
+              <w:rPr>
+                <w:noProof/>
+                <w:webHidden/>
+              </w:rPr>
+              <w:t>9</w:t>
             </w:r>
             <w:r>
               <w:rPr>
@@ -1067,7 +1481,7 @@
       <w:pPr>
         <w:pStyle w:val="Heading1"/>
       </w:pPr>
-      <w:bookmarkStart w:id="0" w:name="_Toc233112777"/>
+      <w:bookmarkStart w:id="0" w:name="_Toc233120112"/>
       <w:r>
         <w:lastRenderedPageBreak/>
         <w:t>Архитектура система</w:t>
@@ -1219,20 +1633,8 @@
         <w:rPr>
           <w:sz w:val="25"/>
         </w:rPr>
-        <w:t xml:space="preserve"> </w:t>
+        <w:t xml:space="preserve"> у.</w:t>
       </w:r>
-      <w:r>
-        <w:rPr>
-          <w:sz w:val="25"/>
-        </w:rPr>
-        <w:t>у</w:t>
-      </w:r>
-      <w:r>
-        <w:rPr>
-          <w:sz w:val="25"/>
-        </w:rPr>
-        <w:t>.</w:t>
-      </w:r>
     </w:p>
     <w:p>
       <w:pPr>
@@ -1243,7 +1645,7 @@
       <w:pPr>
         <w:pStyle w:val="Heading1"/>
       </w:pPr>
-      <w:bookmarkStart w:id="1" w:name="_Toc233112778"/>
+      <w:bookmarkStart w:id="1" w:name="_Toc233120113"/>
       <w:r>
         <w:t>Опис сервиса</w:t>
       </w:r>
@@ -1258,7 +1660,7 @@
       <w:pPr>
         <w:pStyle w:val="Heading2"/>
       </w:pPr>
-      <w:bookmarkStart w:id="2" w:name="_Toc233112779"/>
+      <w:bookmarkStart w:id="2" w:name="_Toc233120114"/>
       <w:r>
         <w:t>1. UI Handler</w:t>
       </w:r>
@@ -1385,7 +1787,7 @@
       <w:pPr>
         <w:pStyle w:val="Heading2"/>
       </w:pPr>
-      <w:bookmarkStart w:id="3" w:name="_Toc233112780"/>
+      <w:bookmarkStart w:id="3" w:name="_Toc233120115"/>
       <w:r>
         <w:t>2. Library Management</w:t>
       </w:r>
@@ -1531,7 +1933,7 @@
       <w:pPr>
         <w:pStyle w:val="Heading2"/>
       </w:pPr>
-      <w:bookmarkStart w:id="4" w:name="_Toc233112781"/>
+      <w:bookmarkStart w:id="4" w:name="_Toc233120116"/>
       <w:r>
         <w:lastRenderedPageBreak/>
         <w:t>3. Loan Management Service</w:t>
@@ -1663,7 +2065,7 @@
       <w:pPr>
         <w:pStyle w:val="Heading2"/>
       </w:pPr>
-      <w:bookmarkStart w:id="5" w:name="_Toc233112782"/>
+      <w:bookmarkStart w:id="5" w:name="_Toc233120117"/>
       <w:r>
         <w:t>4. Seat Management Service</w:t>
       </w:r>
@@ -1785,7 +2187,7 @@
       <w:pPr>
         <w:pStyle w:val="Heading2"/>
       </w:pPr>
-      <w:bookmarkStart w:id="6" w:name="_Toc233112783"/>
+      <w:bookmarkStart w:id="6" w:name="_Toc233120118"/>
       <w:r>
         <w:t>5. User Service</w:t>
       </w:r>
@@ -1920,7 +2322,7 @@
       <w:pPr>
         <w:pStyle w:val="Heading2"/>
       </w:pPr>
-      <w:bookmarkStart w:id="7" w:name="_Toc233112784"/>
+      <w:bookmarkStart w:id="7" w:name="_Toc233120119"/>
       <w:r>
         <w:t>Безбедносне класе присутне у сваком сервису</w:t>
       </w:r>
@@ -1980,9 +2382,11 @@
       <w:pPr>
         <w:pStyle w:val="Heading1"/>
       </w:pPr>
+      <w:bookmarkStart w:id="8" w:name="_Toc233120120"/>
       <w:r>
         <w:t>Комуникације</w:t>
       </w:r>
+      <w:bookmarkEnd w:id="8"/>
     </w:p>
     <w:p>
       <w:pPr>
@@ -1991,13 +2395,4835 @@
     </w:p>
     <w:p>
       <w:pPr>
+        <w:pStyle w:val="Heading2"/>
+      </w:pPr>
+      <w:bookmarkStart w:id="9" w:name="_Toc233120121"/>
+      <w:r>
+        <w:t>Frontend -&gt; Gateway</w:t>
+      </w:r>
+      <w:bookmarkEnd w:id="9"/>
+    </w:p>
+    <w:tbl>
+      <w:tblPr>
+        <w:tblStyle w:val="LightShading"/>
+        <w:tblW w:w="0" w:type="auto"/>
+        <w:tblLook w:val="04A0" w:firstRow="1" w:lastRow="0" w:firstColumn="1" w:lastColumn="0" w:noHBand="0" w:noVBand="1"/>
+      </w:tblPr>
+      <w:tblGrid>
+        <w:gridCol w:w="1641"/>
+        <w:gridCol w:w="1896"/>
+        <w:gridCol w:w="1710"/>
+        <w:gridCol w:w="2792"/>
+        <w:gridCol w:w="1977"/>
+      </w:tblGrid>
+      <w:tr>
+        <w:trPr>
+          <w:cnfStyle w:val="100000000000" w:firstRow="1" w:lastRow="0" w:firstColumn="0" w:lastColumn="0" w:oddVBand="0" w:evenVBand="0" w:oddHBand="0" w:evenHBand="0" w:firstRowFirstColumn="0" w:firstRowLastColumn="0" w:lastRowFirstColumn="0" w:lastRowLastColumn="0"/>
+        </w:trPr>
+        <w:tc>
+          <w:tcPr>
+            <w:cnfStyle w:val="001000000000" w:firstRow="0" w:lastRow="0" w:firstColumn="1" w:lastColumn="0" w:oddVBand="0" w:evenVBand="0" w:oddHBand="0" w:evenHBand="0" w:firstRowFirstColumn="0" w:firstRowLastColumn="0" w:lastRowFirstColumn="0" w:lastRowLastColumn="0"/>
+            <w:tcW w:w="2003" w:type="dxa"/>
+            <w:vAlign w:val="center"/>
+          </w:tcPr>
+          <w:p>
+            <w:pPr>
+              <w:pStyle w:val="BodyText"/>
+              <w:jc w:val="center"/>
+            </w:pPr>
+          </w:p>
+          <w:p>
+            <w:pPr>
+              <w:pStyle w:val="BodyText"/>
+              <w:jc w:val="center"/>
+            </w:pPr>
+            <w:r>
+              <w:t>Извор</w:t>
+            </w:r>
+          </w:p>
+          <w:p>
+            <w:pPr>
+              <w:pStyle w:val="BodyText"/>
+              <w:jc w:val="center"/>
+            </w:pPr>
+          </w:p>
+        </w:tc>
+        <w:tc>
+          <w:tcPr>
+            <w:tcW w:w="2003" w:type="dxa"/>
+            <w:vAlign w:val="center"/>
+          </w:tcPr>
+          <w:p>
+            <w:pPr>
+              <w:pStyle w:val="BodyText"/>
+              <w:jc w:val="center"/>
+              <w:cnfStyle w:val="100000000000" w:firstRow="1" w:lastRow="0" w:firstColumn="0" w:lastColumn="0" w:oddVBand="0" w:evenVBand="0" w:oddHBand="0" w:evenHBand="0" w:firstRowFirstColumn="0" w:firstRowLastColumn="0" w:lastRowFirstColumn="0" w:lastRowLastColumn="0"/>
+            </w:pPr>
+            <w:r>
+              <w:t>Дестинација</w:t>
+            </w:r>
+          </w:p>
+        </w:tc>
+        <w:tc>
+          <w:tcPr>
+            <w:tcW w:w="2003" w:type="dxa"/>
+            <w:vAlign w:val="center"/>
+          </w:tcPr>
+          <w:p>
+            <w:pPr>
+              <w:pStyle w:val="BodyText"/>
+              <w:jc w:val="center"/>
+              <w:cnfStyle w:val="100000000000" w:firstRow="1" w:lastRow="0" w:firstColumn="0" w:lastColumn="0" w:oddVBand="0" w:evenVBand="0" w:oddHBand="0" w:evenHBand="0" w:firstRowFirstColumn="0" w:firstRowLastColumn="0" w:lastRowFirstColumn="0" w:lastRowLastColumn="0"/>
+            </w:pPr>
+            <w:r>
+              <w:t>Метод</w:t>
+            </w:r>
+          </w:p>
+        </w:tc>
+        <w:tc>
+          <w:tcPr>
+            <w:tcW w:w="2003" w:type="dxa"/>
+            <w:vAlign w:val="center"/>
+          </w:tcPr>
+          <w:p>
+            <w:pPr>
+              <w:pStyle w:val="BodyText"/>
+              <w:jc w:val="center"/>
+              <w:cnfStyle w:val="100000000000" w:firstRow="1" w:lastRow="0" w:firstColumn="0" w:lastColumn="0" w:oddVBand="0" w:evenVBand="0" w:oddHBand="0" w:evenHBand="0" w:firstRowFirstColumn="0" w:firstRowLastColumn="0" w:lastRowFirstColumn="0" w:lastRowLastColumn="0"/>
+            </w:pPr>
+            <w:r>
+              <w:t>Endpoint</w:t>
+            </w:r>
+          </w:p>
+        </w:tc>
+        <w:tc>
+          <w:tcPr>
+            <w:tcW w:w="2004" w:type="dxa"/>
+            <w:vAlign w:val="center"/>
+          </w:tcPr>
+          <w:p>
+            <w:pPr>
+              <w:pStyle w:val="BodyText"/>
+              <w:jc w:val="center"/>
+              <w:cnfStyle w:val="100000000000" w:firstRow="1" w:lastRow="0" w:firstColumn="0" w:lastColumn="0" w:oddVBand="0" w:evenVBand="0" w:oddHBand="0" w:evenHBand="0" w:firstRowFirstColumn="0" w:firstRowLastColumn="0" w:lastRowFirstColumn="0" w:lastRowLastColumn="0"/>
+            </w:pPr>
+            <w:r>
+              <w:t>Сврха</w:t>
+            </w:r>
+          </w:p>
+        </w:tc>
+      </w:tr>
+      <w:tr>
+        <w:trPr>
+          <w:cnfStyle w:val="000000100000" w:firstRow="0" w:lastRow="0" w:firstColumn="0" w:lastColumn="0" w:oddVBand="0" w:evenVBand="0" w:oddHBand="1" w:evenHBand="0" w:firstRowFirstColumn="0" w:firstRowLastColumn="0" w:lastRowFirstColumn="0" w:lastRowLastColumn="0"/>
+        </w:trPr>
+        <w:tc>
+          <w:tcPr>
+            <w:cnfStyle w:val="001000000000" w:firstRow="0" w:lastRow="0" w:firstColumn="1" w:lastColumn="0" w:oddVBand="0" w:evenVBand="0" w:oddHBand="0" w:evenHBand="0" w:firstRowFirstColumn="0" w:firstRowLastColumn="0" w:lastRowFirstColumn="0" w:lastRowLastColumn="0"/>
+            <w:tcW w:w="2003" w:type="dxa"/>
+            <w:vAlign w:val="center"/>
+          </w:tcPr>
+          <w:p>
+            <w:pPr>
+              <w:pStyle w:val="BodyText"/>
+              <w:jc w:val="center"/>
+            </w:pPr>
+            <w:r>
+              <w:t>UI</w:t>
+            </w:r>
+          </w:p>
+        </w:tc>
+        <w:tc>
+          <w:tcPr>
+            <w:tcW w:w="2003" w:type="dxa"/>
+            <w:vAlign w:val="center"/>
+          </w:tcPr>
+          <w:p>
+            <w:pPr>
+              <w:pStyle w:val="BodyText"/>
+              <w:jc w:val="center"/>
+              <w:cnfStyle w:val="000000100000" w:firstRow="0" w:lastRow="0" w:firstColumn="0" w:lastColumn="0" w:oddVBand="0" w:evenVBand="0" w:oddHBand="1" w:evenHBand="0" w:firstRowFirstColumn="0" w:firstRowLastColumn="0" w:lastRowFirstColumn="0" w:lastRowLastColumn="0"/>
+            </w:pPr>
+            <w:r>
+              <w:t>Gateway</w:t>
+            </w:r>
+          </w:p>
+        </w:tc>
+        <w:tc>
+          <w:tcPr>
+            <w:tcW w:w="2003" w:type="dxa"/>
+            <w:vAlign w:val="center"/>
+          </w:tcPr>
+          <w:p>
+            <w:pPr>
+              <w:pStyle w:val="BodyText"/>
+              <w:jc w:val="center"/>
+              <w:cnfStyle w:val="000000100000" w:firstRow="0" w:lastRow="0" w:firstColumn="0" w:lastColumn="0" w:oddVBand="0" w:evenVBand="0" w:oddHBand="1" w:evenHBand="0" w:firstRowFirstColumn="0" w:firstRowLastColumn="0" w:lastRowFirstColumn="0" w:lastRowLastColumn="0"/>
+            </w:pPr>
+            <w:r>
+              <w:t>POST</w:t>
+            </w:r>
+          </w:p>
+        </w:tc>
+        <w:tc>
+          <w:tcPr>
+            <w:tcW w:w="2003" w:type="dxa"/>
+            <w:vAlign w:val="center"/>
+          </w:tcPr>
+          <w:p>
+            <w:pPr>
+              <w:pStyle w:val="BodyText"/>
+              <w:jc w:val="center"/>
+              <w:cnfStyle w:val="000000100000" w:firstRow="0" w:lastRow="0" w:firstColumn="0" w:lastColumn="0" w:oddVBand="0" w:evenVBand="0" w:oddHBand="1" w:evenHBand="0" w:firstRowFirstColumn="0" w:firstRowLastColumn="0" w:lastRowFirstColumn="0" w:lastRowLastColumn="0"/>
+            </w:pPr>
+            <w:r>
+              <w:t>/api/auth/login</w:t>
+            </w:r>
+          </w:p>
+        </w:tc>
+        <w:tc>
+          <w:tcPr>
+            <w:tcW w:w="2004" w:type="dxa"/>
+            <w:vAlign w:val="center"/>
+          </w:tcPr>
+          <w:p>
+            <w:pPr>
+              <w:pStyle w:val="BodyText"/>
+              <w:jc w:val="center"/>
+              <w:cnfStyle w:val="000000100000" w:firstRow="0" w:lastRow="0" w:firstColumn="0" w:lastColumn="0" w:oddVBand="0" w:evenVBand="0" w:oddHBand="1" w:evenHBand="0" w:firstRowFirstColumn="0" w:firstRowLastColumn="0" w:lastRowFirstColumn="0" w:lastRowLastColumn="0"/>
+            </w:pPr>
+            <w:r>
+              <w:t xml:space="preserve">Login </w:t>
+            </w:r>
+            <w:r>
+              <w:t>корисника</w:t>
+            </w:r>
+          </w:p>
+        </w:tc>
+      </w:tr>
+      <w:tr>
+        <w:tc>
+          <w:tcPr>
+            <w:cnfStyle w:val="001000000000" w:firstRow="0" w:lastRow="0" w:firstColumn="1" w:lastColumn="0" w:oddVBand="0" w:evenVBand="0" w:oddHBand="0" w:evenHBand="0" w:firstRowFirstColumn="0" w:firstRowLastColumn="0" w:lastRowFirstColumn="0" w:lastRowLastColumn="0"/>
+            <w:tcW w:w="2003" w:type="dxa"/>
+            <w:vAlign w:val="center"/>
+          </w:tcPr>
+          <w:p>
+            <w:pPr>
+              <w:pStyle w:val="BodyText"/>
+              <w:jc w:val="center"/>
+            </w:pPr>
+            <w:r>
+              <w:lastRenderedPageBreak/>
+              <w:t>UI</w:t>
+            </w:r>
+          </w:p>
+        </w:tc>
+        <w:tc>
+          <w:tcPr>
+            <w:tcW w:w="2003" w:type="dxa"/>
+            <w:vAlign w:val="center"/>
+          </w:tcPr>
+          <w:p>
+            <w:pPr>
+              <w:pStyle w:val="BodyText"/>
+              <w:jc w:val="center"/>
+              <w:cnfStyle w:val="000000000000" w:firstRow="0" w:lastRow="0" w:firstColumn="0" w:lastColumn="0" w:oddVBand="0" w:evenVBand="0" w:oddHBand="0" w:evenHBand="0" w:firstRowFirstColumn="0" w:firstRowLastColumn="0" w:lastRowFirstColumn="0" w:lastRowLastColumn="0"/>
+            </w:pPr>
+            <w:r>
+              <w:t>Gateway</w:t>
+            </w:r>
+          </w:p>
+        </w:tc>
+        <w:tc>
+          <w:tcPr>
+            <w:tcW w:w="2003" w:type="dxa"/>
+            <w:vAlign w:val="center"/>
+          </w:tcPr>
+          <w:p>
+            <w:pPr>
+              <w:pStyle w:val="BodyText"/>
+              <w:jc w:val="center"/>
+              <w:cnfStyle w:val="000000000000" w:firstRow="0" w:lastRow="0" w:firstColumn="0" w:lastColumn="0" w:oddVBand="0" w:evenVBand="0" w:oddHBand="0" w:evenHBand="0" w:firstRowFirstColumn="0" w:firstRowLastColumn="0" w:lastRowFirstColumn="0" w:lastRowLastColumn="0"/>
+            </w:pPr>
+            <w:r>
+              <w:t>POST</w:t>
+            </w:r>
+          </w:p>
+        </w:tc>
+        <w:tc>
+          <w:tcPr>
+            <w:tcW w:w="2003" w:type="dxa"/>
+            <w:vAlign w:val="center"/>
+          </w:tcPr>
+          <w:p>
+            <w:pPr>
+              <w:pStyle w:val="BodyText"/>
+              <w:jc w:val="center"/>
+              <w:cnfStyle w:val="000000000000" w:firstRow="0" w:lastRow="0" w:firstColumn="0" w:lastColumn="0" w:oddVBand="0" w:evenVBand="0" w:oddHBand="0" w:evenHBand="0" w:firstRowFirstColumn="0" w:firstRowLastColumn="0" w:lastRowFirstColumn="0" w:lastRowLastColumn="0"/>
+            </w:pPr>
+            <w:r>
+              <w:t>/api/auth/register</w:t>
+            </w:r>
+          </w:p>
+        </w:tc>
+        <w:tc>
+          <w:tcPr>
+            <w:tcW w:w="2004" w:type="dxa"/>
+            <w:vAlign w:val="center"/>
+          </w:tcPr>
+          <w:p>
+            <w:pPr>
+              <w:pStyle w:val="BodyText"/>
+              <w:jc w:val="center"/>
+              <w:cnfStyle w:val="000000000000" w:firstRow="0" w:lastRow="0" w:firstColumn="0" w:lastColumn="0" w:oddVBand="0" w:evenVBand="0" w:oddHBand="0" w:evenHBand="0" w:firstRowFirstColumn="0" w:firstRowLastColumn="0" w:lastRowFirstColumn="0" w:lastRowLastColumn="0"/>
+            </w:pPr>
+            <w:r>
+              <w:t>Регистрација корисника</w:t>
+            </w:r>
+          </w:p>
+        </w:tc>
+      </w:tr>
+      <w:tr>
+        <w:trPr>
+          <w:cnfStyle w:val="000000100000" w:firstRow="0" w:lastRow="0" w:firstColumn="0" w:lastColumn="0" w:oddVBand="0" w:evenVBand="0" w:oddHBand="1" w:evenHBand="0" w:firstRowFirstColumn="0" w:firstRowLastColumn="0" w:lastRowFirstColumn="0" w:lastRowLastColumn="0"/>
+        </w:trPr>
+        <w:tc>
+          <w:tcPr>
+            <w:cnfStyle w:val="001000000000" w:firstRow="0" w:lastRow="0" w:firstColumn="1" w:lastColumn="0" w:oddVBand="0" w:evenVBand="0" w:oddHBand="0" w:evenHBand="0" w:firstRowFirstColumn="0" w:firstRowLastColumn="0" w:lastRowFirstColumn="0" w:lastRowLastColumn="0"/>
+            <w:tcW w:w="2003" w:type="dxa"/>
+            <w:vAlign w:val="center"/>
+          </w:tcPr>
+          <w:p>
+            <w:pPr>
+              <w:pStyle w:val="BodyText"/>
+              <w:jc w:val="center"/>
+            </w:pPr>
+            <w:r>
+              <w:t>UI</w:t>
+            </w:r>
+          </w:p>
+        </w:tc>
+        <w:tc>
+          <w:tcPr>
+            <w:tcW w:w="2003" w:type="dxa"/>
+            <w:vAlign w:val="center"/>
+          </w:tcPr>
+          <w:p>
+            <w:pPr>
+              <w:pStyle w:val="BodyText"/>
+              <w:jc w:val="center"/>
+              <w:cnfStyle w:val="000000100000" w:firstRow="0" w:lastRow="0" w:firstColumn="0" w:lastColumn="0" w:oddVBand="0" w:evenVBand="0" w:oddHBand="1" w:evenHBand="0" w:firstRowFirstColumn="0" w:firstRowLastColumn="0" w:lastRowFirstColumn="0" w:lastRowLastColumn="0"/>
+            </w:pPr>
+            <w:r>
+              <w:t>Gateway</w:t>
+            </w:r>
+          </w:p>
+        </w:tc>
+        <w:tc>
+          <w:tcPr>
+            <w:tcW w:w="2003" w:type="dxa"/>
+            <w:vAlign w:val="center"/>
+          </w:tcPr>
+          <w:p>
+            <w:pPr>
+              <w:pStyle w:val="BodyText"/>
+              <w:jc w:val="center"/>
+              <w:cnfStyle w:val="000000100000" w:firstRow="0" w:lastRow="0" w:firstColumn="0" w:lastColumn="0" w:oddVBand="0" w:evenVBand="0" w:oddHBand="1" w:evenHBand="0" w:firstRowFirstColumn="0" w:firstRowLastColumn="0" w:lastRowFirstColumn="0" w:lastRowLastColumn="0"/>
+            </w:pPr>
+            <w:r>
+              <w:t>GET</w:t>
+            </w:r>
+          </w:p>
+        </w:tc>
+        <w:tc>
+          <w:tcPr>
+            <w:tcW w:w="2003" w:type="dxa"/>
+            <w:vAlign w:val="center"/>
+          </w:tcPr>
+          <w:p>
+            <w:pPr>
+              <w:pStyle w:val="BodyText"/>
+              <w:jc w:val="center"/>
+              <w:cnfStyle w:val="000000100000" w:firstRow="0" w:lastRow="0" w:firstColumn="0" w:lastColumn="0" w:oddVBand="0" w:evenVBand="0" w:oddHBand="1" w:evenHBand="0" w:firstRowFirstColumn="0" w:firstRowLastColumn="0" w:lastRowFirstColumn="0" w:lastRowLastColumn="0"/>
+            </w:pPr>
+            <w:r>
+              <w:t>/api/books/booksAll</w:t>
+            </w:r>
+          </w:p>
+        </w:tc>
+        <w:tc>
+          <w:tcPr>
+            <w:tcW w:w="2004" w:type="dxa"/>
+            <w:vAlign w:val="center"/>
+          </w:tcPr>
+          <w:p>
+            <w:pPr>
+              <w:pStyle w:val="BodyText"/>
+              <w:jc w:val="center"/>
+              <w:cnfStyle w:val="000000100000" w:firstRow="0" w:lastRow="0" w:firstColumn="0" w:lastColumn="0" w:oddVBand="0" w:evenVBand="0" w:oddHBand="1" w:evenHBand="0" w:firstRowFirstColumn="0" w:firstRowLastColumn="0" w:lastRowFirstColumn="0" w:lastRowLastColumn="0"/>
+            </w:pPr>
+            <w:r>
+              <w:t>Дохватање свих књига</w:t>
+            </w:r>
+          </w:p>
+        </w:tc>
+      </w:tr>
+      <w:tr>
+        <w:tc>
+          <w:tcPr>
+            <w:cnfStyle w:val="001000000000" w:firstRow="0" w:lastRow="0" w:firstColumn="1" w:lastColumn="0" w:oddVBand="0" w:evenVBand="0" w:oddHBand="0" w:evenHBand="0" w:firstRowFirstColumn="0" w:firstRowLastColumn="0" w:lastRowFirstColumn="0" w:lastRowLastColumn="0"/>
+            <w:tcW w:w="2003" w:type="dxa"/>
+            <w:vAlign w:val="center"/>
+          </w:tcPr>
+          <w:p>
+            <w:pPr>
+              <w:pStyle w:val="BodyText"/>
+              <w:jc w:val="center"/>
+            </w:pPr>
+            <w:r>
+              <w:t>UI</w:t>
+            </w:r>
+          </w:p>
+        </w:tc>
+        <w:tc>
+          <w:tcPr>
+            <w:tcW w:w="2003" w:type="dxa"/>
+            <w:vAlign w:val="center"/>
+          </w:tcPr>
+          <w:p>
+            <w:pPr>
+              <w:pStyle w:val="BodyText"/>
+              <w:jc w:val="center"/>
+              <w:cnfStyle w:val="000000000000" w:firstRow="0" w:lastRow="0" w:firstColumn="0" w:lastColumn="0" w:oddVBand="0" w:evenVBand="0" w:oddHBand="0" w:evenHBand="0" w:firstRowFirstColumn="0" w:firstRowLastColumn="0" w:lastRowFirstColumn="0" w:lastRowLastColumn="0"/>
+            </w:pPr>
+            <w:r>
+              <w:t>Gateway</w:t>
+            </w:r>
+          </w:p>
+        </w:tc>
+        <w:tc>
+          <w:tcPr>
+            <w:tcW w:w="2003" w:type="dxa"/>
+            <w:vAlign w:val="center"/>
+          </w:tcPr>
+          <w:p>
+            <w:pPr>
+              <w:pStyle w:val="BodyText"/>
+              <w:jc w:val="center"/>
+              <w:cnfStyle w:val="000000000000" w:firstRow="0" w:lastRow="0" w:firstColumn="0" w:lastColumn="0" w:oddVBand="0" w:evenVBand="0" w:oddHBand="0" w:evenHBand="0" w:firstRowFirstColumn="0" w:firstRowLastColumn="0" w:lastRowFirstColumn="0" w:lastRowLastColumn="0"/>
+            </w:pPr>
+            <w:r>
+              <w:t>GET</w:t>
+            </w:r>
+          </w:p>
+        </w:tc>
+        <w:tc>
+          <w:tcPr>
+            <w:tcW w:w="2003" w:type="dxa"/>
+            <w:vAlign w:val="center"/>
+          </w:tcPr>
+          <w:p>
+            <w:pPr>
+              <w:pStyle w:val="BodyText"/>
+              <w:jc w:val="center"/>
+              <w:cnfStyle w:val="000000000000" w:firstRow="0" w:lastRow="0" w:firstColumn="0" w:lastColumn="0" w:oddVBand="0" w:evenVBand="0" w:oddHBand="0" w:evenHBand="0" w:firstRowFirstColumn="0" w:firstRowLastColumn="0" w:lastRowFirstColumn="0" w:lastRowLastColumn="0"/>
+            </w:pPr>
+            <w:r>
+              <w:t>/api/books/search</w:t>
+            </w:r>
+          </w:p>
+        </w:tc>
+        <w:tc>
+          <w:tcPr>
+            <w:tcW w:w="2004" w:type="dxa"/>
+            <w:vAlign w:val="center"/>
+          </w:tcPr>
+          <w:p>
+            <w:pPr>
+              <w:pStyle w:val="BodyText"/>
+              <w:jc w:val="center"/>
+              <w:cnfStyle w:val="000000000000" w:firstRow="0" w:lastRow="0" w:firstColumn="0" w:lastColumn="0" w:oddVBand="0" w:evenVBand="0" w:oddHBand="0" w:evenHBand="0" w:firstRowFirstColumn="0" w:firstRowLastColumn="0" w:lastRowFirstColumn="0" w:lastRowLastColumn="0"/>
+            </w:pPr>
+            <w:r>
+              <w:t>Претрага књига</w:t>
+            </w:r>
+          </w:p>
+        </w:tc>
+      </w:tr>
+      <w:tr>
+        <w:trPr>
+          <w:cnfStyle w:val="000000100000" w:firstRow="0" w:lastRow="0" w:firstColumn="0" w:lastColumn="0" w:oddVBand="0" w:evenVBand="0" w:oddHBand="1" w:evenHBand="0" w:firstRowFirstColumn="0" w:firstRowLastColumn="0" w:lastRowFirstColumn="0" w:lastRowLastColumn="0"/>
+        </w:trPr>
+        <w:tc>
+          <w:tcPr>
+            <w:cnfStyle w:val="001000000000" w:firstRow="0" w:lastRow="0" w:firstColumn="1" w:lastColumn="0" w:oddVBand="0" w:evenVBand="0" w:oddHBand="0" w:evenHBand="0" w:firstRowFirstColumn="0" w:firstRowLastColumn="0" w:lastRowFirstColumn="0" w:lastRowLastColumn="0"/>
+            <w:tcW w:w="2003" w:type="dxa"/>
+            <w:vAlign w:val="center"/>
+          </w:tcPr>
+          <w:p>
+            <w:pPr>
+              <w:pStyle w:val="BodyText"/>
+              <w:jc w:val="center"/>
+            </w:pPr>
+            <w:r>
+              <w:t>UI</w:t>
+            </w:r>
+          </w:p>
+        </w:tc>
+        <w:tc>
+          <w:tcPr>
+            <w:tcW w:w="2003" w:type="dxa"/>
+            <w:vAlign w:val="center"/>
+          </w:tcPr>
+          <w:p>
+            <w:pPr>
+              <w:pStyle w:val="BodyText"/>
+              <w:jc w:val="center"/>
+              <w:cnfStyle w:val="000000100000" w:firstRow="0" w:lastRow="0" w:firstColumn="0" w:lastColumn="0" w:oddVBand="0" w:evenVBand="0" w:oddHBand="1" w:evenHBand="0" w:firstRowFirstColumn="0" w:firstRowLastColumn="0" w:lastRowFirstColumn="0" w:lastRowLastColumn="0"/>
+            </w:pPr>
+            <w:r>
+              <w:t>Gateway</w:t>
+            </w:r>
+          </w:p>
+        </w:tc>
+        <w:tc>
+          <w:tcPr>
+            <w:tcW w:w="2003" w:type="dxa"/>
+            <w:vAlign w:val="center"/>
+          </w:tcPr>
+          <w:p>
+            <w:pPr>
+              <w:pStyle w:val="BodyText"/>
+              <w:jc w:val="center"/>
+              <w:cnfStyle w:val="000000100000" w:firstRow="0" w:lastRow="0" w:firstColumn="0" w:lastColumn="0" w:oddVBand="0" w:evenVBand="0" w:oddHBand="1" w:evenHBand="0" w:firstRowFirstColumn="0" w:firstRowLastColumn="0" w:lastRowFirstColumn="0" w:lastRowLastColumn="0"/>
+            </w:pPr>
+            <w:r>
+              <w:t>POST</w:t>
+            </w:r>
+          </w:p>
+        </w:tc>
+        <w:tc>
+          <w:tcPr>
+            <w:tcW w:w="2003" w:type="dxa"/>
+            <w:vAlign w:val="center"/>
+          </w:tcPr>
+          <w:p>
+            <w:pPr>
+              <w:pStyle w:val="BodyText"/>
+              <w:jc w:val="center"/>
+              <w:cnfStyle w:val="000000100000" w:firstRow="0" w:lastRow="0" w:firstColumn="0" w:lastColumn="0" w:oddVBand="0" w:evenVBand="0" w:oddHBand="1" w:evenHBand="0" w:firstRowFirstColumn="0" w:firstRowLastColumn="0" w:lastRowFirstColumn="0" w:lastRowLastColumn="0"/>
+            </w:pPr>
+            <w:r>
+              <w:t>/api/books/fetch</w:t>
+            </w:r>
+          </w:p>
+        </w:tc>
+        <w:tc>
+          <w:tcPr>
+            <w:tcW w:w="2004" w:type="dxa"/>
+            <w:vAlign w:val="center"/>
+          </w:tcPr>
+          <w:p>
+            <w:pPr>
+              <w:pStyle w:val="BodyText"/>
+              <w:jc w:val="center"/>
+              <w:cnfStyle w:val="000000100000" w:firstRow="0" w:lastRow="0" w:firstColumn="0" w:lastColumn="0" w:oddVBand="0" w:evenVBand="0" w:oddHBand="1" w:evenHBand="0" w:firstRowFirstColumn="0" w:firstRowLastColumn="0" w:lastRowFirstColumn="0" w:lastRowLastColumn="0"/>
+            </w:pPr>
+            <w:r>
+              <w:t>Дохватање књиге по</w:t>
+            </w:r>
+            <w:r>
+              <w:t xml:space="preserve"> ISBN</w:t>
+            </w:r>
+          </w:p>
+        </w:tc>
+      </w:tr>
+      <w:tr>
+        <w:tc>
+          <w:tcPr>
+            <w:cnfStyle w:val="001000000000" w:firstRow="0" w:lastRow="0" w:firstColumn="1" w:lastColumn="0" w:oddVBand="0" w:evenVBand="0" w:oddHBand="0" w:evenHBand="0" w:firstRowFirstColumn="0" w:firstRowLastColumn="0" w:lastRowFirstColumn="0" w:lastRowLastColumn="0"/>
+            <w:tcW w:w="2003" w:type="dxa"/>
+            <w:vAlign w:val="center"/>
+          </w:tcPr>
+          <w:p>
+            <w:pPr>
+              <w:pStyle w:val="BodyText"/>
+              <w:jc w:val="center"/>
+            </w:pPr>
+            <w:r>
+              <w:t>UI</w:t>
+            </w:r>
+          </w:p>
+        </w:tc>
+        <w:tc>
+          <w:tcPr>
+            <w:tcW w:w="2003" w:type="dxa"/>
+            <w:vAlign w:val="center"/>
+          </w:tcPr>
+          <w:p>
+            <w:pPr>
+              <w:pStyle w:val="BodyText"/>
+              <w:jc w:val="center"/>
+              <w:cnfStyle w:val="000000000000" w:firstRow="0" w:lastRow="0" w:firstColumn="0" w:lastColumn="0" w:oddVBand="0" w:evenVBand="0" w:oddHBand="0" w:evenHBand="0" w:firstRowFirstColumn="0" w:firstRowLastColumn="0" w:lastRowFirstColumn="0" w:lastRowLastColumn="0"/>
+            </w:pPr>
+            <w:r>
+              <w:t>Gateway</w:t>
+            </w:r>
+          </w:p>
+        </w:tc>
+        <w:tc>
+          <w:tcPr>
+            <w:tcW w:w="2003" w:type="dxa"/>
+            <w:vAlign w:val="center"/>
+          </w:tcPr>
+          <w:p>
+            <w:pPr>
+              <w:pStyle w:val="BodyText"/>
+              <w:jc w:val="center"/>
+              <w:cnfStyle w:val="000000000000" w:firstRow="0" w:lastRow="0" w:firstColumn="0" w:lastColumn="0" w:oddVBand="0" w:evenVBand="0" w:oddHBand="0" w:evenHBand="0" w:firstRowFirstColumn="0" w:firstRowLastColumn="0" w:lastRowFirstColumn="0" w:lastRowLastColumn="0"/>
+            </w:pPr>
+            <w:r>
+              <w:t>POST</w:t>
+            </w:r>
+          </w:p>
+        </w:tc>
+        <w:tc>
+          <w:tcPr>
+            <w:tcW w:w="2003" w:type="dxa"/>
+            <w:vAlign w:val="center"/>
+          </w:tcPr>
+          <w:p>
+            <w:pPr>
+              <w:pStyle w:val="BodyText"/>
+              <w:jc w:val="center"/>
+              <w:cnfStyle w:val="000000000000" w:firstRow="0" w:lastRow="0" w:firstColumn="0" w:lastColumn="0" w:oddVBand="0" w:evenVBand="0" w:oddHBand="0" w:evenHBand="0" w:firstRowFirstColumn="0" w:firstRowLastColumn="0" w:lastRowFirstColumn="0" w:lastRowLastColumn="0"/>
+            </w:pPr>
+            <w:r>
+              <w:t>/api/books/add</w:t>
+            </w:r>
+          </w:p>
+        </w:tc>
+        <w:tc>
+          <w:tcPr>
+            <w:tcW w:w="2004" w:type="dxa"/>
+            <w:vAlign w:val="center"/>
+          </w:tcPr>
+          <w:p>
+            <w:pPr>
+              <w:pStyle w:val="BodyText"/>
+              <w:jc w:val="center"/>
+              <w:cnfStyle w:val="000000000000" w:firstRow="0" w:lastRow="0" w:firstColumn="0" w:lastColumn="0" w:oddVBand="0" w:evenVBand="0" w:oddHBand="0" w:evenHBand="0" w:firstRowFirstColumn="0" w:firstRowLastColumn="0" w:lastRowFirstColumn="0" w:lastRowLastColumn="0"/>
+            </w:pPr>
+            <w:r>
+              <w:t>Додавање књиге (библиотекар)</w:t>
+            </w:r>
+          </w:p>
+        </w:tc>
+      </w:tr>
+      <w:tr>
+        <w:trPr>
+          <w:cnfStyle w:val="000000100000" w:firstRow="0" w:lastRow="0" w:firstColumn="0" w:lastColumn="0" w:oddVBand="0" w:evenVBand="0" w:oddHBand="1" w:evenHBand="0" w:firstRowFirstColumn="0" w:firstRowLastColumn="0" w:lastRowFirstColumn="0" w:lastRowLastColumn="0"/>
+        </w:trPr>
+        <w:tc>
+          <w:tcPr>
+            <w:cnfStyle w:val="001000000000" w:firstRow="0" w:lastRow="0" w:firstColumn="1" w:lastColumn="0" w:oddVBand="0" w:evenVBand="0" w:oddHBand="0" w:evenHBand="0" w:firstRowFirstColumn="0" w:firstRowLastColumn="0" w:lastRowFirstColumn="0" w:lastRowLastColumn="0"/>
+            <w:tcW w:w="2003" w:type="dxa"/>
+            <w:vAlign w:val="center"/>
+          </w:tcPr>
+          <w:p>
+            <w:pPr>
+              <w:pStyle w:val="BodyText"/>
+              <w:jc w:val="center"/>
+            </w:pPr>
+            <w:r>
+              <w:t>UI</w:t>
+            </w:r>
+          </w:p>
+        </w:tc>
+        <w:tc>
+          <w:tcPr>
+            <w:tcW w:w="2003" w:type="dxa"/>
+            <w:vAlign w:val="center"/>
+          </w:tcPr>
+          <w:p>
+            <w:pPr>
+              <w:pStyle w:val="BodyText"/>
+              <w:jc w:val="center"/>
+              <w:cnfStyle w:val="000000100000" w:firstRow="0" w:lastRow="0" w:firstColumn="0" w:lastColumn="0" w:oddVBand="0" w:evenVBand="0" w:oddHBand="1" w:evenHBand="0" w:firstRowFirstColumn="0" w:firstRowLastColumn="0" w:lastRowFirstColumn="0" w:lastRowLastColumn="0"/>
+            </w:pPr>
+            <w:r>
+              <w:t>Gateway</w:t>
+            </w:r>
+          </w:p>
+        </w:tc>
+        <w:tc>
+          <w:tcPr>
+            <w:tcW w:w="2003" w:type="dxa"/>
+            <w:vAlign w:val="center"/>
+          </w:tcPr>
+          <w:p>
+            <w:pPr>
+              <w:pStyle w:val="BodyText"/>
+              <w:jc w:val="center"/>
+              <w:cnfStyle w:val="000000100000" w:firstRow="0" w:lastRow="0" w:firstColumn="0" w:lastColumn="0" w:oddVBand="0" w:evenVBand="0" w:oddHBand="1" w:evenHBand="0" w:firstRowFirstColumn="0" w:firstRowLastColumn="0" w:lastRowFirstColumn="0" w:lastRowLastColumn="0"/>
+            </w:pPr>
+            <w:r>
+              <w:t>GET</w:t>
+            </w:r>
+          </w:p>
+        </w:tc>
+        <w:tc>
+          <w:tcPr>
+            <w:tcW w:w="2003" w:type="dxa"/>
+            <w:vAlign w:val="center"/>
+          </w:tcPr>
+          <w:p>
+            <w:pPr>
+              <w:pStyle w:val="BodyText"/>
+              <w:jc w:val="center"/>
+              <w:cnfStyle w:val="000000100000" w:firstRow="0" w:lastRow="0" w:firstColumn="0" w:lastColumn="0" w:oddVBand="0" w:evenVBand="0" w:oddHBand="1" w:evenHBand="0" w:firstRowFirstColumn="0" w:firstRowLastColumn="0" w:lastRowFirstColumn="0" w:lastRowLastColumn="0"/>
+            </w:pPr>
+            <w:r>
+              <w:t>/api/lendings</w:t>
+            </w:r>
+          </w:p>
+        </w:tc>
+        <w:tc>
+          <w:tcPr>
+            <w:tcW w:w="2004" w:type="dxa"/>
+            <w:vAlign w:val="center"/>
+          </w:tcPr>
+          <w:p>
+            <w:pPr>
+              <w:pStyle w:val="BodyText"/>
+              <w:jc w:val="center"/>
+              <w:cnfStyle w:val="000000100000" w:firstRow="0" w:lastRow="0" w:firstColumn="0" w:lastColumn="0" w:oddVBand="0" w:evenVBand="0" w:oddHBand="1" w:evenHBand="0" w:firstRowFirstColumn="0" w:firstRowLastColumn="0" w:lastRowFirstColumn="0" w:lastRowLastColumn="0"/>
+            </w:pPr>
+            <w:r>
+              <w:t>Дохватање свих позајмица</w:t>
+            </w:r>
+          </w:p>
+        </w:tc>
+      </w:tr>
+      <w:tr>
+        <w:tc>
+          <w:tcPr>
+            <w:cnfStyle w:val="001000000000" w:firstRow="0" w:lastRow="0" w:firstColumn="1" w:lastColumn="0" w:oddVBand="0" w:evenVBand="0" w:oddHBand="0" w:evenHBand="0" w:firstRowFirstColumn="0" w:firstRowLastColumn="0" w:lastRowFirstColumn="0" w:lastRowLastColumn="0"/>
+            <w:tcW w:w="2003" w:type="dxa"/>
+            <w:vAlign w:val="center"/>
+          </w:tcPr>
+          <w:p>
+            <w:pPr>
+              <w:pStyle w:val="BodyText"/>
+              <w:jc w:val="center"/>
+            </w:pPr>
+            <w:r>
+              <w:t>UI</w:t>
+            </w:r>
+          </w:p>
+        </w:tc>
+        <w:tc>
+          <w:tcPr>
+            <w:tcW w:w="2003" w:type="dxa"/>
+            <w:vAlign w:val="center"/>
+          </w:tcPr>
+          <w:p>
+            <w:pPr>
+              <w:pStyle w:val="BodyText"/>
+              <w:jc w:val="center"/>
+              <w:cnfStyle w:val="000000000000" w:firstRow="0" w:lastRow="0" w:firstColumn="0" w:lastColumn="0" w:oddVBand="0" w:evenVBand="0" w:oddHBand="0" w:evenHBand="0" w:firstRowFirstColumn="0" w:firstRowLastColumn="0" w:lastRowFirstColumn="0" w:lastRowLastColumn="0"/>
+            </w:pPr>
+            <w:r>
+              <w:t>Gateway</w:t>
+            </w:r>
+          </w:p>
+        </w:tc>
+        <w:tc>
+          <w:tcPr>
+            <w:tcW w:w="2003" w:type="dxa"/>
+            <w:vAlign w:val="center"/>
+          </w:tcPr>
+          <w:p>
+            <w:pPr>
+              <w:pStyle w:val="BodyText"/>
+              <w:jc w:val="center"/>
+              <w:cnfStyle w:val="000000000000" w:firstRow="0" w:lastRow="0" w:firstColumn="0" w:lastColumn="0" w:oddVBand="0" w:evenVBand="0" w:oddHBand="0" w:evenHBand="0" w:firstRowFirstColumn="0" w:firstRowLastColumn="0" w:lastRowFirstColumn="0" w:lastRowLastColumn="0"/>
+            </w:pPr>
+            <w:r>
+              <w:t>POST</w:t>
+            </w:r>
+          </w:p>
+        </w:tc>
+        <w:tc>
+          <w:tcPr>
+            <w:tcW w:w="2003" w:type="dxa"/>
+            <w:vAlign w:val="center"/>
+          </w:tcPr>
+          <w:p>
+            <w:pPr>
+              <w:pStyle w:val="BodyText"/>
+              <w:jc w:val="center"/>
+              <w:cnfStyle w:val="000000000000" w:firstRow="0" w:lastRow="0" w:firstColumn="0" w:lastColumn="0" w:oddVBand="0" w:evenVBand="0" w:oddHBand="0" w:evenHBand="0" w:firstRowFirstColumn="0" w:firstRowLastColumn="0" w:lastRowFirstColumn="0" w:lastRowLastColumn="0"/>
+            </w:pPr>
+            <w:r>
+              <w:t>/api/lendings/loanABook</w:t>
+            </w:r>
+          </w:p>
+        </w:tc>
+        <w:tc>
+          <w:tcPr>
+            <w:tcW w:w="2004" w:type="dxa"/>
+            <w:vAlign w:val="center"/>
+          </w:tcPr>
+          <w:p>
+            <w:pPr>
+              <w:pStyle w:val="BodyText"/>
+              <w:jc w:val="center"/>
+              <w:cnfStyle w:val="000000000000" w:firstRow="0" w:lastRow="0" w:firstColumn="0" w:lastColumn="0" w:oddVBand="0" w:evenVBand="0" w:oddHBand="0" w:evenHBand="0" w:firstRowFirstColumn="0" w:firstRowLastColumn="0" w:lastRowFirstColumn="0" w:lastRowLastColumn="0"/>
+            </w:pPr>
+            <w:r>
+              <w:t>Позајмљивање књиге</w:t>
+            </w:r>
+          </w:p>
+        </w:tc>
+      </w:tr>
+      <w:tr>
+        <w:trPr>
+          <w:cnfStyle w:val="000000100000" w:firstRow="0" w:lastRow="0" w:firstColumn="0" w:lastColumn="0" w:oddVBand="0" w:evenVBand="0" w:oddHBand="1" w:evenHBand="0" w:firstRowFirstColumn="0" w:firstRowLastColumn="0" w:lastRowFirstColumn="0" w:lastRowLastColumn="0"/>
+        </w:trPr>
+        <w:tc>
+          <w:tcPr>
+            <w:cnfStyle w:val="001000000000" w:firstRow="0" w:lastRow="0" w:firstColumn="1" w:lastColumn="0" w:oddVBand="0" w:evenVBand="0" w:oddHBand="0" w:evenHBand="0" w:firstRowFirstColumn="0" w:firstRowLastColumn="0" w:lastRowFirstColumn="0" w:lastRowLastColumn="0"/>
+            <w:tcW w:w="2003" w:type="dxa"/>
+            <w:vAlign w:val="center"/>
+          </w:tcPr>
+          <w:p>
+            <w:pPr>
+              <w:pStyle w:val="BodyText"/>
+              <w:jc w:val="center"/>
+            </w:pPr>
+            <w:r>
+              <w:t>UI</w:t>
+            </w:r>
+          </w:p>
+        </w:tc>
+        <w:tc>
+          <w:tcPr>
+            <w:tcW w:w="2003" w:type="dxa"/>
+            <w:vAlign w:val="center"/>
+          </w:tcPr>
+          <w:p>
+            <w:pPr>
+              <w:pStyle w:val="BodyText"/>
+              <w:jc w:val="center"/>
+              <w:cnfStyle w:val="000000100000" w:firstRow="0" w:lastRow="0" w:firstColumn="0" w:lastColumn="0" w:oddVBand="0" w:evenVBand="0" w:oddHBand="1" w:evenHBand="0" w:firstRowFirstColumn="0" w:firstRowLastColumn="0" w:lastRowFirstColumn="0" w:lastRowLastColumn="0"/>
+            </w:pPr>
+            <w:r>
+              <w:t>Gateway</w:t>
+            </w:r>
+          </w:p>
+        </w:tc>
+        <w:tc>
+          <w:tcPr>
+            <w:tcW w:w="2003" w:type="dxa"/>
+            <w:vAlign w:val="center"/>
+          </w:tcPr>
+          <w:p>
+            <w:pPr>
+              <w:pStyle w:val="BodyText"/>
+              <w:jc w:val="center"/>
+              <w:cnfStyle w:val="000000100000" w:firstRow="0" w:lastRow="0" w:firstColumn="0" w:lastColumn="0" w:oddVBand="0" w:evenVBand="0" w:oddHBand="1" w:evenHBand="0" w:firstRowFirstColumn="0" w:firstRowLastColumn="0" w:lastRowFirstColumn="0" w:lastRowLastColumn="0"/>
+            </w:pPr>
+            <w:r>
+              <w:t>DELETE</w:t>
+            </w:r>
+          </w:p>
+        </w:tc>
+        <w:tc>
+          <w:tcPr>
+            <w:tcW w:w="2003" w:type="dxa"/>
+            <w:vAlign w:val="center"/>
+          </w:tcPr>
+          <w:p>
+            <w:pPr>
+              <w:pStyle w:val="BodyText"/>
+              <w:jc w:val="center"/>
+              <w:cnfStyle w:val="000000100000" w:firstRow="0" w:lastRow="0" w:firstColumn="0" w:lastColumn="0" w:oddVBand="0" w:evenVBand="0" w:oddHBand="1" w:evenHBand="0" w:firstRowFirstColumn="0" w:firstRowLastColumn="0" w:lastRowFirstColumn="0" w:lastRowLastColumn="0"/>
+            </w:pPr>
+            <w:r>
+              <w:t>/api/lendings/delete/{id}</w:t>
+            </w:r>
+          </w:p>
+        </w:tc>
+        <w:tc>
+          <w:tcPr>
+            <w:tcW w:w="2004" w:type="dxa"/>
+            <w:vAlign w:val="center"/>
+          </w:tcPr>
+          <w:p>
+            <w:pPr>
+              <w:pStyle w:val="BodyText"/>
+              <w:jc w:val="center"/>
+              <w:cnfStyle w:val="000000100000" w:firstRow="0" w:lastRow="0" w:firstColumn="0" w:lastColumn="0" w:oddVBand="0" w:evenVBand="0" w:oddHBand="1" w:evenHBand="0" w:firstRowFirstColumn="0" w:firstRowLastColumn="0" w:lastRowFirstColumn="0" w:lastRowLastColumn="0"/>
+            </w:pPr>
+            <w:r>
+              <w:t>Враћање књиге</w:t>
+            </w:r>
+          </w:p>
+        </w:tc>
+      </w:tr>
+      <w:tr>
+        <w:tc>
+          <w:tcPr>
+            <w:cnfStyle w:val="001000000000" w:firstRow="0" w:lastRow="0" w:firstColumn="1" w:lastColumn="0" w:oddVBand="0" w:evenVBand="0" w:oddHBand="0" w:evenHBand="0" w:firstRowFirstColumn="0" w:firstRowLastColumn="0" w:lastRowFirstColumn="0" w:lastRowLastColumn="0"/>
+            <w:tcW w:w="2003" w:type="dxa"/>
+            <w:vAlign w:val="center"/>
+          </w:tcPr>
+          <w:p>
+            <w:pPr>
+              <w:pStyle w:val="BodyText"/>
+              <w:jc w:val="center"/>
+            </w:pPr>
+            <w:r>
+              <w:t>UI</w:t>
+            </w:r>
+          </w:p>
+        </w:tc>
+        <w:tc>
+          <w:tcPr>
+            <w:tcW w:w="2003" w:type="dxa"/>
+            <w:vAlign w:val="center"/>
+          </w:tcPr>
+          <w:p>
+            <w:pPr>
+              <w:pStyle w:val="BodyText"/>
+              <w:jc w:val="center"/>
+              <w:cnfStyle w:val="000000000000" w:firstRow="0" w:lastRow="0" w:firstColumn="0" w:lastColumn="0" w:oddVBand="0" w:evenVBand="0" w:oddHBand="0" w:evenHBand="0" w:firstRowFirstColumn="0" w:firstRowLastColumn="0" w:lastRowFirstColumn="0" w:lastRowLastColumn="0"/>
+            </w:pPr>
+            <w:r>
+              <w:t>Gateway</w:t>
+            </w:r>
+          </w:p>
+        </w:tc>
+        <w:tc>
+          <w:tcPr>
+            <w:tcW w:w="2003" w:type="dxa"/>
+            <w:vAlign w:val="center"/>
+          </w:tcPr>
+          <w:p>
+            <w:pPr>
+              <w:pStyle w:val="BodyText"/>
+              <w:jc w:val="center"/>
+              <w:cnfStyle w:val="000000000000" w:firstRow="0" w:lastRow="0" w:firstColumn="0" w:lastColumn="0" w:oddVBand="0" w:evenVBand="0" w:oddHBand="0" w:evenHBand="0" w:firstRowFirstColumn="0" w:firstRowLastColumn="0" w:lastRowFirstColumn="0" w:lastRowLastColumn="0"/>
+            </w:pPr>
+            <w:r>
+              <w:t>GET</w:t>
+            </w:r>
+          </w:p>
+        </w:tc>
+        <w:tc>
+          <w:tcPr>
+            <w:tcW w:w="2003" w:type="dxa"/>
+            <w:vAlign w:val="center"/>
+          </w:tcPr>
+          <w:p>
+            <w:pPr>
+              <w:pStyle w:val="BodyText"/>
+              <w:jc w:val="center"/>
+              <w:cnfStyle w:val="000000000000" w:firstRow="0" w:lastRow="0" w:firstColumn="0" w:lastColumn="0" w:oddVBand="0" w:evenVBand="0" w:oddHBand="0" w:evenHBand="0" w:firstRowFirstColumn="0" w:firstRowLastColumn="0" w:lastRowFirstColumn="0" w:lastRowLastColumn="0"/>
+            </w:pPr>
+            <w:r>
+              <w:t>/api/seats</w:t>
+            </w:r>
+          </w:p>
+        </w:tc>
+        <w:tc>
+          <w:tcPr>
+            <w:tcW w:w="2004" w:type="dxa"/>
+            <w:vAlign w:val="center"/>
+          </w:tcPr>
+          <w:p>
+            <w:pPr>
+              <w:pStyle w:val="BodyText"/>
+              <w:jc w:val="center"/>
+              <w:cnfStyle w:val="000000000000" w:firstRow="0" w:lastRow="0" w:firstColumn="0" w:lastColumn="0" w:oddVBand="0" w:evenVBand="0" w:oddHBand="0" w:evenHBand="0" w:firstRowFirstColumn="0" w:firstRowLastColumn="0" w:lastRowFirstColumn="0" w:lastRowLastColumn="0"/>
+            </w:pPr>
+            <w:r>
+              <w:t>Дохватање свих столова</w:t>
+            </w:r>
+          </w:p>
+        </w:tc>
+      </w:tr>
+      <w:tr>
+        <w:trPr>
+          <w:cnfStyle w:val="000000100000" w:firstRow="0" w:lastRow="0" w:firstColumn="0" w:lastColumn="0" w:oddVBand="0" w:evenVBand="0" w:oddHBand="1" w:evenHBand="0" w:firstRowFirstColumn="0" w:firstRowLastColumn="0" w:lastRowFirstColumn="0" w:lastRowLastColumn="0"/>
+        </w:trPr>
+        <w:tc>
+          <w:tcPr>
+            <w:cnfStyle w:val="001000000000" w:firstRow="0" w:lastRow="0" w:firstColumn="1" w:lastColumn="0" w:oddVBand="0" w:evenVBand="0" w:oddHBand="0" w:evenHBand="0" w:firstRowFirstColumn="0" w:firstRowLastColumn="0" w:lastRowFirstColumn="0" w:lastRowLastColumn="0"/>
+            <w:tcW w:w="2003" w:type="dxa"/>
+            <w:vAlign w:val="center"/>
+          </w:tcPr>
+          <w:p>
+            <w:pPr>
+              <w:pStyle w:val="BodyText"/>
+              <w:jc w:val="center"/>
+            </w:pPr>
+            <w:r>
+              <w:t>UI</w:t>
+            </w:r>
+          </w:p>
+        </w:tc>
+        <w:tc>
+          <w:tcPr>
+            <w:tcW w:w="2003" w:type="dxa"/>
+            <w:vAlign w:val="center"/>
+          </w:tcPr>
+          <w:p>
+            <w:pPr>
+              <w:pStyle w:val="BodyText"/>
+              <w:jc w:val="center"/>
+              <w:cnfStyle w:val="000000100000" w:firstRow="0" w:lastRow="0" w:firstColumn="0" w:lastColumn="0" w:oddVBand="0" w:evenVBand="0" w:oddHBand="1" w:evenHBand="0" w:firstRowFirstColumn="0" w:firstRowLastColumn="0" w:lastRowFirstColumn="0" w:lastRowLastColumn="0"/>
+            </w:pPr>
+            <w:r>
+              <w:t>Gateway</w:t>
+            </w:r>
+          </w:p>
+        </w:tc>
+        <w:tc>
+          <w:tcPr>
+            <w:tcW w:w="2003" w:type="dxa"/>
+            <w:vAlign w:val="center"/>
+          </w:tcPr>
+          <w:p>
+            <w:pPr>
+              <w:pStyle w:val="BodyText"/>
+              <w:jc w:val="center"/>
+              <w:cnfStyle w:val="000000100000" w:firstRow="0" w:lastRow="0" w:firstColumn="0" w:lastColumn="0" w:oddVBand="0" w:evenVBand="0" w:oddHBand="1" w:evenHBand="0" w:firstRowFirstColumn="0" w:firstRowLastColumn="0" w:lastRowFirstColumn="0" w:lastRowLastColumn="0"/>
+            </w:pPr>
+            <w:r>
+              <w:t>PUT</w:t>
+            </w:r>
+          </w:p>
+        </w:tc>
+        <w:tc>
+          <w:tcPr>
+            <w:tcW w:w="2003" w:type="dxa"/>
+            <w:vAlign w:val="center"/>
+          </w:tcPr>
+          <w:p>
+            <w:pPr>
+              <w:pStyle w:val="BodyText"/>
+              <w:jc w:val="center"/>
+              <w:cnfStyle w:val="000000100000" w:firstRow="0" w:lastRow="0" w:firstColumn="0" w:lastColumn="0" w:oddVBand="0" w:evenVBand="0" w:oddHBand="1" w:evenHBand="0" w:firstRowFirstColumn="0" w:firstRowLastColumn="0" w:lastRowFirstColumn="0" w:lastRowLastColumn="0"/>
+            </w:pPr>
+            <w:r>
+              <w:t>/api/seats/reserve</w:t>
+            </w:r>
+          </w:p>
+        </w:tc>
+        <w:tc>
+          <w:tcPr>
+            <w:tcW w:w="2004" w:type="dxa"/>
+            <w:vAlign w:val="center"/>
+          </w:tcPr>
+          <w:p>
+            <w:pPr>
+              <w:pStyle w:val="BodyText"/>
+              <w:jc w:val="center"/>
+              <w:cnfStyle w:val="000000100000" w:firstRow="0" w:lastRow="0" w:firstColumn="0" w:lastColumn="0" w:oddVBand="0" w:evenVBand="0" w:oddHBand="1" w:evenHBand="0" w:firstRowFirstColumn="0" w:firstRowLastColumn="0" w:lastRowFirstColumn="0" w:lastRowLastColumn="0"/>
+            </w:pPr>
+            <w:r>
+              <w:t>Резервација столова</w:t>
+            </w:r>
+          </w:p>
+        </w:tc>
+      </w:tr>
+      <w:tr>
+        <w:tc>
+          <w:tcPr>
+            <w:cnfStyle w:val="001000000000" w:firstRow="0" w:lastRow="0" w:firstColumn="1" w:lastColumn="0" w:oddVBand="0" w:evenVBand="0" w:oddHBand="0" w:evenHBand="0" w:firstRowFirstColumn="0" w:firstRowLastColumn="0" w:lastRowFirstColumn="0" w:lastRowLastColumn="0"/>
+            <w:tcW w:w="2003" w:type="dxa"/>
+            <w:vAlign w:val="center"/>
+          </w:tcPr>
+          <w:p>
+            <w:pPr>
+              <w:pStyle w:val="BodyText"/>
+              <w:jc w:val="center"/>
+            </w:pPr>
+            <w:r>
+              <w:t>UI</w:t>
+            </w:r>
+          </w:p>
+        </w:tc>
+        <w:tc>
+          <w:tcPr>
+            <w:tcW w:w="2003" w:type="dxa"/>
+            <w:vAlign w:val="center"/>
+          </w:tcPr>
+          <w:p>
+            <w:pPr>
+              <w:pStyle w:val="BodyText"/>
+              <w:jc w:val="center"/>
+              <w:cnfStyle w:val="000000000000" w:firstRow="0" w:lastRow="0" w:firstColumn="0" w:lastColumn="0" w:oddVBand="0" w:evenVBand="0" w:oddHBand="0" w:evenHBand="0" w:firstRowFirstColumn="0" w:firstRowLastColumn="0" w:lastRowFirstColumn="0" w:lastRowLastColumn="0"/>
+            </w:pPr>
+            <w:r>
+              <w:t>Gateway</w:t>
+            </w:r>
+          </w:p>
+        </w:tc>
+        <w:tc>
+          <w:tcPr>
+            <w:tcW w:w="2003" w:type="dxa"/>
+            <w:vAlign w:val="center"/>
+          </w:tcPr>
+          <w:p>
+            <w:pPr>
+              <w:pStyle w:val="BodyText"/>
+              <w:jc w:val="center"/>
+              <w:cnfStyle w:val="000000000000" w:firstRow="0" w:lastRow="0" w:firstColumn="0" w:lastColumn="0" w:oddVBand="0" w:evenVBand="0" w:oddHBand="0" w:evenHBand="0" w:firstRowFirstColumn="0" w:firstRowLastColumn="0" w:lastRowFirstColumn="0" w:lastRowLastColumn="0"/>
+            </w:pPr>
+            <w:r>
+              <w:t>PUT</w:t>
+            </w:r>
+          </w:p>
+        </w:tc>
+        <w:tc>
+          <w:tcPr>
+            <w:tcW w:w="2003" w:type="dxa"/>
+            <w:vAlign w:val="center"/>
+          </w:tcPr>
+          <w:p>
+            <w:pPr>
+              <w:pStyle w:val="BodyText"/>
+              <w:jc w:val="center"/>
+              <w:cnfStyle w:val="000000000000" w:firstRow="0" w:lastRow="0" w:firstColumn="0" w:lastColumn="0" w:oddVBand="0" w:evenVBand="0" w:oddHBand="0" w:evenHBand="0" w:firstRowFirstColumn="0" w:firstRowLastColumn="0" w:lastRowFirstColumn="0" w:lastRowLastColumn="0"/>
+            </w:pPr>
+            <w:r>
+              <w:t>/api/users /update</w:t>
+            </w:r>
+          </w:p>
+        </w:tc>
+        <w:tc>
+          <w:tcPr>
+            <w:tcW w:w="2004" w:type="dxa"/>
+            <w:vAlign w:val="center"/>
+          </w:tcPr>
+          <w:p>
+            <w:pPr>
+              <w:pStyle w:val="BodyText"/>
+              <w:jc w:val="center"/>
+              <w:cnfStyle w:val="000000000000" w:firstRow="0" w:lastRow="0" w:firstColumn="0" w:lastColumn="0" w:oddVBand="0" w:evenVBand="0" w:oddHBand="0" w:evenHBand="0" w:firstRowFirstColumn="0" w:firstRowLastColumn="0" w:lastRowFirstColumn="0" w:lastRowLastColumn="0"/>
+            </w:pPr>
+            <w:r>
+              <w:t>Ажурирање корисничких података</w:t>
+            </w:r>
+          </w:p>
+        </w:tc>
+      </w:tr>
+    </w:tbl>
+    <w:p>
+      <w:pPr>
         <w:pStyle w:val="BodyText"/>
-      </w:pPr>
-      <w:bookmarkStart w:id="8" w:name="_GoBack"/>
-      <w:bookmarkEnd w:id="8"/>
+        <w:jc w:val="center"/>
+      </w:pPr>
+    </w:p>
+    <w:p>
+      <w:pPr>
+        <w:pStyle w:val="Heading2"/>
+      </w:pPr>
+      <w:bookmarkStart w:id="10" w:name="_Toc233120122"/>
+      <w:r>
+        <w:t xml:space="preserve">Gateway </w:t>
+      </w:r>
+      <w:r>
+        <w:t>руте</w:t>
+      </w:r>
+      <w:bookmarkEnd w:id="10"/>
+    </w:p>
+    <w:p>
+      <w:pPr>
+        <w:pStyle w:val="BodyText"/>
+      </w:pPr>
+    </w:p>
+    <w:tbl>
+      <w:tblPr>
+        <w:tblStyle w:val="LightShading"/>
+        <w:tblW w:w="0" w:type="auto"/>
+        <w:tblLook w:val="04A0" w:firstRow="1" w:lastRow="0" w:firstColumn="1" w:lastColumn="0" w:noHBand="0" w:noVBand="1"/>
+      </w:tblPr>
+      <w:tblGrid>
+        <w:gridCol w:w="3701"/>
+        <w:gridCol w:w="3344"/>
+        <w:gridCol w:w="2971"/>
+      </w:tblGrid>
+      <w:tr>
+        <w:trPr>
+          <w:cnfStyle w:val="100000000000" w:firstRow="1" w:lastRow="0" w:firstColumn="0" w:lastColumn="0" w:oddVBand="0" w:evenVBand="0" w:oddHBand="0" w:evenHBand="0" w:firstRowFirstColumn="0" w:firstRowLastColumn="0" w:lastRowFirstColumn="0" w:lastRowLastColumn="0"/>
+        </w:trPr>
+        <w:tc>
+          <w:tcPr>
+            <w:cnfStyle w:val="001000000000" w:firstRow="0" w:lastRow="0" w:firstColumn="1" w:lastColumn="0" w:oddVBand="0" w:evenVBand="0" w:oddHBand="0" w:evenHBand="0" w:firstRowFirstColumn="0" w:firstRowLastColumn="0" w:lastRowFirstColumn="0" w:lastRowLastColumn="0"/>
+            <w:tcW w:w="3701" w:type="dxa"/>
+            <w:vAlign w:val="center"/>
+          </w:tcPr>
+          <w:p>
+            <w:pPr>
+              <w:pStyle w:val="BodyText"/>
+              <w:jc w:val="center"/>
+            </w:pPr>
+            <w:r>
+              <w:t>Рута</w:t>
+            </w:r>
+          </w:p>
+        </w:tc>
+        <w:tc>
+          <w:tcPr>
+            <w:tcW w:w="3344" w:type="dxa"/>
+            <w:vAlign w:val="center"/>
+          </w:tcPr>
+          <w:p>
+            <w:pPr>
+              <w:pStyle w:val="BodyText"/>
+              <w:jc w:val="center"/>
+              <w:cnfStyle w:val="100000000000" w:firstRow="1" w:lastRow="0" w:firstColumn="0" w:lastColumn="0" w:oddVBand="0" w:evenVBand="0" w:oddHBand="0" w:evenHBand="0" w:firstRowFirstColumn="0" w:firstRowLastColumn="0" w:lastRowFirstColumn="0" w:lastRowLastColumn="0"/>
+            </w:pPr>
+            <w:r>
+              <w:t>Сервис</w:t>
+            </w:r>
+          </w:p>
+        </w:tc>
+        <w:tc>
+          <w:tcPr>
+            <w:tcW w:w="2971" w:type="dxa"/>
+            <w:vAlign w:val="center"/>
+          </w:tcPr>
+          <w:p>
+            <w:pPr>
+              <w:pStyle w:val="BodyText"/>
+              <w:jc w:val="center"/>
+              <w:cnfStyle w:val="100000000000" w:firstRow="1" w:lastRow="0" w:firstColumn="0" w:lastColumn="0" w:oddVBand="0" w:evenVBand="0" w:oddHBand="0" w:evenHBand="0" w:firstRowFirstColumn="0" w:firstRowLastColumn="0" w:lastRowFirstColumn="0" w:lastRowLastColumn="0"/>
+            </w:pPr>
+            <w:r>
+              <w:t>Порт</w:t>
+            </w:r>
+          </w:p>
+        </w:tc>
+      </w:tr>
+      <w:tr>
+        <w:trPr>
+          <w:cnfStyle w:val="000000100000" w:firstRow="0" w:lastRow="0" w:firstColumn="0" w:lastColumn="0" w:oddVBand="0" w:evenVBand="0" w:oddHBand="1" w:evenHBand="0" w:firstRowFirstColumn="0" w:firstRowLastColumn="0" w:lastRowFirstColumn="0" w:lastRowLastColumn="0"/>
+        </w:trPr>
+        <w:tc>
+          <w:tcPr>
+            <w:cnfStyle w:val="001000000000" w:firstRow="0" w:lastRow="0" w:firstColumn="1" w:lastColumn="0" w:oddVBand="0" w:evenVBand="0" w:oddHBand="0" w:evenHBand="0" w:firstRowFirstColumn="0" w:firstRowLastColumn="0" w:lastRowFirstColumn="0" w:lastRowLastColumn="0"/>
+            <w:tcW w:w="3701" w:type="dxa"/>
+            <w:vAlign w:val="center"/>
+          </w:tcPr>
+          <w:p>
+            <w:pPr>
+              <w:pStyle w:val="BodyText"/>
+              <w:jc w:val="center"/>
+            </w:pPr>
+            <w:r>
+              <w:t>/api/auth/**</w:t>
+            </w:r>
+          </w:p>
+        </w:tc>
+        <w:tc>
+          <w:tcPr>
+            <w:tcW w:w="3344" w:type="dxa"/>
+            <w:vAlign w:val="center"/>
+          </w:tcPr>
+          <w:p>
+            <w:pPr>
+              <w:pStyle w:val="BodyText"/>
+              <w:jc w:val="center"/>
+              <w:cnfStyle w:val="000000100000" w:firstRow="0" w:lastRow="0" w:firstColumn="0" w:lastColumn="0" w:oddVBand="0" w:evenVBand="0" w:oddHBand="1" w:evenHBand="0" w:firstRowFirstColumn="0" w:firstRowLastColumn="0" w:lastRowFirstColumn="0" w:lastRowLastColumn="0"/>
+            </w:pPr>
+            <w:r>
+              <w:t>User Service</w:t>
+            </w:r>
+          </w:p>
+        </w:tc>
+        <w:tc>
+          <w:tcPr>
+            <w:tcW w:w="2971" w:type="dxa"/>
+            <w:vAlign w:val="center"/>
+          </w:tcPr>
+          <w:p>
+            <w:pPr>
+              <w:pStyle w:val="BodyText"/>
+              <w:jc w:val="center"/>
+              <w:cnfStyle w:val="000000100000" w:firstRow="0" w:lastRow="0" w:firstColumn="0" w:lastColumn="0" w:oddVBand="0" w:evenVBand="0" w:oddHBand="1" w:evenHBand="0" w:firstRowFirstColumn="0" w:firstRowLastColumn="0" w:lastRowFirstColumn="0" w:lastRowLastColumn="0"/>
+            </w:pPr>
+            <w:r>
+              <w:t>8081</w:t>
+            </w:r>
+          </w:p>
+        </w:tc>
+      </w:tr>
+      <w:tr>
+        <w:tc>
+          <w:tcPr>
+            <w:cnfStyle w:val="001000000000" w:firstRow="0" w:lastRow="0" w:firstColumn="1" w:lastColumn="0" w:oddVBand="0" w:evenVBand="0" w:oddHBand="0" w:evenHBand="0" w:firstRowFirstColumn="0" w:firstRowLastColumn="0" w:lastRowFirstColumn="0" w:lastRowLastColumn="0"/>
+            <w:tcW w:w="3701" w:type="dxa"/>
+            <w:vAlign w:val="center"/>
+          </w:tcPr>
+          <w:p>
+            <w:pPr>
+              <w:pStyle w:val="BodyText"/>
+              <w:jc w:val="center"/>
+            </w:pPr>
+            <w:r>
+              <w:t>/api/users/**</w:t>
+            </w:r>
+          </w:p>
+        </w:tc>
+        <w:tc>
+          <w:tcPr>
+            <w:tcW w:w="3344" w:type="dxa"/>
+            <w:vAlign w:val="center"/>
+          </w:tcPr>
+          <w:p>
+            <w:pPr>
+              <w:pStyle w:val="BodyText"/>
+              <w:jc w:val="center"/>
+              <w:cnfStyle w:val="000000000000" w:firstRow="0" w:lastRow="0" w:firstColumn="0" w:lastColumn="0" w:oddVBand="0" w:evenVBand="0" w:oddHBand="0" w:evenHBand="0" w:firstRowFirstColumn="0" w:firstRowLastColumn="0" w:lastRowFirstColumn="0" w:lastRowLastColumn="0"/>
+            </w:pPr>
+            <w:r>
+              <w:t>User Service</w:t>
+            </w:r>
+          </w:p>
+        </w:tc>
+        <w:tc>
+          <w:tcPr>
+            <w:tcW w:w="2971" w:type="dxa"/>
+            <w:vAlign w:val="center"/>
+          </w:tcPr>
+          <w:p>
+            <w:pPr>
+              <w:pStyle w:val="BodyText"/>
+              <w:jc w:val="center"/>
+              <w:cnfStyle w:val="000000000000" w:firstRow="0" w:lastRow="0" w:firstColumn="0" w:lastColumn="0" w:oddVBand="0" w:evenVBand="0" w:oddHBand="0" w:evenHBand="0" w:firstRowFirstColumn="0" w:firstRowLastColumn="0" w:lastRowFirstColumn="0" w:lastRowLastColumn="0"/>
+            </w:pPr>
+            <w:r>
+              <w:t>8081</w:t>
+            </w:r>
+          </w:p>
+        </w:tc>
+      </w:tr>
+      <w:tr>
+        <w:trPr>
+          <w:cnfStyle w:val="000000100000" w:firstRow="0" w:lastRow="0" w:firstColumn="0" w:lastColumn="0" w:oddVBand="0" w:evenVBand="0" w:oddHBand="1" w:evenHBand="0" w:firstRowFirstColumn="0" w:firstRowLastColumn="0" w:lastRowFirstColumn="0" w:lastRowLastColumn="0"/>
+        </w:trPr>
+        <w:tc>
+          <w:tcPr>
+            <w:cnfStyle w:val="001000000000" w:firstRow="0" w:lastRow="0" w:firstColumn="1" w:lastColumn="0" w:oddVBand="0" w:evenVBand="0" w:oddHBand="0" w:evenHBand="0" w:firstRowFirstColumn="0" w:firstRowLastColumn="0" w:lastRowFirstColumn="0" w:lastRowLastColumn="0"/>
+            <w:tcW w:w="3701" w:type="dxa"/>
+            <w:vAlign w:val="center"/>
+          </w:tcPr>
+          <w:p>
+            <w:pPr>
+              <w:pStyle w:val="BodyText"/>
+              <w:jc w:val="center"/>
+            </w:pPr>
+            <w:r>
+              <w:t>/api/books/**</w:t>
+            </w:r>
+          </w:p>
+        </w:tc>
+        <w:tc>
+          <w:tcPr>
+            <w:tcW w:w="3344" w:type="dxa"/>
+            <w:vAlign w:val="center"/>
+          </w:tcPr>
+          <w:p>
+            <w:pPr>
+              <w:pStyle w:val="BodyText"/>
+              <w:jc w:val="center"/>
+              <w:cnfStyle w:val="000000100000" w:firstRow="0" w:lastRow="0" w:firstColumn="0" w:lastColumn="0" w:oddVBand="0" w:evenVBand="0" w:oddHBand="1" w:evenHBand="0" w:firstRowFirstColumn="0" w:firstRowLastColumn="0" w:lastRowFirstColumn="0" w:lastRowLastColumn="0"/>
+            </w:pPr>
+            <w:r>
+              <w:t>Library Management Setvice</w:t>
+            </w:r>
+          </w:p>
+        </w:tc>
+        <w:tc>
+          <w:tcPr>
+            <w:tcW w:w="2971" w:type="dxa"/>
+            <w:vAlign w:val="center"/>
+          </w:tcPr>
+          <w:p>
+            <w:pPr>
+              <w:pStyle w:val="BodyText"/>
+              <w:jc w:val="center"/>
+              <w:cnfStyle w:val="000000100000" w:firstRow="0" w:lastRow="0" w:firstColumn="0" w:lastColumn="0" w:oddVBand="0" w:evenVBand="0" w:oddHBand="1" w:evenHBand="0" w:firstRowFirstColumn="0" w:firstRowLastColumn="0" w:lastRowFirstColumn="0" w:lastRowLastColumn="0"/>
+            </w:pPr>
+            <w:r>
+              <w:t>8082</w:t>
+            </w:r>
+          </w:p>
+        </w:tc>
+      </w:tr>
+      <w:tr>
+        <w:tc>
+          <w:tcPr>
+            <w:cnfStyle w:val="001000000000" w:firstRow="0" w:lastRow="0" w:firstColumn="1" w:lastColumn="0" w:oddVBand="0" w:evenVBand="0" w:oddHBand="0" w:evenHBand="0" w:firstRowFirstColumn="0" w:firstRowLastColumn="0" w:lastRowFirstColumn="0" w:lastRowLastColumn="0"/>
+            <w:tcW w:w="3701" w:type="dxa"/>
+            <w:vAlign w:val="center"/>
+          </w:tcPr>
+          <w:p>
+            <w:pPr>
+              <w:pStyle w:val="BodyText"/>
+              <w:jc w:val="center"/>
+            </w:pPr>
+            <w:r>
+              <w:t>/api/lendings/**</w:t>
+            </w:r>
+          </w:p>
+        </w:tc>
+        <w:tc>
+          <w:tcPr>
+            <w:tcW w:w="3344" w:type="dxa"/>
+            <w:vAlign w:val="center"/>
+          </w:tcPr>
+          <w:p>
+            <w:pPr>
+              <w:pStyle w:val="BodyText"/>
+              <w:jc w:val="center"/>
+              <w:cnfStyle w:val="000000000000" w:firstRow="0" w:lastRow="0" w:firstColumn="0" w:lastColumn="0" w:oddVBand="0" w:evenVBand="0" w:oddHBand="0" w:evenHBand="0" w:firstRowFirstColumn="0" w:firstRowLastColumn="0" w:lastRowFirstColumn="0" w:lastRowLastColumn="0"/>
+            </w:pPr>
+            <w:r>
+              <w:t>Loan Management Service</w:t>
+            </w:r>
+          </w:p>
+        </w:tc>
+        <w:tc>
+          <w:tcPr>
+            <w:tcW w:w="2971" w:type="dxa"/>
+            <w:vAlign w:val="center"/>
+          </w:tcPr>
+          <w:p>
+            <w:pPr>
+              <w:pStyle w:val="BodyText"/>
+              <w:jc w:val="center"/>
+              <w:cnfStyle w:val="000000000000" w:firstRow="0" w:lastRow="0" w:firstColumn="0" w:lastColumn="0" w:oddVBand="0" w:evenVBand="0" w:oddHBand="0" w:evenHBand="0" w:firstRowFirstColumn="0" w:firstRowLastColumn="0" w:lastRowFirstColumn="0" w:lastRowLastColumn="0"/>
+            </w:pPr>
+            <w:r>
+              <w:t>8083</w:t>
+            </w:r>
+          </w:p>
+        </w:tc>
+      </w:tr>
+      <w:tr>
+        <w:trPr>
+          <w:cnfStyle w:val="000000100000" w:firstRow="0" w:lastRow="0" w:firstColumn="0" w:lastColumn="0" w:oddVBand="0" w:evenVBand="0" w:oddHBand="1" w:evenHBand="0" w:firstRowFirstColumn="0" w:firstRowLastColumn="0" w:lastRowFirstColumn="0" w:lastRowLastColumn="0"/>
+          <w:trHeight w:val="80"/>
+        </w:trPr>
+        <w:tc>
+          <w:tcPr>
+            <w:cnfStyle w:val="001000000000" w:firstRow="0" w:lastRow="0" w:firstColumn="1" w:lastColumn="0" w:oddVBand="0" w:evenVBand="0" w:oddHBand="0" w:evenHBand="0" w:firstRowFirstColumn="0" w:firstRowLastColumn="0" w:lastRowFirstColumn="0" w:lastRowLastColumn="0"/>
+            <w:tcW w:w="3701" w:type="dxa"/>
+            <w:vAlign w:val="center"/>
+          </w:tcPr>
+          <w:p>
+            <w:pPr>
+              <w:pStyle w:val="BodyText"/>
+              <w:jc w:val="center"/>
+            </w:pPr>
+            <w:r>
+              <w:t>/api/seats/**</w:t>
+            </w:r>
+          </w:p>
+        </w:tc>
+        <w:tc>
+          <w:tcPr>
+            <w:tcW w:w="3344" w:type="dxa"/>
+            <w:vAlign w:val="center"/>
+          </w:tcPr>
+          <w:p>
+            <w:pPr>
+              <w:pStyle w:val="BodyText"/>
+              <w:jc w:val="center"/>
+              <w:cnfStyle w:val="000000100000" w:firstRow="0" w:lastRow="0" w:firstColumn="0" w:lastColumn="0" w:oddVBand="0" w:evenVBand="0" w:oddHBand="1" w:evenHBand="0" w:firstRowFirstColumn="0" w:firstRowLastColumn="0" w:lastRowFirstColumn="0" w:lastRowLastColumn="0"/>
+            </w:pPr>
+            <w:r>
+              <w:t>Seat</w:t>
+            </w:r>
+            <w:r>
+              <w:t xml:space="preserve"> Management Service</w:t>
+            </w:r>
+          </w:p>
+        </w:tc>
+        <w:tc>
+          <w:tcPr>
+            <w:tcW w:w="2971" w:type="dxa"/>
+            <w:vAlign w:val="center"/>
+          </w:tcPr>
+          <w:p>
+            <w:pPr>
+              <w:pStyle w:val="BodyText"/>
+              <w:jc w:val="center"/>
+              <w:cnfStyle w:val="000000100000" w:firstRow="0" w:lastRow="0" w:firstColumn="0" w:lastColumn="0" w:oddVBand="0" w:evenVBand="0" w:oddHBand="1" w:evenHBand="0" w:firstRowFirstColumn="0" w:firstRowLastColumn="0" w:lastRowFirstColumn="0" w:lastRowLastColumn="0"/>
+            </w:pPr>
+            <w:r>
+              <w:t>8084</w:t>
+            </w:r>
+          </w:p>
+        </w:tc>
+      </w:tr>
+      <w:tr>
+        <w:tc>
+          <w:tcPr>
+            <w:cnfStyle w:val="001000000000" w:firstRow="0" w:lastRow="0" w:firstColumn="1" w:lastColumn="0" w:oddVBand="0" w:evenVBand="0" w:oddHBand="0" w:evenHBand="0" w:firstRowFirstColumn="0" w:firstRowLastColumn="0" w:lastRowFirstColumn="0" w:lastRowLastColumn="0"/>
+            <w:tcW w:w="3701" w:type="dxa"/>
+            <w:vAlign w:val="center"/>
+          </w:tcPr>
+          <w:p>
+            <w:pPr>
+              <w:pStyle w:val="BodyText"/>
+              <w:jc w:val="center"/>
+            </w:pPr>
+            <w:r>
+              <w:t>/**</w:t>
+            </w:r>
+          </w:p>
+        </w:tc>
+        <w:tc>
+          <w:tcPr>
+            <w:tcW w:w="3344" w:type="dxa"/>
+            <w:vAlign w:val="center"/>
+          </w:tcPr>
+          <w:p>
+            <w:pPr>
+              <w:pStyle w:val="BodyText"/>
+              <w:jc w:val="center"/>
+              <w:cnfStyle w:val="000000000000" w:firstRow="0" w:lastRow="0" w:firstColumn="0" w:lastColumn="0" w:oddVBand="0" w:evenVBand="0" w:oddHBand="0" w:evenHBand="0" w:firstRowFirstColumn="0" w:firstRowLastColumn="0" w:lastRowFirstColumn="0" w:lastRowLastColumn="0"/>
+            </w:pPr>
+            <w:r>
+              <w:t>UI Service</w:t>
+            </w:r>
+          </w:p>
+        </w:tc>
+        <w:tc>
+          <w:tcPr>
+            <w:tcW w:w="2971" w:type="dxa"/>
+            <w:vAlign w:val="center"/>
+          </w:tcPr>
+          <w:p>
+            <w:pPr>
+              <w:pStyle w:val="BodyText"/>
+              <w:jc w:val="center"/>
+              <w:cnfStyle w:val="000000000000" w:firstRow="0" w:lastRow="0" w:firstColumn="0" w:lastColumn="0" w:oddVBand="0" w:evenVBand="0" w:oddHBand="0" w:evenHBand="0" w:firstRowFirstColumn="0" w:firstRowLastColumn="0" w:lastRowFirstColumn="0" w:lastRowLastColumn="0"/>
+            </w:pPr>
+            <w:r>
+              <w:t>8017</w:t>
+            </w:r>
+          </w:p>
+        </w:tc>
+      </w:tr>
+    </w:tbl>
+    <w:p>
+      <w:pPr>
+        <w:pStyle w:val="BodyText"/>
+      </w:pPr>
+    </w:p>
+    <w:p>
+      <w:pPr>
+        <w:pStyle w:val="Heading2"/>
+      </w:pPr>
+      <w:bookmarkStart w:id="11" w:name="_Toc233120123"/>
+      <w:r>
+        <w:t>Комуникација између миркосервиса</w:t>
+      </w:r>
+      <w:bookmarkEnd w:id="11"/>
+      <w:r>
+        <w:t xml:space="preserve">  </w:t>
+      </w:r>
+    </w:p>
+    <w:p>
+      <w:pPr>
+        <w:pStyle w:val="BodyText"/>
+      </w:pPr>
+    </w:p>
+    <w:p>
+      <w:pPr>
+        <w:pStyle w:val="BodyText"/>
+      </w:pPr>
+      <w:r>
+        <w:t xml:space="preserve">Комуникација између миркосервиса  је остварена кроз </w:t>
+      </w:r>
+      <w:r>
+        <w:t>OpenFeign</w:t>
+      </w:r>
+      <w:r>
+        <w:t xml:space="preserve"> клијенте.</w:t>
+      </w:r>
+    </w:p>
+    <w:p>
+      <w:pPr>
+        <w:pStyle w:val="ListParagraph"/>
+      </w:pPr>
+      <w:r>
+        <w:t xml:space="preserve">1. </w:t>
+      </w:r>
+      <w:r>
+        <w:t>UI Service -&gt; User Service</w:t>
+      </w:r>
+      <w:r>
+        <w:t xml:space="preserve"> (via Gateway)</w:t>
+      </w:r>
+    </w:p>
+    <w:p>
+      <w:pPr>
+        <w:pStyle w:val="BodyText"/>
+      </w:pPr>
+    </w:p>
+    <w:p>
+      <w:pPr>
+        <w:pStyle w:val="BodyText"/>
+      </w:pPr>
+      <w:r>
+        <w:rPr>
+          <w:noProof/>
+        </w:rPr>
+        <w:drawing>
+          <wp:inline distT="0" distB="0" distL="0" distR="0" wp14:anchorId="341C518E" wp14:editId="3D718103">
+            <wp:extent cx="3358630" cy="1666875"/>
+            <wp:effectExtent l="0" t="0" r="0" b="0"/>
+            <wp:docPr id="39" name="Picture 39"/>
+            <wp:cNvGraphicFramePr>
+              <a:graphicFrameLocks xmlns:a="http://schemas.openxmlformats.org/drawingml/2006/main" noChangeAspect="1"/>
+            </wp:cNvGraphicFramePr>
+            <a:graphic xmlns:a="http://schemas.openxmlformats.org/drawingml/2006/main">
+              <a:graphicData uri="http://schemas.openxmlformats.org/drawingml/2006/picture">
+                <pic:pic xmlns:pic="http://schemas.openxmlformats.org/drawingml/2006/picture">
+                  <pic:nvPicPr>
+                    <pic:cNvPr id="0" name=""/>
+                    <pic:cNvPicPr/>
+                  </pic:nvPicPr>
+                  <pic:blipFill>
+                    <a:blip r:embed="rId22"/>
+                    <a:stretch>
+                      <a:fillRect/>
+                    </a:stretch>
+                  </pic:blipFill>
+                  <pic:spPr>
+                    <a:xfrm>
+                      <a:off x="0" y="0"/>
+                      <a:ext cx="3358630" cy="1666875"/>
+                    </a:xfrm>
+                    <a:prstGeom prst="rect">
+                      <a:avLst/>
+                    </a:prstGeom>
+                  </pic:spPr>
+                </pic:pic>
+              </a:graphicData>
+            </a:graphic>
+          </wp:inline>
+        </w:drawing>
+      </w:r>
+    </w:p>
+    <w:p>
+      <w:pPr>
+        <w:pStyle w:val="BodyText"/>
+      </w:pPr>
+    </w:p>
+    <w:p>
+      <w:pPr>
+        <w:pStyle w:val="ListParagraph"/>
+      </w:pPr>
+      <w:r>
+        <w:t xml:space="preserve">2. </w:t>
+      </w:r>
+      <w:r>
+        <w:t xml:space="preserve">-&gt; </w:t>
+      </w:r>
+      <w:r>
+        <w:t>Loan Management Service  -&gt; User Service</w:t>
+      </w:r>
+      <w:r>
+        <w:t xml:space="preserve"> (via Gateway)</w:t>
+      </w:r>
+    </w:p>
+    <w:p>
+      <w:pPr>
+        <w:pStyle w:val="BodyText"/>
+      </w:pPr>
+    </w:p>
+    <w:p>
+      <w:pPr>
+        <w:pStyle w:val="BodyText"/>
+      </w:pPr>
+      <w:r>
+        <w:rPr>
+          <w:noProof/>
+        </w:rPr>
+        <w:drawing>
+          <wp:inline distT="0" distB="0" distL="0" distR="0" wp14:anchorId="6BB25D9A" wp14:editId="34BDCB2A">
+            <wp:extent cx="5943600" cy="1455420"/>
+            <wp:effectExtent l="0" t="0" r="0" b="0"/>
+            <wp:docPr id="41" name="Picture 41"/>
+            <wp:cNvGraphicFramePr>
+              <a:graphicFrameLocks xmlns:a="http://schemas.openxmlformats.org/drawingml/2006/main" noChangeAspect="1"/>
+            </wp:cNvGraphicFramePr>
+            <a:graphic xmlns:a="http://schemas.openxmlformats.org/drawingml/2006/main">
+              <a:graphicData uri="http://schemas.openxmlformats.org/drawingml/2006/picture">
+                <pic:pic xmlns:pic="http://schemas.openxmlformats.org/drawingml/2006/picture">
+                  <pic:nvPicPr>
+                    <pic:cNvPr id="0" name=""/>
+                    <pic:cNvPicPr/>
+                  </pic:nvPicPr>
+                  <pic:blipFill>
+                    <a:blip r:embed="rId23"/>
+                    <a:stretch>
+                      <a:fillRect/>
+                    </a:stretch>
+                  </pic:blipFill>
+                  <pic:spPr>
+                    <a:xfrm>
+                      <a:off x="0" y="0"/>
+                      <a:ext cx="5943600" cy="1455420"/>
+                    </a:xfrm>
+                    <a:prstGeom prst="rect">
+                      <a:avLst/>
+                    </a:prstGeom>
+                  </pic:spPr>
+                </pic:pic>
+              </a:graphicData>
+            </a:graphic>
+          </wp:inline>
+        </w:drawing>
+      </w:r>
+    </w:p>
+    <w:p>
+      <w:pPr>
+        <w:pStyle w:val="BodyText"/>
+      </w:pPr>
+    </w:p>
+    <w:p>
+      <w:pPr>
+        <w:pStyle w:val="ListParagraph"/>
+      </w:pPr>
+      <w:r>
+        <w:t>3. Loan Management Service -&gt; Library Management Service</w:t>
+      </w:r>
+      <w:r>
+        <w:t xml:space="preserve"> (via Gateway)</w:t>
+      </w:r>
+    </w:p>
+    <w:p>
+      <w:pPr>
+        <w:pStyle w:val="BodyText"/>
+      </w:pPr>
+    </w:p>
+    <w:p>
+      <w:pPr>
+        <w:pStyle w:val="BodyText"/>
+      </w:pPr>
+      <w:r>
+        <w:rPr>
+          <w:noProof/>
+        </w:rPr>
+        <w:drawing>
+          <wp:inline distT="0" distB="0" distL="0" distR="0" wp14:anchorId="02B5A4BC" wp14:editId="20F1C30E">
+            <wp:extent cx="5943600" cy="685800"/>
+            <wp:effectExtent l="0" t="0" r="0" b="0"/>
+            <wp:docPr id="43" name="Picture 43"/>
+            <wp:cNvGraphicFramePr>
+              <a:graphicFrameLocks xmlns:a="http://schemas.openxmlformats.org/drawingml/2006/main" noChangeAspect="1"/>
+            </wp:cNvGraphicFramePr>
+            <a:graphic xmlns:a="http://schemas.openxmlformats.org/drawingml/2006/main">
+              <a:graphicData uri="http://schemas.openxmlformats.org/drawingml/2006/picture">
+                <pic:pic xmlns:pic="http://schemas.openxmlformats.org/drawingml/2006/picture">
+                  <pic:nvPicPr>
+                    <pic:cNvPr id="0" name=""/>
+                    <pic:cNvPicPr/>
+                  </pic:nvPicPr>
+                  <pic:blipFill>
+                    <a:blip r:embed="rId24"/>
+                    <a:stretch>
+                      <a:fillRect/>
+                    </a:stretch>
+                  </pic:blipFill>
+                  <pic:spPr>
+                    <a:xfrm>
+                      <a:off x="0" y="0"/>
+                      <a:ext cx="5943600" cy="685800"/>
+                    </a:xfrm>
+                    <a:prstGeom prst="rect">
+                      <a:avLst/>
+                    </a:prstGeom>
+                  </pic:spPr>
+                </pic:pic>
+              </a:graphicData>
+            </a:graphic>
+          </wp:inline>
+        </w:drawing>
+      </w:r>
+    </w:p>
+    <w:p>
+      <w:pPr>
+        <w:pStyle w:val="BodyText"/>
+      </w:pPr>
+    </w:p>
+    <w:p>
+      <w:pPr>
+        <w:pStyle w:val="ListParagraph"/>
+      </w:pPr>
+      <w:r>
+        <w:t>4. Seat Management</w:t>
+      </w:r>
+      <w:r>
+        <w:t xml:space="preserve"> Service -&gt; User Service</w:t>
+      </w:r>
+      <w:r>
+        <w:t xml:space="preserve"> (via Gateway)</w:t>
+      </w:r>
+    </w:p>
+    <w:p>
+      <w:pPr>
+        <w:pStyle w:val="BodyText"/>
+      </w:pPr>
+    </w:p>
+    <w:p>
+      <w:pPr>
+        <w:pStyle w:val="BodyText"/>
+      </w:pPr>
+      <w:r>
+        <w:rPr>
+          <w:noProof/>
+        </w:rPr>
+        <w:drawing>
+          <wp:inline distT="0" distB="0" distL="0" distR="0" wp14:anchorId="29948743" wp14:editId="5C71C14F">
+            <wp:extent cx="3914775" cy="1664824"/>
+            <wp:effectExtent l="0" t="0" r="0" b="0"/>
+            <wp:docPr id="45" name="Picture 45"/>
+            <wp:cNvGraphicFramePr>
+              <a:graphicFrameLocks xmlns:a="http://schemas.openxmlformats.org/drawingml/2006/main" noChangeAspect="1"/>
+            </wp:cNvGraphicFramePr>
+            <a:graphic xmlns:a="http://schemas.openxmlformats.org/drawingml/2006/main">
+              <a:graphicData uri="http://schemas.openxmlformats.org/drawingml/2006/picture">
+                <pic:pic xmlns:pic="http://schemas.openxmlformats.org/drawingml/2006/picture">
+                  <pic:nvPicPr>
+                    <pic:cNvPr id="0" name=""/>
+                    <pic:cNvPicPr/>
+                  </pic:nvPicPr>
+                  <pic:blipFill>
+                    <a:blip r:embed="rId25"/>
+                    <a:stretch>
+                      <a:fillRect/>
+                    </a:stretch>
+                  </pic:blipFill>
+                  <pic:spPr>
+                    <a:xfrm>
+                      <a:off x="0" y="0"/>
+                      <a:ext cx="3914286" cy="1664616"/>
+                    </a:xfrm>
+                    <a:prstGeom prst="rect">
+                      <a:avLst/>
+                    </a:prstGeom>
+                  </pic:spPr>
+                </pic:pic>
+              </a:graphicData>
+            </a:graphic>
+          </wp:inline>
+        </w:drawing>
+      </w:r>
+    </w:p>
+    <w:p>
+      <w:pPr>
+        <w:pStyle w:val="BodyText"/>
+      </w:pPr>
+    </w:p>
+    <w:p>
+      <w:pPr>
+        <w:pStyle w:val="Heading2"/>
+      </w:pPr>
+      <w:bookmarkStart w:id="12" w:name="_Toc233120124"/>
+      <w:r>
+        <w:t>Комуникација са Еурека сервером</w:t>
+      </w:r>
+      <w:bookmarkEnd w:id="12"/>
+    </w:p>
+    <w:p>
+      <w:pPr>
+        <w:pStyle w:val="BodyText"/>
+      </w:pPr>
+    </w:p>
+    <w:tbl>
+      <w:tblPr>
+        <w:tblStyle w:val="LightShading"/>
+        <w:tblW w:w="0" w:type="auto"/>
+        <w:tblLook w:val="04A0" w:firstRow="1" w:lastRow="0" w:firstColumn="1" w:lastColumn="0" w:noHBand="0" w:noVBand="1"/>
+      </w:tblPr>
+      <w:tblGrid>
+        <w:gridCol w:w="3078"/>
+        <w:gridCol w:w="2734"/>
+        <w:gridCol w:w="2204"/>
+        <w:gridCol w:w="2000"/>
+      </w:tblGrid>
+      <w:tr>
+        <w:trPr>
+          <w:cnfStyle w:val="100000000000" w:firstRow="1" w:lastRow="0" w:firstColumn="0" w:lastColumn="0" w:oddVBand="0" w:evenVBand="0" w:oddHBand="0" w:evenHBand="0" w:firstRowFirstColumn="0" w:firstRowLastColumn="0" w:lastRowFirstColumn="0" w:lastRowLastColumn="0"/>
+        </w:trPr>
+        <w:tc>
+          <w:tcPr>
+            <w:cnfStyle w:val="001000000000" w:firstRow="0" w:lastRow="0" w:firstColumn="1" w:lastColumn="0" w:oddVBand="0" w:evenVBand="0" w:oddHBand="0" w:evenHBand="0" w:firstRowFirstColumn="0" w:firstRowLastColumn="0" w:lastRowFirstColumn="0" w:lastRowLastColumn="0"/>
+            <w:tcW w:w="3078" w:type="dxa"/>
+            <w:vAlign w:val="center"/>
+          </w:tcPr>
+          <w:p>
+            <w:pPr>
+              <w:pStyle w:val="BodyText"/>
+              <w:jc w:val="center"/>
+            </w:pPr>
+            <w:r>
+              <w:t>Сервис</w:t>
+            </w:r>
+          </w:p>
+        </w:tc>
+        <w:tc>
+          <w:tcPr>
+            <w:tcW w:w="2734" w:type="dxa"/>
+            <w:vAlign w:val="center"/>
+          </w:tcPr>
+          <w:p>
+            <w:pPr>
+              <w:pStyle w:val="BodyText"/>
+              <w:jc w:val="center"/>
+              <w:cnfStyle w:val="100000000000" w:firstRow="1" w:lastRow="0" w:firstColumn="0" w:lastColumn="0" w:oddVBand="0" w:evenVBand="0" w:oddHBand="0" w:evenHBand="0" w:firstRowFirstColumn="0" w:firstRowLastColumn="0" w:lastRowFirstColumn="0" w:lastRowLastColumn="0"/>
+            </w:pPr>
+            <w:r>
+              <w:t>Акција</w:t>
+            </w:r>
+          </w:p>
+        </w:tc>
+        <w:tc>
+          <w:tcPr>
+            <w:tcW w:w="2204" w:type="dxa"/>
+            <w:vAlign w:val="center"/>
+          </w:tcPr>
+          <w:p>
+            <w:pPr>
+              <w:pStyle w:val="BodyText"/>
+              <w:jc w:val="center"/>
+              <w:cnfStyle w:val="100000000000" w:firstRow="1" w:lastRow="0" w:firstColumn="0" w:lastColumn="0" w:oddVBand="0" w:evenVBand="0" w:oddHBand="0" w:evenHBand="0" w:firstRowFirstColumn="0" w:firstRowLastColumn="0" w:lastRowFirstColumn="0" w:lastRowLastColumn="0"/>
+            </w:pPr>
+            <w:r>
+              <w:t>Фреквенција</w:t>
+            </w:r>
+          </w:p>
+        </w:tc>
+        <w:tc>
+          <w:tcPr>
+            <w:tcW w:w="2000" w:type="dxa"/>
+          </w:tcPr>
+          <w:p>
+            <w:pPr>
+              <w:pStyle w:val="BodyText"/>
+              <w:jc w:val="center"/>
+              <w:cnfStyle w:val="100000000000" w:firstRow="1" w:lastRow="0" w:firstColumn="0" w:lastColumn="0" w:oddVBand="0" w:evenVBand="0" w:oddHBand="0" w:evenHBand="0" w:firstRowFirstColumn="0" w:firstRowLastColumn="0" w:lastRowFirstColumn="0" w:lastRowLastColumn="0"/>
+            </w:pPr>
+            <w:r>
+              <w:t>Сврха</w:t>
+            </w:r>
+          </w:p>
+        </w:tc>
+      </w:tr>
+      <w:tr>
+        <w:trPr>
+          <w:cnfStyle w:val="000000100000" w:firstRow="0" w:lastRow="0" w:firstColumn="0" w:lastColumn="0" w:oddVBand="0" w:evenVBand="0" w:oddHBand="1" w:evenHBand="0" w:firstRowFirstColumn="0" w:firstRowLastColumn="0" w:lastRowFirstColumn="0" w:lastRowLastColumn="0"/>
+        </w:trPr>
+        <w:tc>
+          <w:tcPr>
+            <w:cnfStyle w:val="001000000000" w:firstRow="0" w:lastRow="0" w:firstColumn="1" w:lastColumn="0" w:oddVBand="0" w:evenVBand="0" w:oddHBand="0" w:evenHBand="0" w:firstRowFirstColumn="0" w:firstRowLastColumn="0" w:lastRowFirstColumn="0" w:lastRowLastColumn="0"/>
+            <w:tcW w:w="3078" w:type="dxa"/>
+            <w:vAlign w:val="center"/>
+          </w:tcPr>
+          <w:p>
+            <w:pPr>
+              <w:pStyle w:val="BodyText"/>
+              <w:jc w:val="center"/>
+            </w:pPr>
+            <w:r>
+              <w:t>UI Service</w:t>
+            </w:r>
+          </w:p>
+        </w:tc>
+        <w:tc>
+          <w:tcPr>
+            <w:tcW w:w="2734" w:type="dxa"/>
+            <w:vAlign w:val="center"/>
+          </w:tcPr>
+          <w:p>
+            <w:pPr>
+              <w:pStyle w:val="BodyText"/>
+              <w:jc w:val="center"/>
+              <w:cnfStyle w:val="000000100000" w:firstRow="0" w:lastRow="0" w:firstColumn="0" w:lastColumn="0" w:oddVBand="0" w:evenVBand="0" w:oddHBand="1" w:evenHBand="0" w:firstRowFirstColumn="0" w:firstRowLastColumn="0" w:lastRowFirstColumn="0" w:lastRowLastColumn="0"/>
+            </w:pPr>
+            <w:r>
+              <w:t>Регистрација</w:t>
+            </w:r>
+          </w:p>
+        </w:tc>
+        <w:tc>
+          <w:tcPr>
+            <w:tcW w:w="2204" w:type="dxa"/>
+            <w:vAlign w:val="center"/>
+          </w:tcPr>
+          <w:p>
+            <w:pPr>
+              <w:pStyle w:val="BodyText"/>
+              <w:jc w:val="center"/>
+              <w:cnfStyle w:val="000000100000" w:firstRow="0" w:lastRow="0" w:firstColumn="0" w:lastColumn="0" w:oddVBand="0" w:evenVBand="0" w:oddHBand="1" w:evenHBand="0" w:firstRowFirstColumn="0" w:firstRowLastColumn="0" w:lastRowFirstColumn="0" w:lastRowLastColumn="0"/>
+            </w:pPr>
+            <w:r>
+              <w:t>При стартовању</w:t>
+            </w:r>
+          </w:p>
+        </w:tc>
+        <w:tc>
+          <w:tcPr>
+            <w:tcW w:w="2000" w:type="dxa"/>
+          </w:tcPr>
+          <w:p>
+            <w:pPr>
+              <w:pStyle w:val="BodyText"/>
+              <w:jc w:val="center"/>
+              <w:cnfStyle w:val="000000100000" w:firstRow="0" w:lastRow="0" w:firstColumn="0" w:lastColumn="0" w:oddVBand="0" w:evenVBand="0" w:oddHBand="1" w:evenHBand="0" w:firstRowFirstColumn="0" w:firstRowLastColumn="0" w:lastRowFirstColumn="0" w:lastRowLastColumn="0"/>
+            </w:pPr>
+            <w:r>
+              <w:t>Пријављивање на Еуреку</w:t>
+            </w:r>
+          </w:p>
+        </w:tc>
+      </w:tr>
+      <w:tr>
+        <w:tc>
+          <w:tcPr>
+            <w:cnfStyle w:val="001000000000" w:firstRow="0" w:lastRow="0" w:firstColumn="1" w:lastColumn="0" w:oddVBand="0" w:evenVBand="0" w:oddHBand="0" w:evenHBand="0" w:firstRowFirstColumn="0" w:firstRowLastColumn="0" w:lastRowFirstColumn="0" w:lastRowLastColumn="0"/>
+            <w:tcW w:w="3078" w:type="dxa"/>
+            <w:vAlign w:val="center"/>
+          </w:tcPr>
+          <w:p>
+            <w:pPr>
+              <w:pStyle w:val="BodyText"/>
+              <w:jc w:val="center"/>
+            </w:pPr>
+            <w:r>
+              <w:t>Library Management Service</w:t>
+            </w:r>
+          </w:p>
+        </w:tc>
+        <w:tc>
+          <w:tcPr>
+            <w:tcW w:w="2734" w:type="dxa"/>
+            <w:vAlign w:val="center"/>
+          </w:tcPr>
+          <w:p>
+            <w:pPr>
+              <w:pStyle w:val="BodyText"/>
+              <w:jc w:val="center"/>
+              <w:cnfStyle w:val="000000000000" w:firstRow="0" w:lastRow="0" w:firstColumn="0" w:lastColumn="0" w:oddVBand="0" w:evenVBand="0" w:oddHBand="0" w:evenHBand="0" w:firstRowFirstColumn="0" w:firstRowLastColumn="0" w:lastRowFirstColumn="0" w:lastRowLastColumn="0"/>
+            </w:pPr>
+            <w:r>
+              <w:t>Регистрација</w:t>
+            </w:r>
+          </w:p>
+        </w:tc>
+        <w:tc>
+          <w:tcPr>
+            <w:tcW w:w="2204" w:type="dxa"/>
+            <w:vAlign w:val="center"/>
+          </w:tcPr>
+          <w:p>
+            <w:pPr>
+              <w:pStyle w:val="BodyText"/>
+              <w:jc w:val="center"/>
+              <w:cnfStyle w:val="000000000000" w:firstRow="0" w:lastRow="0" w:firstColumn="0" w:lastColumn="0" w:oddVBand="0" w:evenVBand="0" w:oddHBand="0" w:evenHBand="0" w:firstRowFirstColumn="0" w:firstRowLastColumn="0" w:lastRowFirstColumn="0" w:lastRowLastColumn="0"/>
+            </w:pPr>
+            <w:r>
+              <w:t>При стартовању</w:t>
+            </w:r>
+          </w:p>
+        </w:tc>
+        <w:tc>
+          <w:tcPr>
+            <w:tcW w:w="2000" w:type="dxa"/>
+          </w:tcPr>
+          <w:p>
+            <w:pPr>
+              <w:pStyle w:val="BodyText"/>
+              <w:jc w:val="center"/>
+              <w:cnfStyle w:val="000000000000" w:firstRow="0" w:lastRow="0" w:firstColumn="0" w:lastColumn="0" w:oddVBand="0" w:evenVBand="0" w:oddHBand="0" w:evenHBand="0" w:firstRowFirstColumn="0" w:firstRowLastColumn="0" w:lastRowFirstColumn="0" w:lastRowLastColumn="0"/>
+            </w:pPr>
+            <w:r>
+              <w:t>Пријављивање на Еуреку</w:t>
+            </w:r>
+          </w:p>
+        </w:tc>
+      </w:tr>
+      <w:tr>
+        <w:trPr>
+          <w:cnfStyle w:val="000000100000" w:firstRow="0" w:lastRow="0" w:firstColumn="0" w:lastColumn="0" w:oddVBand="0" w:evenVBand="0" w:oddHBand="1" w:evenHBand="0" w:firstRowFirstColumn="0" w:firstRowLastColumn="0" w:lastRowFirstColumn="0" w:lastRowLastColumn="0"/>
+        </w:trPr>
+        <w:tc>
+          <w:tcPr>
+            <w:cnfStyle w:val="001000000000" w:firstRow="0" w:lastRow="0" w:firstColumn="1" w:lastColumn="0" w:oddVBand="0" w:evenVBand="0" w:oddHBand="0" w:evenHBand="0" w:firstRowFirstColumn="0" w:firstRowLastColumn="0" w:lastRowFirstColumn="0" w:lastRowLastColumn="0"/>
+            <w:tcW w:w="3078" w:type="dxa"/>
+            <w:vAlign w:val="center"/>
+          </w:tcPr>
+          <w:p>
+            <w:pPr>
+              <w:pStyle w:val="BodyText"/>
+              <w:jc w:val="center"/>
+            </w:pPr>
+            <w:r>
+              <w:t>Loan Management Service</w:t>
+            </w:r>
+          </w:p>
+        </w:tc>
+        <w:tc>
+          <w:tcPr>
+            <w:tcW w:w="2734" w:type="dxa"/>
+            <w:vAlign w:val="center"/>
+          </w:tcPr>
+          <w:p>
+            <w:pPr>
+              <w:pStyle w:val="BodyText"/>
+              <w:jc w:val="center"/>
+              <w:cnfStyle w:val="000000100000" w:firstRow="0" w:lastRow="0" w:firstColumn="0" w:lastColumn="0" w:oddVBand="0" w:evenVBand="0" w:oddHBand="1" w:evenHBand="0" w:firstRowFirstColumn="0" w:firstRowLastColumn="0" w:lastRowFirstColumn="0" w:lastRowLastColumn="0"/>
+            </w:pPr>
+            <w:r>
+              <w:t>Регистрација</w:t>
+            </w:r>
+          </w:p>
+        </w:tc>
+        <w:tc>
+          <w:tcPr>
+            <w:tcW w:w="2204" w:type="dxa"/>
+            <w:vAlign w:val="center"/>
+          </w:tcPr>
+          <w:p>
+            <w:pPr>
+              <w:pStyle w:val="BodyText"/>
+              <w:jc w:val="center"/>
+              <w:cnfStyle w:val="000000100000" w:firstRow="0" w:lastRow="0" w:firstColumn="0" w:lastColumn="0" w:oddVBand="0" w:evenVBand="0" w:oddHBand="1" w:evenHBand="0" w:firstRowFirstColumn="0" w:firstRowLastColumn="0" w:lastRowFirstColumn="0" w:lastRowLastColumn="0"/>
+            </w:pPr>
+            <w:r>
+              <w:t>При стартовању</w:t>
+            </w:r>
+          </w:p>
+        </w:tc>
+        <w:tc>
+          <w:tcPr>
+            <w:tcW w:w="2000" w:type="dxa"/>
+          </w:tcPr>
+          <w:p>
+            <w:pPr>
+              <w:pStyle w:val="BodyText"/>
+              <w:jc w:val="center"/>
+              <w:cnfStyle w:val="000000100000" w:firstRow="0" w:lastRow="0" w:firstColumn="0" w:lastColumn="0" w:oddVBand="0" w:evenVBand="0" w:oddHBand="1" w:evenHBand="0" w:firstRowFirstColumn="0" w:firstRowLastColumn="0" w:lastRowFirstColumn="0" w:lastRowLastColumn="0"/>
+            </w:pPr>
+            <w:r>
+              <w:t>Пријављивање на Еуреку</w:t>
+            </w:r>
+          </w:p>
+        </w:tc>
+      </w:tr>
+      <w:tr>
+        <w:tc>
+          <w:tcPr>
+            <w:cnfStyle w:val="001000000000" w:firstRow="0" w:lastRow="0" w:firstColumn="1" w:lastColumn="0" w:oddVBand="0" w:evenVBand="0" w:oddHBand="0" w:evenHBand="0" w:firstRowFirstColumn="0" w:firstRowLastColumn="0" w:lastRowFirstColumn="0" w:lastRowLastColumn="0"/>
+            <w:tcW w:w="3078" w:type="dxa"/>
+            <w:vAlign w:val="center"/>
+          </w:tcPr>
+          <w:p>
+            <w:pPr>
+              <w:pStyle w:val="BodyText"/>
+              <w:jc w:val="center"/>
+            </w:pPr>
+            <w:r>
+              <w:t>Seat Management Service</w:t>
+            </w:r>
+          </w:p>
+        </w:tc>
+        <w:tc>
+          <w:tcPr>
+            <w:tcW w:w="2734" w:type="dxa"/>
+            <w:vAlign w:val="center"/>
+          </w:tcPr>
+          <w:p>
+            <w:pPr>
+              <w:pStyle w:val="BodyText"/>
+              <w:jc w:val="center"/>
+              <w:cnfStyle w:val="000000000000" w:firstRow="0" w:lastRow="0" w:firstColumn="0" w:lastColumn="0" w:oddVBand="0" w:evenVBand="0" w:oddHBand="0" w:evenHBand="0" w:firstRowFirstColumn="0" w:firstRowLastColumn="0" w:lastRowFirstColumn="0" w:lastRowLastColumn="0"/>
+            </w:pPr>
+            <w:r>
+              <w:t>Регистрација</w:t>
+            </w:r>
+          </w:p>
+        </w:tc>
+        <w:tc>
+          <w:tcPr>
+            <w:tcW w:w="2204" w:type="dxa"/>
+            <w:vAlign w:val="center"/>
+          </w:tcPr>
+          <w:p>
+            <w:pPr>
+              <w:pStyle w:val="BodyText"/>
+              <w:jc w:val="center"/>
+              <w:cnfStyle w:val="000000000000" w:firstRow="0" w:lastRow="0" w:firstColumn="0" w:lastColumn="0" w:oddVBand="0" w:evenVBand="0" w:oddHBand="0" w:evenHBand="0" w:firstRowFirstColumn="0" w:firstRowLastColumn="0" w:lastRowFirstColumn="0" w:lastRowLastColumn="0"/>
+            </w:pPr>
+            <w:r>
+              <w:t>При стартовању</w:t>
+            </w:r>
+          </w:p>
+        </w:tc>
+        <w:tc>
+          <w:tcPr>
+            <w:tcW w:w="2000" w:type="dxa"/>
+          </w:tcPr>
+          <w:p>
+            <w:pPr>
+              <w:pStyle w:val="BodyText"/>
+              <w:jc w:val="center"/>
+              <w:cnfStyle w:val="000000000000" w:firstRow="0" w:lastRow="0" w:firstColumn="0" w:lastColumn="0" w:oddVBand="0" w:evenVBand="0" w:oddHBand="0" w:evenHBand="0" w:firstRowFirstColumn="0" w:firstRowLastColumn="0" w:lastRowFirstColumn="0" w:lastRowLastColumn="0"/>
+            </w:pPr>
+            <w:r>
+              <w:t>Пријављивање на Еуреку</w:t>
+            </w:r>
+          </w:p>
+        </w:tc>
+      </w:tr>
+      <w:tr>
+        <w:trPr>
+          <w:cnfStyle w:val="000000100000" w:firstRow="0" w:lastRow="0" w:firstColumn="0" w:lastColumn="0" w:oddVBand="0" w:evenVBand="0" w:oddHBand="1" w:evenHBand="0" w:firstRowFirstColumn="0" w:firstRowLastColumn="0" w:lastRowFirstColumn="0" w:lastRowLastColumn="0"/>
+          <w:trHeight w:val="80"/>
+        </w:trPr>
+        <w:tc>
+          <w:tcPr>
+            <w:cnfStyle w:val="001000000000" w:firstRow="0" w:lastRow="0" w:firstColumn="1" w:lastColumn="0" w:oddVBand="0" w:evenVBand="0" w:oddHBand="0" w:evenHBand="0" w:firstRowFirstColumn="0" w:firstRowLastColumn="0" w:lastRowFirstColumn="0" w:lastRowLastColumn="0"/>
+            <w:tcW w:w="3078" w:type="dxa"/>
+            <w:vAlign w:val="center"/>
+          </w:tcPr>
+          <w:p>
+            <w:pPr>
+              <w:pStyle w:val="BodyText"/>
+              <w:jc w:val="center"/>
+            </w:pPr>
+            <w:r>
+              <w:t>User Service</w:t>
+            </w:r>
+          </w:p>
+        </w:tc>
+        <w:tc>
+          <w:tcPr>
+            <w:tcW w:w="2734" w:type="dxa"/>
+            <w:vAlign w:val="center"/>
+          </w:tcPr>
+          <w:p>
+            <w:pPr>
+              <w:pStyle w:val="BodyText"/>
+              <w:jc w:val="center"/>
+              <w:cnfStyle w:val="000000100000" w:firstRow="0" w:lastRow="0" w:firstColumn="0" w:lastColumn="0" w:oddVBand="0" w:evenVBand="0" w:oddHBand="1" w:evenHBand="0" w:firstRowFirstColumn="0" w:firstRowLastColumn="0" w:lastRowFirstColumn="0" w:lastRowLastColumn="0"/>
+            </w:pPr>
+            <w:r>
+              <w:t>Регистрација</w:t>
+            </w:r>
+          </w:p>
+        </w:tc>
+        <w:tc>
+          <w:tcPr>
+            <w:tcW w:w="2204" w:type="dxa"/>
+            <w:vAlign w:val="center"/>
+          </w:tcPr>
+          <w:p>
+            <w:pPr>
+              <w:pStyle w:val="BodyText"/>
+              <w:jc w:val="center"/>
+              <w:cnfStyle w:val="000000100000" w:firstRow="0" w:lastRow="0" w:firstColumn="0" w:lastColumn="0" w:oddVBand="0" w:evenVBand="0" w:oddHBand="1" w:evenHBand="0" w:firstRowFirstColumn="0" w:firstRowLastColumn="0" w:lastRowFirstColumn="0" w:lastRowLastColumn="0"/>
+            </w:pPr>
+            <w:r>
+              <w:t>При стартовању</w:t>
+            </w:r>
+          </w:p>
+        </w:tc>
+        <w:tc>
+          <w:tcPr>
+            <w:tcW w:w="2000" w:type="dxa"/>
+          </w:tcPr>
+          <w:p>
+            <w:pPr>
+              <w:pStyle w:val="BodyText"/>
+              <w:jc w:val="center"/>
+              <w:cnfStyle w:val="000000100000" w:firstRow="0" w:lastRow="0" w:firstColumn="0" w:lastColumn="0" w:oddVBand="0" w:evenVBand="0" w:oddHBand="1" w:evenHBand="0" w:firstRowFirstColumn="0" w:firstRowLastColumn="0" w:lastRowFirstColumn="0" w:lastRowLastColumn="0"/>
+            </w:pPr>
+            <w:r>
+              <w:t>Пријављивање на Еуреку</w:t>
+            </w:r>
+          </w:p>
+        </w:tc>
+      </w:tr>
+      <w:tr>
+        <w:tc>
+          <w:tcPr>
+            <w:cnfStyle w:val="001000000000" w:firstRow="0" w:lastRow="0" w:firstColumn="1" w:lastColumn="0" w:oddVBand="0" w:evenVBand="0" w:oddHBand="0" w:evenHBand="0" w:firstRowFirstColumn="0" w:firstRowLastColumn="0" w:lastRowFirstColumn="0" w:lastRowLastColumn="0"/>
+            <w:tcW w:w="3078" w:type="dxa"/>
+            <w:vAlign w:val="center"/>
+          </w:tcPr>
+          <w:p>
+            <w:pPr>
+              <w:pStyle w:val="BodyText"/>
+              <w:jc w:val="center"/>
+            </w:pPr>
+            <w:r>
+              <w:t>Gateway</w:t>
+            </w:r>
+          </w:p>
+        </w:tc>
+        <w:tc>
+          <w:tcPr>
+            <w:tcW w:w="2734" w:type="dxa"/>
+            <w:vAlign w:val="center"/>
+          </w:tcPr>
+          <w:p>
+            <w:pPr>
+              <w:pStyle w:val="BodyText"/>
+              <w:jc w:val="center"/>
+              <w:cnfStyle w:val="000000000000" w:firstRow="0" w:lastRow="0" w:firstColumn="0" w:lastColumn="0" w:oddVBand="0" w:evenVBand="0" w:oddHBand="0" w:evenHBand="0" w:firstRowFirstColumn="0" w:firstRowLastColumn="0" w:lastRowFirstColumn="0" w:lastRowLastColumn="0"/>
+            </w:pPr>
+            <w:r>
+              <w:t>Регистрација</w:t>
+            </w:r>
+          </w:p>
+        </w:tc>
+        <w:tc>
+          <w:tcPr>
+            <w:tcW w:w="2204" w:type="dxa"/>
+            <w:vAlign w:val="center"/>
+          </w:tcPr>
+          <w:p>
+            <w:pPr>
+              <w:pStyle w:val="BodyText"/>
+              <w:jc w:val="center"/>
+              <w:cnfStyle w:val="000000000000" w:firstRow="0" w:lastRow="0" w:firstColumn="0" w:lastColumn="0" w:oddVBand="0" w:evenVBand="0" w:oddHBand="0" w:evenHBand="0" w:firstRowFirstColumn="0" w:firstRowLastColumn="0" w:lastRowFirstColumn="0" w:lastRowLastColumn="0"/>
+            </w:pPr>
+            <w:r>
+              <w:t>При стартовању</w:t>
+            </w:r>
+          </w:p>
+        </w:tc>
+        <w:tc>
+          <w:tcPr>
+            <w:tcW w:w="2000" w:type="dxa"/>
+          </w:tcPr>
+          <w:p>
+            <w:pPr>
+              <w:pStyle w:val="BodyText"/>
+              <w:jc w:val="center"/>
+              <w:cnfStyle w:val="000000000000" w:firstRow="0" w:lastRow="0" w:firstColumn="0" w:lastColumn="0" w:oddVBand="0" w:evenVBand="0" w:oddHBand="0" w:evenHBand="0" w:firstRowFirstColumn="0" w:firstRowLastColumn="0" w:lastRowFirstColumn="0" w:lastRowLastColumn="0"/>
+            </w:pPr>
+            <w:r>
+              <w:t>Пријављивање на Еуреку</w:t>
+            </w:r>
+          </w:p>
+        </w:tc>
+      </w:tr>
+      <w:tr>
+        <w:trPr>
+          <w:cnfStyle w:val="000000100000" w:firstRow="0" w:lastRow="0" w:firstColumn="0" w:lastColumn="0" w:oddVBand="0" w:evenVBand="0" w:oddHBand="1" w:evenHBand="0" w:firstRowFirstColumn="0" w:firstRowLastColumn="0" w:lastRowFirstColumn="0" w:lastRowLastColumn="0"/>
+        </w:trPr>
+        <w:tc>
+          <w:tcPr>
+            <w:cnfStyle w:val="001000000000" w:firstRow="0" w:lastRow="0" w:firstColumn="1" w:lastColumn="0" w:oddVBand="0" w:evenVBand="0" w:oddHBand="0" w:evenHBand="0" w:firstRowFirstColumn="0" w:firstRowLastColumn="0" w:lastRowFirstColumn="0" w:lastRowLastColumn="0"/>
+            <w:tcW w:w="3078" w:type="dxa"/>
+            <w:vAlign w:val="center"/>
+          </w:tcPr>
+          <w:p>
+            <w:pPr>
+              <w:pStyle w:val="BodyText"/>
+              <w:jc w:val="center"/>
+            </w:pPr>
+            <w:r>
+              <w:t>Сви сервиси</w:t>
+            </w:r>
+          </w:p>
+        </w:tc>
+        <w:tc>
+          <w:tcPr>
+            <w:tcW w:w="2734" w:type="dxa"/>
+            <w:vAlign w:val="center"/>
+          </w:tcPr>
+          <w:p>
+            <w:pPr>
+              <w:pStyle w:val="BodyText"/>
+              <w:jc w:val="center"/>
+              <w:cnfStyle w:val="000000100000" w:firstRow="0" w:lastRow="0" w:firstColumn="0" w:lastColumn="0" w:oddVBand="0" w:evenVBand="0" w:oddHBand="1" w:evenHBand="0" w:firstRowFirstColumn="0" w:firstRowLastColumn="0" w:lastRowFirstColumn="0" w:lastRowLastColumn="0"/>
+            </w:pPr>
+            <w:r>
+              <w:t>Heartbeat</w:t>
+            </w:r>
+          </w:p>
+        </w:tc>
+        <w:tc>
+          <w:tcPr>
+            <w:tcW w:w="2204" w:type="dxa"/>
+            <w:vAlign w:val="center"/>
+          </w:tcPr>
+          <w:p>
+            <w:pPr>
+              <w:pStyle w:val="BodyText"/>
+              <w:jc w:val="center"/>
+              <w:cnfStyle w:val="000000100000" w:firstRow="0" w:lastRow="0" w:firstColumn="0" w:lastColumn="0" w:oddVBand="0" w:evenVBand="0" w:oddHBand="1" w:evenHBand="0" w:firstRowFirstColumn="0" w:firstRowLastColumn="0" w:lastRowFirstColumn="0" w:lastRowLastColumn="0"/>
+            </w:pPr>
+            <w:r>
+              <w:t xml:space="preserve">Сваких 30 </w:t>
+            </w:r>
+            <w:r>
+              <w:lastRenderedPageBreak/>
+              <w:t>секунди</w:t>
+            </w:r>
+          </w:p>
+        </w:tc>
+        <w:tc>
+          <w:tcPr>
+            <w:tcW w:w="2000" w:type="dxa"/>
+          </w:tcPr>
+          <w:p>
+            <w:pPr>
+              <w:pStyle w:val="BodyText"/>
+              <w:jc w:val="center"/>
+              <w:cnfStyle w:val="000000100000" w:firstRow="0" w:lastRow="0" w:firstColumn="0" w:lastColumn="0" w:oddVBand="0" w:evenVBand="0" w:oddHBand="1" w:evenHBand="0" w:firstRowFirstColumn="0" w:firstRowLastColumn="0" w:lastRowFirstColumn="0" w:lastRowLastColumn="0"/>
+            </w:pPr>
+            <w:r>
+              <w:lastRenderedPageBreak/>
+              <w:t xml:space="preserve">Одржавање </w:t>
+            </w:r>
+            <w:r>
+              <w:lastRenderedPageBreak/>
+              <w:t>регистрације</w:t>
+            </w:r>
+          </w:p>
+        </w:tc>
+      </w:tr>
+      <w:tr>
+        <w:tc>
+          <w:tcPr>
+            <w:cnfStyle w:val="001000000000" w:firstRow="0" w:lastRow="0" w:firstColumn="1" w:lastColumn="0" w:oddVBand="0" w:evenVBand="0" w:oddHBand="0" w:evenHBand="0" w:firstRowFirstColumn="0" w:firstRowLastColumn="0" w:lastRowFirstColumn="0" w:lastRowLastColumn="0"/>
+            <w:tcW w:w="3078" w:type="dxa"/>
+            <w:vAlign w:val="center"/>
+          </w:tcPr>
+          <w:p>
+            <w:pPr>
+              <w:pStyle w:val="BodyText"/>
+              <w:jc w:val="center"/>
+            </w:pPr>
+            <w:r>
+              <w:lastRenderedPageBreak/>
+              <w:t>Gateway</w:t>
+            </w:r>
+          </w:p>
+        </w:tc>
+        <w:tc>
+          <w:tcPr>
+            <w:tcW w:w="2734" w:type="dxa"/>
+            <w:vAlign w:val="center"/>
+          </w:tcPr>
+          <w:p>
+            <w:pPr>
+              <w:pStyle w:val="BodyText"/>
+              <w:jc w:val="center"/>
+              <w:cnfStyle w:val="000000000000" w:firstRow="0" w:lastRow="0" w:firstColumn="0" w:lastColumn="0" w:oddVBand="0" w:evenVBand="0" w:oddHBand="0" w:evenHBand="0" w:firstRowFirstColumn="0" w:firstRowLastColumn="0" w:lastRowFirstColumn="0" w:lastRowLastColumn="0"/>
+            </w:pPr>
+            <w:r>
+              <w:t>Discovery</w:t>
+            </w:r>
+          </w:p>
+        </w:tc>
+        <w:tc>
+          <w:tcPr>
+            <w:tcW w:w="2204" w:type="dxa"/>
+            <w:vAlign w:val="center"/>
+          </w:tcPr>
+          <w:p>
+            <w:pPr>
+              <w:pStyle w:val="BodyText"/>
+              <w:jc w:val="center"/>
+              <w:cnfStyle w:val="000000000000" w:firstRow="0" w:lastRow="0" w:firstColumn="0" w:lastColumn="0" w:oddVBand="0" w:evenVBand="0" w:oddHBand="0" w:evenHBand="0" w:firstRowFirstColumn="0" w:firstRowLastColumn="0" w:lastRowFirstColumn="0" w:lastRowLastColumn="0"/>
+            </w:pPr>
+            <w:r>
+              <w:t>Сваких 30 секунди</w:t>
+            </w:r>
+          </w:p>
+        </w:tc>
+        <w:tc>
+          <w:tcPr>
+            <w:tcW w:w="2000" w:type="dxa"/>
+          </w:tcPr>
+          <w:p>
+            <w:pPr>
+              <w:pStyle w:val="BodyText"/>
+              <w:jc w:val="center"/>
+              <w:cnfStyle w:val="000000000000" w:firstRow="0" w:lastRow="0" w:firstColumn="0" w:lastColumn="0" w:oddVBand="0" w:evenVBand="0" w:oddHBand="0" w:evenHBand="0" w:firstRowFirstColumn="0" w:firstRowLastColumn="0" w:lastRowFirstColumn="0" w:lastRowLastColumn="0"/>
+            </w:pPr>
+            <w:r>
+              <w:t>Дохватање листе сервиса</w:t>
+            </w:r>
+          </w:p>
+        </w:tc>
+      </w:tr>
+    </w:tbl>
+    <w:p>
+      <w:pPr>
+        <w:pStyle w:val="BodyText"/>
+      </w:pPr>
+    </w:p>
+    <w:p>
+      <w:pPr>
+        <w:pStyle w:val="Heading2"/>
+      </w:pPr>
+      <w:bookmarkStart w:id="13" w:name="_Toc233120125"/>
+      <w:r>
+        <w:t>Табела свих комуникација</w:t>
+      </w:r>
+      <w:bookmarkEnd w:id="13"/>
+    </w:p>
+    <w:p>
+      <w:pPr>
+        <w:pStyle w:val="BodyText"/>
+      </w:pPr>
+    </w:p>
+    <w:tbl>
+      <w:tblPr>
+        <w:tblStyle w:val="LightShading"/>
+        <w:tblW w:w="0" w:type="auto"/>
+        <w:tblLook w:val="04A0" w:firstRow="1" w:lastRow="0" w:firstColumn="1" w:lastColumn="0" w:noHBand="0" w:noVBand="1"/>
+      </w:tblPr>
+      <w:tblGrid>
+        <w:gridCol w:w="1238"/>
+        <w:gridCol w:w="1705"/>
+        <w:gridCol w:w="1391"/>
+        <w:gridCol w:w="3391"/>
+        <w:gridCol w:w="2291"/>
+      </w:tblGrid>
+      <w:tr>
+        <w:trPr>
+          <w:cnfStyle w:val="100000000000" w:firstRow="1" w:lastRow="0" w:firstColumn="0" w:lastColumn="0" w:oddVBand="0" w:evenVBand="0" w:oddHBand="0" w:evenHBand="0" w:firstRowFirstColumn="0" w:firstRowLastColumn="0" w:lastRowFirstColumn="0" w:lastRowLastColumn="0"/>
+        </w:trPr>
+        <w:tc>
+          <w:tcPr>
+            <w:cnfStyle w:val="001000000000" w:firstRow="0" w:lastRow="0" w:firstColumn="1" w:lastColumn="0" w:oddVBand="0" w:evenVBand="0" w:oddHBand="0" w:evenHBand="0" w:firstRowFirstColumn="0" w:firstRowLastColumn="0" w:lastRowFirstColumn="0" w:lastRowLastColumn="0"/>
+            <w:tcW w:w="2003" w:type="dxa"/>
+            <w:vAlign w:val="center"/>
+          </w:tcPr>
+          <w:p>
+            <w:pPr>
+              <w:pStyle w:val="BodyText"/>
+              <w:jc w:val="center"/>
+            </w:pPr>
+          </w:p>
+          <w:p>
+            <w:pPr>
+              <w:pStyle w:val="BodyText"/>
+              <w:jc w:val="center"/>
+            </w:pPr>
+            <w:r>
+              <w:t>Извор</w:t>
+            </w:r>
+          </w:p>
+          <w:p>
+            <w:pPr>
+              <w:pStyle w:val="BodyText"/>
+              <w:jc w:val="center"/>
+            </w:pPr>
+          </w:p>
+        </w:tc>
+        <w:tc>
+          <w:tcPr>
+            <w:tcW w:w="2003" w:type="dxa"/>
+            <w:vAlign w:val="center"/>
+          </w:tcPr>
+          <w:p>
+            <w:pPr>
+              <w:pStyle w:val="BodyText"/>
+              <w:jc w:val="center"/>
+              <w:cnfStyle w:val="100000000000" w:firstRow="1" w:lastRow="0" w:firstColumn="0" w:lastColumn="0" w:oddVBand="0" w:evenVBand="0" w:oddHBand="0" w:evenHBand="0" w:firstRowFirstColumn="0" w:firstRowLastColumn="0" w:lastRowFirstColumn="0" w:lastRowLastColumn="0"/>
+            </w:pPr>
+            <w:r>
+              <w:t>Дестинација</w:t>
+            </w:r>
+          </w:p>
+        </w:tc>
+        <w:tc>
+          <w:tcPr>
+            <w:tcW w:w="2003" w:type="dxa"/>
+            <w:vAlign w:val="center"/>
+          </w:tcPr>
+          <w:p>
+            <w:pPr>
+              <w:pStyle w:val="BodyText"/>
+              <w:jc w:val="center"/>
+              <w:cnfStyle w:val="100000000000" w:firstRow="1" w:lastRow="0" w:firstColumn="0" w:lastColumn="0" w:oddVBand="0" w:evenVBand="0" w:oddHBand="0" w:evenHBand="0" w:firstRowFirstColumn="0" w:firstRowLastColumn="0" w:lastRowFirstColumn="0" w:lastRowLastColumn="0"/>
+            </w:pPr>
+            <w:r>
+              <w:t>Протокол</w:t>
+            </w:r>
+          </w:p>
+        </w:tc>
+        <w:tc>
+          <w:tcPr>
+            <w:tcW w:w="2003" w:type="dxa"/>
+            <w:vAlign w:val="center"/>
+          </w:tcPr>
+          <w:p>
+            <w:pPr>
+              <w:pStyle w:val="BodyText"/>
+              <w:jc w:val="center"/>
+              <w:cnfStyle w:val="100000000000" w:firstRow="1" w:lastRow="0" w:firstColumn="0" w:lastColumn="0" w:oddVBand="0" w:evenVBand="0" w:oddHBand="0" w:evenHBand="0" w:firstRowFirstColumn="0" w:firstRowLastColumn="0" w:lastRowFirstColumn="0" w:lastRowLastColumn="0"/>
+            </w:pPr>
+            <w:r>
+              <w:t>Endpoint</w:t>
+            </w:r>
+          </w:p>
+        </w:tc>
+        <w:tc>
+          <w:tcPr>
+            <w:tcW w:w="2004" w:type="dxa"/>
+            <w:vAlign w:val="center"/>
+          </w:tcPr>
+          <w:p>
+            <w:pPr>
+              <w:pStyle w:val="BodyText"/>
+              <w:jc w:val="center"/>
+              <w:cnfStyle w:val="100000000000" w:firstRow="1" w:lastRow="0" w:firstColumn="0" w:lastColumn="0" w:oddVBand="0" w:evenVBand="0" w:oddHBand="0" w:evenHBand="0" w:firstRowFirstColumn="0" w:firstRowLastColumn="0" w:lastRowFirstColumn="0" w:lastRowLastColumn="0"/>
+            </w:pPr>
+            <w:r>
+              <w:t>Аутентификација</w:t>
+            </w:r>
+          </w:p>
+        </w:tc>
+      </w:tr>
+      <w:tr>
+        <w:trPr>
+          <w:cnfStyle w:val="000000100000" w:firstRow="0" w:lastRow="0" w:firstColumn="0" w:lastColumn="0" w:oddVBand="0" w:evenVBand="0" w:oddHBand="1" w:evenHBand="0" w:firstRowFirstColumn="0" w:firstRowLastColumn="0" w:lastRowFirstColumn="0" w:lastRowLastColumn="0"/>
+        </w:trPr>
+        <w:tc>
+          <w:tcPr>
+            <w:cnfStyle w:val="001000000000" w:firstRow="0" w:lastRow="0" w:firstColumn="1" w:lastColumn="0" w:oddVBand="0" w:evenVBand="0" w:oddHBand="0" w:evenHBand="0" w:firstRowFirstColumn="0" w:firstRowLastColumn="0" w:lastRowFirstColumn="0" w:lastRowLastColumn="0"/>
+            <w:tcW w:w="2003" w:type="dxa"/>
+            <w:vAlign w:val="center"/>
+          </w:tcPr>
+          <w:p>
+            <w:pPr>
+              <w:pStyle w:val="BodyText"/>
+              <w:jc w:val="center"/>
+            </w:pPr>
+            <w:r>
+              <w:t>UI</w:t>
+            </w:r>
+          </w:p>
+        </w:tc>
+        <w:tc>
+          <w:tcPr>
+            <w:tcW w:w="2003" w:type="dxa"/>
+            <w:vAlign w:val="center"/>
+          </w:tcPr>
+          <w:p>
+            <w:pPr>
+              <w:pStyle w:val="BodyText"/>
+              <w:jc w:val="center"/>
+              <w:cnfStyle w:val="000000100000" w:firstRow="0" w:lastRow="0" w:firstColumn="0" w:lastColumn="0" w:oddVBand="0" w:evenVBand="0" w:oddHBand="1" w:evenHBand="0" w:firstRowFirstColumn="0" w:firstRowLastColumn="0" w:lastRowFirstColumn="0" w:lastRowLastColumn="0"/>
+            </w:pPr>
+            <w:r>
+              <w:t>Gateway</w:t>
+            </w:r>
+          </w:p>
+        </w:tc>
+        <w:tc>
+          <w:tcPr>
+            <w:tcW w:w="2003" w:type="dxa"/>
+            <w:vAlign w:val="center"/>
+          </w:tcPr>
+          <w:p>
+            <w:pPr>
+              <w:pStyle w:val="BodyText"/>
+              <w:jc w:val="center"/>
+              <w:cnfStyle w:val="000000100000" w:firstRow="0" w:lastRow="0" w:firstColumn="0" w:lastColumn="0" w:oddVBand="0" w:evenVBand="0" w:oddHBand="1" w:evenHBand="0" w:firstRowFirstColumn="0" w:firstRowLastColumn="0" w:lastRowFirstColumn="0" w:lastRowLastColumn="0"/>
+            </w:pPr>
+            <w:r>
+              <w:t>HTTP</w:t>
+            </w:r>
+          </w:p>
+        </w:tc>
+        <w:tc>
+          <w:tcPr>
+            <w:tcW w:w="2003" w:type="dxa"/>
+            <w:vAlign w:val="center"/>
+          </w:tcPr>
+          <w:p>
+            <w:pPr>
+              <w:pStyle w:val="BodyText"/>
+              <w:jc w:val="center"/>
+              <w:cnfStyle w:val="000000100000" w:firstRow="0" w:lastRow="0" w:firstColumn="0" w:lastColumn="0" w:oddVBand="0" w:evenVBand="0" w:oddHBand="1" w:evenHBand="0" w:firstRowFirstColumn="0" w:firstRowLastColumn="0" w:lastRowFirstColumn="0" w:lastRowLastColumn="0"/>
+            </w:pPr>
+            <w:r>
+              <w:t>/api/auth/login</w:t>
+            </w:r>
+          </w:p>
+        </w:tc>
+        <w:tc>
+          <w:tcPr>
+            <w:tcW w:w="2004" w:type="dxa"/>
+            <w:vAlign w:val="center"/>
+          </w:tcPr>
+          <w:p>
+            <w:pPr>
+              <w:pStyle w:val="BodyText"/>
+              <w:jc w:val="center"/>
+              <w:cnfStyle w:val="000000100000" w:firstRow="0" w:lastRow="0" w:firstColumn="0" w:lastColumn="0" w:oddVBand="0" w:evenVBand="0" w:oddHBand="1" w:evenHBand="0" w:firstRowFirstColumn="0" w:firstRowLastColumn="0" w:lastRowFirstColumn="0" w:lastRowLastColumn="0"/>
+            </w:pPr>
+            <w:r>
+              <w:t>Не</w:t>
+            </w:r>
+          </w:p>
+        </w:tc>
+      </w:tr>
+      <w:tr>
+        <w:tc>
+          <w:tcPr>
+            <w:cnfStyle w:val="001000000000" w:firstRow="0" w:lastRow="0" w:firstColumn="1" w:lastColumn="0" w:oddVBand="0" w:evenVBand="0" w:oddHBand="0" w:evenHBand="0" w:firstRowFirstColumn="0" w:firstRowLastColumn="0" w:lastRowFirstColumn="0" w:lastRowLastColumn="0"/>
+            <w:tcW w:w="2003" w:type="dxa"/>
+            <w:vAlign w:val="center"/>
+          </w:tcPr>
+          <w:p>
+            <w:pPr>
+              <w:pStyle w:val="BodyText"/>
+              <w:jc w:val="center"/>
+            </w:pPr>
+            <w:r>
+              <w:t>UI</w:t>
+            </w:r>
+          </w:p>
+        </w:tc>
+        <w:tc>
+          <w:tcPr>
+            <w:tcW w:w="2003" w:type="dxa"/>
+            <w:vAlign w:val="center"/>
+          </w:tcPr>
+          <w:p>
+            <w:pPr>
+              <w:pStyle w:val="BodyText"/>
+              <w:jc w:val="center"/>
+              <w:cnfStyle w:val="000000000000" w:firstRow="0" w:lastRow="0" w:firstColumn="0" w:lastColumn="0" w:oddVBand="0" w:evenVBand="0" w:oddHBand="0" w:evenHBand="0" w:firstRowFirstColumn="0" w:firstRowLastColumn="0" w:lastRowFirstColumn="0" w:lastRowLastColumn="0"/>
+            </w:pPr>
+            <w:r>
+              <w:t>Gateway</w:t>
+            </w:r>
+          </w:p>
+        </w:tc>
+        <w:tc>
+          <w:tcPr>
+            <w:tcW w:w="2003" w:type="dxa"/>
+            <w:vAlign w:val="center"/>
+          </w:tcPr>
+          <w:p>
+            <w:pPr>
+              <w:pStyle w:val="BodyText"/>
+              <w:jc w:val="center"/>
+              <w:cnfStyle w:val="000000000000" w:firstRow="0" w:lastRow="0" w:firstColumn="0" w:lastColumn="0" w:oddVBand="0" w:evenVBand="0" w:oddHBand="0" w:evenHBand="0" w:firstRowFirstColumn="0" w:firstRowLastColumn="0" w:lastRowFirstColumn="0" w:lastRowLastColumn="0"/>
+            </w:pPr>
+            <w:r>
+              <w:t>HTTP</w:t>
+            </w:r>
+          </w:p>
+        </w:tc>
+        <w:tc>
+          <w:tcPr>
+            <w:tcW w:w="2003" w:type="dxa"/>
+            <w:vAlign w:val="center"/>
+          </w:tcPr>
+          <w:p>
+            <w:pPr>
+              <w:pStyle w:val="BodyText"/>
+              <w:jc w:val="center"/>
+              <w:cnfStyle w:val="000000000000" w:firstRow="0" w:lastRow="0" w:firstColumn="0" w:lastColumn="0" w:oddVBand="0" w:evenVBand="0" w:oddHBand="0" w:evenHBand="0" w:firstRowFirstColumn="0" w:firstRowLastColumn="0" w:lastRowFirstColumn="0" w:lastRowLastColumn="0"/>
+            </w:pPr>
+            <w:r>
+              <w:t>/api/auth/register</w:t>
+            </w:r>
+          </w:p>
+        </w:tc>
+        <w:tc>
+          <w:tcPr>
+            <w:tcW w:w="2004" w:type="dxa"/>
+            <w:vAlign w:val="center"/>
+          </w:tcPr>
+          <w:p>
+            <w:pPr>
+              <w:pStyle w:val="BodyText"/>
+              <w:jc w:val="center"/>
+              <w:cnfStyle w:val="000000000000" w:firstRow="0" w:lastRow="0" w:firstColumn="0" w:lastColumn="0" w:oddVBand="0" w:evenVBand="0" w:oddHBand="0" w:evenHBand="0" w:firstRowFirstColumn="0" w:firstRowLastColumn="0" w:lastRowFirstColumn="0" w:lastRowLastColumn="0"/>
+            </w:pPr>
+            <w:r>
+              <w:t>Не</w:t>
+            </w:r>
+          </w:p>
+        </w:tc>
+      </w:tr>
+      <w:tr>
+        <w:trPr>
+          <w:cnfStyle w:val="000000100000" w:firstRow="0" w:lastRow="0" w:firstColumn="0" w:lastColumn="0" w:oddVBand="0" w:evenVBand="0" w:oddHBand="1" w:evenHBand="0" w:firstRowFirstColumn="0" w:firstRowLastColumn="0" w:lastRowFirstColumn="0" w:lastRowLastColumn="0"/>
+        </w:trPr>
+        <w:tc>
+          <w:tcPr>
+            <w:cnfStyle w:val="001000000000" w:firstRow="0" w:lastRow="0" w:firstColumn="1" w:lastColumn="0" w:oddVBand="0" w:evenVBand="0" w:oddHBand="0" w:evenHBand="0" w:firstRowFirstColumn="0" w:firstRowLastColumn="0" w:lastRowFirstColumn="0" w:lastRowLastColumn="0"/>
+            <w:tcW w:w="2003" w:type="dxa"/>
+            <w:vAlign w:val="center"/>
+          </w:tcPr>
+          <w:p>
+            <w:pPr>
+              <w:pStyle w:val="BodyText"/>
+              <w:jc w:val="center"/>
+            </w:pPr>
+            <w:r>
+              <w:t>UI</w:t>
+            </w:r>
+          </w:p>
+        </w:tc>
+        <w:tc>
+          <w:tcPr>
+            <w:tcW w:w="2003" w:type="dxa"/>
+            <w:vAlign w:val="center"/>
+          </w:tcPr>
+          <w:p>
+            <w:pPr>
+              <w:pStyle w:val="BodyText"/>
+              <w:jc w:val="center"/>
+              <w:cnfStyle w:val="000000100000" w:firstRow="0" w:lastRow="0" w:firstColumn="0" w:lastColumn="0" w:oddVBand="0" w:evenVBand="0" w:oddHBand="1" w:evenHBand="0" w:firstRowFirstColumn="0" w:firstRowLastColumn="0" w:lastRowFirstColumn="0" w:lastRowLastColumn="0"/>
+            </w:pPr>
+            <w:r>
+              <w:t>Gateway</w:t>
+            </w:r>
+          </w:p>
+        </w:tc>
+        <w:tc>
+          <w:tcPr>
+            <w:tcW w:w="2003" w:type="dxa"/>
+            <w:vAlign w:val="center"/>
+          </w:tcPr>
+          <w:p>
+            <w:pPr>
+              <w:pStyle w:val="BodyText"/>
+              <w:jc w:val="center"/>
+              <w:cnfStyle w:val="000000100000" w:firstRow="0" w:lastRow="0" w:firstColumn="0" w:lastColumn="0" w:oddVBand="0" w:evenVBand="0" w:oddHBand="1" w:evenHBand="0" w:firstRowFirstColumn="0" w:firstRowLastColumn="0" w:lastRowFirstColumn="0" w:lastRowLastColumn="0"/>
+            </w:pPr>
+            <w:r>
+              <w:t>HTTP</w:t>
+            </w:r>
+          </w:p>
+        </w:tc>
+        <w:tc>
+          <w:tcPr>
+            <w:tcW w:w="2003" w:type="dxa"/>
+            <w:vAlign w:val="center"/>
+          </w:tcPr>
+          <w:p>
+            <w:pPr>
+              <w:pStyle w:val="BodyText"/>
+              <w:jc w:val="center"/>
+              <w:cnfStyle w:val="000000100000" w:firstRow="0" w:lastRow="0" w:firstColumn="0" w:lastColumn="0" w:oddVBand="0" w:evenVBand="0" w:oddHBand="1" w:evenHBand="0" w:firstRowFirstColumn="0" w:firstRowLastColumn="0" w:lastRowFirstColumn="0" w:lastRowLastColumn="0"/>
+            </w:pPr>
+            <w:r>
+              <w:t>/api/books/booksAll</w:t>
+            </w:r>
+          </w:p>
+        </w:tc>
+        <w:tc>
+          <w:tcPr>
+            <w:tcW w:w="2004" w:type="dxa"/>
+            <w:vAlign w:val="center"/>
+          </w:tcPr>
+          <w:p>
+            <w:pPr>
+              <w:pStyle w:val="BodyText"/>
+              <w:jc w:val="center"/>
+              <w:cnfStyle w:val="000000100000" w:firstRow="0" w:lastRow="0" w:firstColumn="0" w:lastColumn="0" w:oddVBand="0" w:evenVBand="0" w:oddHBand="1" w:evenHBand="0" w:firstRowFirstColumn="0" w:firstRowLastColumn="0" w:lastRowFirstColumn="0" w:lastRowLastColumn="0"/>
+              <w:rPr>
+                <w:color w:val="FF0000"/>
+              </w:rPr>
+            </w:pPr>
+            <w:r>
+              <w:rPr>
+                <w:color w:val="FF0000"/>
+              </w:rPr>
+              <w:t>JWT</w:t>
+            </w:r>
+          </w:p>
+        </w:tc>
+      </w:tr>
+      <w:tr>
+        <w:tc>
+          <w:tcPr>
+            <w:cnfStyle w:val="001000000000" w:firstRow="0" w:lastRow="0" w:firstColumn="1" w:lastColumn="0" w:oddVBand="0" w:evenVBand="0" w:oddHBand="0" w:evenHBand="0" w:firstRowFirstColumn="0" w:firstRowLastColumn="0" w:lastRowFirstColumn="0" w:lastRowLastColumn="0"/>
+            <w:tcW w:w="2003" w:type="dxa"/>
+            <w:vAlign w:val="center"/>
+          </w:tcPr>
+          <w:p>
+            <w:pPr>
+              <w:pStyle w:val="BodyText"/>
+              <w:jc w:val="center"/>
+            </w:pPr>
+            <w:r>
+              <w:t>UI</w:t>
+            </w:r>
+          </w:p>
+        </w:tc>
+        <w:tc>
+          <w:tcPr>
+            <w:tcW w:w="2003" w:type="dxa"/>
+            <w:vAlign w:val="center"/>
+          </w:tcPr>
+          <w:p>
+            <w:pPr>
+              <w:pStyle w:val="BodyText"/>
+              <w:jc w:val="center"/>
+              <w:cnfStyle w:val="000000000000" w:firstRow="0" w:lastRow="0" w:firstColumn="0" w:lastColumn="0" w:oddVBand="0" w:evenVBand="0" w:oddHBand="0" w:evenHBand="0" w:firstRowFirstColumn="0" w:firstRowLastColumn="0" w:lastRowFirstColumn="0" w:lastRowLastColumn="0"/>
+            </w:pPr>
+            <w:r>
+              <w:t>Gateway</w:t>
+            </w:r>
+          </w:p>
+        </w:tc>
+        <w:tc>
+          <w:tcPr>
+            <w:tcW w:w="2003" w:type="dxa"/>
+            <w:vAlign w:val="center"/>
+          </w:tcPr>
+          <w:p>
+            <w:pPr>
+              <w:pStyle w:val="BodyText"/>
+              <w:jc w:val="center"/>
+              <w:cnfStyle w:val="000000000000" w:firstRow="0" w:lastRow="0" w:firstColumn="0" w:lastColumn="0" w:oddVBand="0" w:evenVBand="0" w:oddHBand="0" w:evenHBand="0" w:firstRowFirstColumn="0" w:firstRowLastColumn="0" w:lastRowFirstColumn="0" w:lastRowLastColumn="0"/>
+            </w:pPr>
+            <w:r>
+              <w:t>HTTP</w:t>
+            </w:r>
+          </w:p>
+        </w:tc>
+        <w:tc>
+          <w:tcPr>
+            <w:tcW w:w="2003" w:type="dxa"/>
+            <w:vAlign w:val="center"/>
+          </w:tcPr>
+          <w:p>
+            <w:pPr>
+              <w:pStyle w:val="BodyText"/>
+              <w:jc w:val="center"/>
+              <w:cnfStyle w:val="000000000000" w:firstRow="0" w:lastRow="0" w:firstColumn="0" w:lastColumn="0" w:oddVBand="0" w:evenVBand="0" w:oddHBand="0" w:evenHBand="0" w:firstRowFirstColumn="0" w:firstRowLastColumn="0" w:lastRowFirstColumn="0" w:lastRowLastColumn="0"/>
+            </w:pPr>
+            <w:r>
+              <w:t>/api/books/search</w:t>
+            </w:r>
+          </w:p>
+        </w:tc>
+        <w:tc>
+          <w:tcPr>
+            <w:tcW w:w="2004" w:type="dxa"/>
+            <w:vAlign w:val="center"/>
+          </w:tcPr>
+          <w:p>
+            <w:pPr>
+              <w:pStyle w:val="BodyText"/>
+              <w:jc w:val="center"/>
+              <w:cnfStyle w:val="000000000000" w:firstRow="0" w:lastRow="0" w:firstColumn="0" w:lastColumn="0" w:oddVBand="0" w:evenVBand="0" w:oddHBand="0" w:evenHBand="0" w:firstRowFirstColumn="0" w:firstRowLastColumn="0" w:lastRowFirstColumn="0" w:lastRowLastColumn="0"/>
+              <w:rPr>
+                <w:color w:val="FF0000"/>
+              </w:rPr>
+            </w:pPr>
+            <w:r>
+              <w:rPr>
+                <w:color w:val="FF0000"/>
+              </w:rPr>
+              <w:t>JWT</w:t>
+            </w:r>
+          </w:p>
+        </w:tc>
+      </w:tr>
+      <w:tr>
+        <w:trPr>
+          <w:cnfStyle w:val="000000100000" w:firstRow="0" w:lastRow="0" w:firstColumn="0" w:lastColumn="0" w:oddVBand="0" w:evenVBand="0" w:oddHBand="1" w:evenHBand="0" w:firstRowFirstColumn="0" w:firstRowLastColumn="0" w:lastRowFirstColumn="0" w:lastRowLastColumn="0"/>
+        </w:trPr>
+        <w:tc>
+          <w:tcPr>
+            <w:cnfStyle w:val="001000000000" w:firstRow="0" w:lastRow="0" w:firstColumn="1" w:lastColumn="0" w:oddVBand="0" w:evenVBand="0" w:oddHBand="0" w:evenHBand="0" w:firstRowFirstColumn="0" w:firstRowLastColumn="0" w:lastRowFirstColumn="0" w:lastRowLastColumn="0"/>
+            <w:tcW w:w="2003" w:type="dxa"/>
+            <w:vAlign w:val="center"/>
+          </w:tcPr>
+          <w:p>
+            <w:pPr>
+              <w:pStyle w:val="BodyText"/>
+              <w:jc w:val="center"/>
+            </w:pPr>
+            <w:r>
+              <w:t>UI</w:t>
+            </w:r>
+          </w:p>
+        </w:tc>
+        <w:tc>
+          <w:tcPr>
+            <w:tcW w:w="2003" w:type="dxa"/>
+            <w:vAlign w:val="center"/>
+          </w:tcPr>
+          <w:p>
+            <w:pPr>
+              <w:pStyle w:val="BodyText"/>
+              <w:jc w:val="center"/>
+              <w:cnfStyle w:val="000000100000" w:firstRow="0" w:lastRow="0" w:firstColumn="0" w:lastColumn="0" w:oddVBand="0" w:evenVBand="0" w:oddHBand="1" w:evenHBand="0" w:firstRowFirstColumn="0" w:firstRowLastColumn="0" w:lastRowFirstColumn="0" w:lastRowLastColumn="0"/>
+            </w:pPr>
+            <w:r>
+              <w:t>Gateway</w:t>
+            </w:r>
+          </w:p>
+        </w:tc>
+        <w:tc>
+          <w:tcPr>
+            <w:tcW w:w="2003" w:type="dxa"/>
+            <w:vAlign w:val="center"/>
+          </w:tcPr>
+          <w:p>
+            <w:pPr>
+              <w:pStyle w:val="BodyText"/>
+              <w:jc w:val="center"/>
+              <w:cnfStyle w:val="000000100000" w:firstRow="0" w:lastRow="0" w:firstColumn="0" w:lastColumn="0" w:oddVBand="0" w:evenVBand="0" w:oddHBand="1" w:evenHBand="0" w:firstRowFirstColumn="0" w:firstRowLastColumn="0" w:lastRowFirstColumn="0" w:lastRowLastColumn="0"/>
+            </w:pPr>
+            <w:r>
+              <w:t>HTTP</w:t>
+            </w:r>
+          </w:p>
+        </w:tc>
+        <w:tc>
+          <w:tcPr>
+            <w:tcW w:w="2003" w:type="dxa"/>
+            <w:vAlign w:val="center"/>
+          </w:tcPr>
+          <w:p>
+            <w:pPr>
+              <w:pStyle w:val="BodyText"/>
+              <w:jc w:val="center"/>
+              <w:cnfStyle w:val="000000100000" w:firstRow="0" w:lastRow="0" w:firstColumn="0" w:lastColumn="0" w:oddVBand="0" w:evenVBand="0" w:oddHBand="1" w:evenHBand="0" w:firstRowFirstColumn="0" w:firstRowLastColumn="0" w:lastRowFirstColumn="0" w:lastRowLastColumn="0"/>
+            </w:pPr>
+            <w:r>
+              <w:t>/api/books/fetch</w:t>
+            </w:r>
+          </w:p>
+        </w:tc>
+        <w:tc>
+          <w:tcPr>
+            <w:tcW w:w="2004" w:type="dxa"/>
+            <w:vAlign w:val="center"/>
+          </w:tcPr>
+          <w:p>
+            <w:pPr>
+              <w:pStyle w:val="BodyText"/>
+              <w:jc w:val="center"/>
+              <w:cnfStyle w:val="000000100000" w:firstRow="0" w:lastRow="0" w:firstColumn="0" w:lastColumn="0" w:oddVBand="0" w:evenVBand="0" w:oddHBand="1" w:evenHBand="0" w:firstRowFirstColumn="0" w:firstRowLastColumn="0" w:lastRowFirstColumn="0" w:lastRowLastColumn="0"/>
+              <w:rPr>
+                <w:color w:val="FF0000"/>
+              </w:rPr>
+            </w:pPr>
+            <w:r>
+              <w:rPr>
+                <w:color w:val="FF0000"/>
+              </w:rPr>
+              <w:t>JWT</w:t>
+            </w:r>
+          </w:p>
+        </w:tc>
+      </w:tr>
+      <w:tr>
+        <w:tc>
+          <w:tcPr>
+            <w:cnfStyle w:val="001000000000" w:firstRow="0" w:lastRow="0" w:firstColumn="1" w:lastColumn="0" w:oddVBand="0" w:evenVBand="0" w:oddHBand="0" w:evenHBand="0" w:firstRowFirstColumn="0" w:firstRowLastColumn="0" w:lastRowFirstColumn="0" w:lastRowLastColumn="0"/>
+            <w:tcW w:w="2003" w:type="dxa"/>
+            <w:vAlign w:val="center"/>
+          </w:tcPr>
+          <w:p>
+            <w:pPr>
+              <w:pStyle w:val="BodyText"/>
+              <w:jc w:val="center"/>
+            </w:pPr>
+            <w:r>
+              <w:t>UI</w:t>
+            </w:r>
+          </w:p>
+        </w:tc>
+        <w:tc>
+          <w:tcPr>
+            <w:tcW w:w="2003" w:type="dxa"/>
+            <w:vAlign w:val="center"/>
+          </w:tcPr>
+          <w:p>
+            <w:pPr>
+              <w:pStyle w:val="BodyText"/>
+              <w:jc w:val="center"/>
+              <w:cnfStyle w:val="000000000000" w:firstRow="0" w:lastRow="0" w:firstColumn="0" w:lastColumn="0" w:oddVBand="0" w:evenVBand="0" w:oddHBand="0" w:evenHBand="0" w:firstRowFirstColumn="0" w:firstRowLastColumn="0" w:lastRowFirstColumn="0" w:lastRowLastColumn="0"/>
+            </w:pPr>
+            <w:r>
+              <w:t>Gateway</w:t>
+            </w:r>
+          </w:p>
+        </w:tc>
+        <w:tc>
+          <w:tcPr>
+            <w:tcW w:w="2003" w:type="dxa"/>
+            <w:vAlign w:val="center"/>
+          </w:tcPr>
+          <w:p>
+            <w:pPr>
+              <w:pStyle w:val="BodyText"/>
+              <w:jc w:val="center"/>
+              <w:cnfStyle w:val="000000000000" w:firstRow="0" w:lastRow="0" w:firstColumn="0" w:lastColumn="0" w:oddVBand="0" w:evenVBand="0" w:oddHBand="0" w:evenHBand="0" w:firstRowFirstColumn="0" w:firstRowLastColumn="0" w:lastRowFirstColumn="0" w:lastRowLastColumn="0"/>
+            </w:pPr>
+            <w:r>
+              <w:t>HTTP</w:t>
+            </w:r>
+          </w:p>
+        </w:tc>
+        <w:tc>
+          <w:tcPr>
+            <w:tcW w:w="2003" w:type="dxa"/>
+            <w:vAlign w:val="center"/>
+          </w:tcPr>
+          <w:p>
+            <w:pPr>
+              <w:pStyle w:val="BodyText"/>
+              <w:jc w:val="center"/>
+              <w:cnfStyle w:val="000000000000" w:firstRow="0" w:lastRow="0" w:firstColumn="0" w:lastColumn="0" w:oddVBand="0" w:evenVBand="0" w:oddHBand="0" w:evenHBand="0" w:firstRowFirstColumn="0" w:firstRowLastColumn="0" w:lastRowFirstColumn="0" w:lastRowLastColumn="0"/>
+            </w:pPr>
+            <w:r>
+              <w:t>/api/books/add</w:t>
+            </w:r>
+          </w:p>
+        </w:tc>
+        <w:tc>
+          <w:tcPr>
+            <w:tcW w:w="2004" w:type="dxa"/>
+            <w:vAlign w:val="center"/>
+          </w:tcPr>
+          <w:p>
+            <w:pPr>
+              <w:pStyle w:val="BodyText"/>
+              <w:jc w:val="center"/>
+              <w:cnfStyle w:val="000000000000" w:firstRow="0" w:lastRow="0" w:firstColumn="0" w:lastColumn="0" w:oddVBand="0" w:evenVBand="0" w:oddHBand="0" w:evenHBand="0" w:firstRowFirstColumn="0" w:firstRowLastColumn="0" w:lastRowFirstColumn="0" w:lastRowLastColumn="0"/>
+              <w:rPr>
+                <w:color w:val="FF0000"/>
+              </w:rPr>
+            </w:pPr>
+            <w:r>
+              <w:rPr>
+                <w:color w:val="FF0000"/>
+              </w:rPr>
+              <w:t>JWT</w:t>
+            </w:r>
+          </w:p>
+        </w:tc>
+      </w:tr>
+      <w:tr>
+        <w:trPr>
+          <w:cnfStyle w:val="000000100000" w:firstRow="0" w:lastRow="0" w:firstColumn="0" w:lastColumn="0" w:oddVBand="0" w:evenVBand="0" w:oddHBand="1" w:evenHBand="0" w:firstRowFirstColumn="0" w:firstRowLastColumn="0" w:lastRowFirstColumn="0" w:lastRowLastColumn="0"/>
+        </w:trPr>
+        <w:tc>
+          <w:tcPr>
+            <w:cnfStyle w:val="001000000000" w:firstRow="0" w:lastRow="0" w:firstColumn="1" w:lastColumn="0" w:oddVBand="0" w:evenVBand="0" w:oddHBand="0" w:evenHBand="0" w:firstRowFirstColumn="0" w:firstRowLastColumn="0" w:lastRowFirstColumn="0" w:lastRowLastColumn="0"/>
+            <w:tcW w:w="2003" w:type="dxa"/>
+            <w:vAlign w:val="center"/>
+          </w:tcPr>
+          <w:p>
+            <w:pPr>
+              <w:pStyle w:val="BodyText"/>
+              <w:jc w:val="center"/>
+            </w:pPr>
+            <w:r>
+              <w:t>UI</w:t>
+            </w:r>
+          </w:p>
+        </w:tc>
+        <w:tc>
+          <w:tcPr>
+            <w:tcW w:w="2003" w:type="dxa"/>
+            <w:vAlign w:val="center"/>
+          </w:tcPr>
+          <w:p>
+            <w:pPr>
+              <w:pStyle w:val="BodyText"/>
+              <w:jc w:val="center"/>
+              <w:cnfStyle w:val="000000100000" w:firstRow="0" w:lastRow="0" w:firstColumn="0" w:lastColumn="0" w:oddVBand="0" w:evenVBand="0" w:oddHBand="1" w:evenHBand="0" w:firstRowFirstColumn="0" w:firstRowLastColumn="0" w:lastRowFirstColumn="0" w:lastRowLastColumn="0"/>
+            </w:pPr>
+            <w:r>
+              <w:t>Gateway</w:t>
+            </w:r>
+          </w:p>
+        </w:tc>
+        <w:tc>
+          <w:tcPr>
+            <w:tcW w:w="2003" w:type="dxa"/>
+            <w:vAlign w:val="center"/>
+          </w:tcPr>
+          <w:p>
+            <w:pPr>
+              <w:pStyle w:val="BodyText"/>
+              <w:jc w:val="center"/>
+              <w:cnfStyle w:val="000000100000" w:firstRow="0" w:lastRow="0" w:firstColumn="0" w:lastColumn="0" w:oddVBand="0" w:evenVBand="0" w:oddHBand="1" w:evenHBand="0" w:firstRowFirstColumn="0" w:firstRowLastColumn="0" w:lastRowFirstColumn="0" w:lastRowLastColumn="0"/>
+            </w:pPr>
+            <w:r>
+              <w:t>HTTP</w:t>
+            </w:r>
+          </w:p>
+        </w:tc>
+        <w:tc>
+          <w:tcPr>
+            <w:tcW w:w="2003" w:type="dxa"/>
+            <w:vAlign w:val="center"/>
+          </w:tcPr>
+          <w:p>
+            <w:pPr>
+              <w:pStyle w:val="BodyText"/>
+              <w:jc w:val="center"/>
+              <w:cnfStyle w:val="000000100000" w:firstRow="0" w:lastRow="0" w:firstColumn="0" w:lastColumn="0" w:oddVBand="0" w:evenVBand="0" w:oddHBand="1" w:evenHBand="0" w:firstRowFirstColumn="0" w:firstRowLastColumn="0" w:lastRowFirstColumn="0" w:lastRowLastColumn="0"/>
+            </w:pPr>
+            <w:r>
+              <w:t>/api/lendings</w:t>
+            </w:r>
+          </w:p>
+        </w:tc>
+        <w:tc>
+          <w:tcPr>
+            <w:tcW w:w="2004" w:type="dxa"/>
+            <w:vAlign w:val="center"/>
+          </w:tcPr>
+          <w:p>
+            <w:pPr>
+              <w:pStyle w:val="BodyText"/>
+              <w:jc w:val="center"/>
+              <w:cnfStyle w:val="000000100000" w:firstRow="0" w:lastRow="0" w:firstColumn="0" w:lastColumn="0" w:oddVBand="0" w:evenVBand="0" w:oddHBand="1" w:evenHBand="0" w:firstRowFirstColumn="0" w:firstRowLastColumn="0" w:lastRowFirstColumn="0" w:lastRowLastColumn="0"/>
+              <w:rPr>
+                <w:color w:val="FF0000"/>
+              </w:rPr>
+            </w:pPr>
+            <w:r>
+              <w:rPr>
+                <w:color w:val="FF0000"/>
+              </w:rPr>
+              <w:t>JWT</w:t>
+            </w:r>
+          </w:p>
+        </w:tc>
+      </w:tr>
+      <w:tr>
+        <w:tc>
+          <w:tcPr>
+            <w:cnfStyle w:val="001000000000" w:firstRow="0" w:lastRow="0" w:firstColumn="1" w:lastColumn="0" w:oddVBand="0" w:evenVBand="0" w:oddHBand="0" w:evenHBand="0" w:firstRowFirstColumn="0" w:firstRowLastColumn="0" w:lastRowFirstColumn="0" w:lastRowLastColumn="0"/>
+            <w:tcW w:w="2003" w:type="dxa"/>
+            <w:vAlign w:val="center"/>
+          </w:tcPr>
+          <w:p>
+            <w:pPr>
+              <w:pStyle w:val="BodyText"/>
+              <w:jc w:val="center"/>
+            </w:pPr>
+            <w:r>
+              <w:t>UI</w:t>
+            </w:r>
+          </w:p>
+        </w:tc>
+        <w:tc>
+          <w:tcPr>
+            <w:tcW w:w="2003" w:type="dxa"/>
+            <w:vAlign w:val="center"/>
+          </w:tcPr>
+          <w:p>
+            <w:pPr>
+              <w:pStyle w:val="BodyText"/>
+              <w:jc w:val="center"/>
+              <w:cnfStyle w:val="000000000000" w:firstRow="0" w:lastRow="0" w:firstColumn="0" w:lastColumn="0" w:oddVBand="0" w:evenVBand="0" w:oddHBand="0" w:evenHBand="0" w:firstRowFirstColumn="0" w:firstRowLastColumn="0" w:lastRowFirstColumn="0" w:lastRowLastColumn="0"/>
+            </w:pPr>
+            <w:r>
+              <w:t>Gateway</w:t>
+            </w:r>
+          </w:p>
+        </w:tc>
+        <w:tc>
+          <w:tcPr>
+            <w:tcW w:w="2003" w:type="dxa"/>
+            <w:vAlign w:val="center"/>
+          </w:tcPr>
+          <w:p>
+            <w:pPr>
+              <w:pStyle w:val="BodyText"/>
+              <w:jc w:val="center"/>
+              <w:cnfStyle w:val="000000000000" w:firstRow="0" w:lastRow="0" w:firstColumn="0" w:lastColumn="0" w:oddVBand="0" w:evenVBand="0" w:oddHBand="0" w:evenHBand="0" w:firstRowFirstColumn="0" w:firstRowLastColumn="0" w:lastRowFirstColumn="0" w:lastRowLastColumn="0"/>
+            </w:pPr>
+            <w:r>
+              <w:t>HTTP</w:t>
+            </w:r>
+          </w:p>
+        </w:tc>
+        <w:tc>
+          <w:tcPr>
+            <w:tcW w:w="2003" w:type="dxa"/>
+            <w:vAlign w:val="center"/>
+          </w:tcPr>
+          <w:p>
+            <w:pPr>
+              <w:pStyle w:val="BodyText"/>
+              <w:jc w:val="center"/>
+              <w:cnfStyle w:val="000000000000" w:firstRow="0" w:lastRow="0" w:firstColumn="0" w:lastColumn="0" w:oddVBand="0" w:evenVBand="0" w:oddHBand="0" w:evenHBand="0" w:firstRowFirstColumn="0" w:firstRowLastColumn="0" w:lastRowFirstColumn="0" w:lastRowLastColumn="0"/>
+            </w:pPr>
+            <w:r>
+              <w:t>/api/lendings/loanABook</w:t>
+            </w:r>
+          </w:p>
+        </w:tc>
+        <w:tc>
+          <w:tcPr>
+            <w:tcW w:w="2004" w:type="dxa"/>
+            <w:vAlign w:val="center"/>
+          </w:tcPr>
+          <w:p>
+            <w:pPr>
+              <w:pStyle w:val="BodyText"/>
+              <w:jc w:val="center"/>
+              <w:cnfStyle w:val="000000000000" w:firstRow="0" w:lastRow="0" w:firstColumn="0" w:lastColumn="0" w:oddVBand="0" w:evenVBand="0" w:oddHBand="0" w:evenHBand="0" w:firstRowFirstColumn="0" w:firstRowLastColumn="0" w:lastRowFirstColumn="0" w:lastRowLastColumn="0"/>
+              <w:rPr>
+                <w:color w:val="FF0000"/>
+              </w:rPr>
+            </w:pPr>
+            <w:r>
+              <w:rPr>
+                <w:color w:val="FF0000"/>
+              </w:rPr>
+              <w:t>JWT</w:t>
+            </w:r>
+          </w:p>
+        </w:tc>
+      </w:tr>
+      <w:tr>
+        <w:trPr>
+          <w:cnfStyle w:val="000000100000" w:firstRow="0" w:lastRow="0" w:firstColumn="0" w:lastColumn="0" w:oddVBand="0" w:evenVBand="0" w:oddHBand="1" w:evenHBand="0" w:firstRowFirstColumn="0" w:firstRowLastColumn="0" w:lastRowFirstColumn="0" w:lastRowLastColumn="0"/>
+        </w:trPr>
+        <w:tc>
+          <w:tcPr>
+            <w:cnfStyle w:val="001000000000" w:firstRow="0" w:lastRow="0" w:firstColumn="1" w:lastColumn="0" w:oddVBand="0" w:evenVBand="0" w:oddHBand="0" w:evenHBand="0" w:firstRowFirstColumn="0" w:firstRowLastColumn="0" w:lastRowFirstColumn="0" w:lastRowLastColumn="0"/>
+            <w:tcW w:w="2003" w:type="dxa"/>
+            <w:vAlign w:val="center"/>
+          </w:tcPr>
+          <w:p>
+            <w:pPr>
+              <w:pStyle w:val="BodyText"/>
+              <w:jc w:val="center"/>
+            </w:pPr>
+            <w:r>
+              <w:t>UI</w:t>
+            </w:r>
+          </w:p>
+        </w:tc>
+        <w:tc>
+          <w:tcPr>
+            <w:tcW w:w="2003" w:type="dxa"/>
+            <w:vAlign w:val="center"/>
+          </w:tcPr>
+          <w:p>
+            <w:pPr>
+              <w:pStyle w:val="BodyText"/>
+              <w:jc w:val="center"/>
+              <w:cnfStyle w:val="000000100000" w:firstRow="0" w:lastRow="0" w:firstColumn="0" w:lastColumn="0" w:oddVBand="0" w:evenVBand="0" w:oddHBand="1" w:evenHBand="0" w:firstRowFirstColumn="0" w:firstRowLastColumn="0" w:lastRowFirstColumn="0" w:lastRowLastColumn="0"/>
+            </w:pPr>
+            <w:r>
+              <w:t>Gateway</w:t>
+            </w:r>
+          </w:p>
+        </w:tc>
+        <w:tc>
+          <w:tcPr>
+            <w:tcW w:w="2003" w:type="dxa"/>
+            <w:vAlign w:val="center"/>
+          </w:tcPr>
+          <w:p>
+            <w:pPr>
+              <w:pStyle w:val="BodyText"/>
+              <w:jc w:val="center"/>
+              <w:cnfStyle w:val="000000100000" w:firstRow="0" w:lastRow="0" w:firstColumn="0" w:lastColumn="0" w:oddVBand="0" w:evenVBand="0" w:oddHBand="1" w:evenHBand="0" w:firstRowFirstColumn="0" w:firstRowLastColumn="0" w:lastRowFirstColumn="0" w:lastRowLastColumn="0"/>
+            </w:pPr>
+            <w:r>
+              <w:t>HTTP</w:t>
+            </w:r>
+          </w:p>
+        </w:tc>
+        <w:tc>
+          <w:tcPr>
+            <w:tcW w:w="2003" w:type="dxa"/>
+            <w:vAlign w:val="center"/>
+          </w:tcPr>
+          <w:p>
+            <w:pPr>
+              <w:pStyle w:val="BodyText"/>
+              <w:jc w:val="center"/>
+              <w:cnfStyle w:val="000000100000" w:firstRow="0" w:lastRow="0" w:firstColumn="0" w:lastColumn="0" w:oddVBand="0" w:evenVBand="0" w:oddHBand="1" w:evenHBand="0" w:firstRowFirstColumn="0" w:firstRowLastColumn="0" w:lastRowFirstColumn="0" w:lastRowLastColumn="0"/>
+            </w:pPr>
+            <w:r>
+              <w:t>/api/lendings/delete/{id}</w:t>
+            </w:r>
+          </w:p>
+        </w:tc>
+        <w:tc>
+          <w:tcPr>
+            <w:tcW w:w="2004" w:type="dxa"/>
+            <w:vAlign w:val="center"/>
+          </w:tcPr>
+          <w:p>
+            <w:pPr>
+              <w:pStyle w:val="BodyText"/>
+              <w:jc w:val="center"/>
+              <w:cnfStyle w:val="000000100000" w:firstRow="0" w:lastRow="0" w:firstColumn="0" w:lastColumn="0" w:oddVBand="0" w:evenVBand="0" w:oddHBand="1" w:evenHBand="0" w:firstRowFirstColumn="0" w:firstRowLastColumn="0" w:lastRowFirstColumn="0" w:lastRowLastColumn="0"/>
+              <w:rPr>
+                <w:color w:val="FF0000"/>
+              </w:rPr>
+            </w:pPr>
+            <w:r>
+              <w:rPr>
+                <w:color w:val="FF0000"/>
+              </w:rPr>
+              <w:t>JWT</w:t>
+            </w:r>
+          </w:p>
+        </w:tc>
+      </w:tr>
+      <w:tr>
+        <w:tc>
+          <w:tcPr>
+            <w:cnfStyle w:val="001000000000" w:firstRow="0" w:lastRow="0" w:firstColumn="1" w:lastColumn="0" w:oddVBand="0" w:evenVBand="0" w:oddHBand="0" w:evenHBand="0" w:firstRowFirstColumn="0" w:firstRowLastColumn="0" w:lastRowFirstColumn="0" w:lastRowLastColumn="0"/>
+            <w:tcW w:w="2003" w:type="dxa"/>
+            <w:vAlign w:val="center"/>
+          </w:tcPr>
+          <w:p>
+            <w:pPr>
+              <w:pStyle w:val="BodyText"/>
+              <w:jc w:val="center"/>
+            </w:pPr>
+            <w:r>
+              <w:t>UI</w:t>
+            </w:r>
+          </w:p>
+        </w:tc>
+        <w:tc>
+          <w:tcPr>
+            <w:tcW w:w="2003" w:type="dxa"/>
+            <w:vAlign w:val="center"/>
+          </w:tcPr>
+          <w:p>
+            <w:pPr>
+              <w:pStyle w:val="BodyText"/>
+              <w:jc w:val="center"/>
+              <w:cnfStyle w:val="000000000000" w:firstRow="0" w:lastRow="0" w:firstColumn="0" w:lastColumn="0" w:oddVBand="0" w:evenVBand="0" w:oddHBand="0" w:evenHBand="0" w:firstRowFirstColumn="0" w:firstRowLastColumn="0" w:lastRowFirstColumn="0" w:lastRowLastColumn="0"/>
+            </w:pPr>
+            <w:r>
+              <w:t>Gateway</w:t>
+            </w:r>
+          </w:p>
+        </w:tc>
+        <w:tc>
+          <w:tcPr>
+            <w:tcW w:w="2003" w:type="dxa"/>
+            <w:vAlign w:val="center"/>
+          </w:tcPr>
+          <w:p>
+            <w:pPr>
+              <w:pStyle w:val="BodyText"/>
+              <w:jc w:val="center"/>
+              <w:cnfStyle w:val="000000000000" w:firstRow="0" w:lastRow="0" w:firstColumn="0" w:lastColumn="0" w:oddVBand="0" w:evenVBand="0" w:oddHBand="0" w:evenHBand="0" w:firstRowFirstColumn="0" w:firstRowLastColumn="0" w:lastRowFirstColumn="0" w:lastRowLastColumn="0"/>
+            </w:pPr>
+            <w:r>
+              <w:t>HTTP</w:t>
+            </w:r>
+          </w:p>
+        </w:tc>
+        <w:tc>
+          <w:tcPr>
+            <w:tcW w:w="2003" w:type="dxa"/>
+            <w:vAlign w:val="center"/>
+          </w:tcPr>
+          <w:p>
+            <w:pPr>
+              <w:pStyle w:val="BodyText"/>
+              <w:jc w:val="center"/>
+              <w:cnfStyle w:val="000000000000" w:firstRow="0" w:lastRow="0" w:firstColumn="0" w:lastColumn="0" w:oddVBand="0" w:evenVBand="0" w:oddHBand="0" w:evenHBand="0" w:firstRowFirstColumn="0" w:firstRowLastColumn="0" w:lastRowFirstColumn="0" w:lastRowLastColumn="0"/>
+            </w:pPr>
+            <w:r>
+              <w:t>/api/seats</w:t>
+            </w:r>
+          </w:p>
+        </w:tc>
+        <w:tc>
+          <w:tcPr>
+            <w:tcW w:w="2004" w:type="dxa"/>
+            <w:vAlign w:val="center"/>
+          </w:tcPr>
+          <w:p>
+            <w:pPr>
+              <w:pStyle w:val="BodyText"/>
+              <w:jc w:val="center"/>
+              <w:cnfStyle w:val="000000000000" w:firstRow="0" w:lastRow="0" w:firstColumn="0" w:lastColumn="0" w:oddVBand="0" w:evenVBand="0" w:oddHBand="0" w:evenHBand="0" w:firstRowFirstColumn="0" w:firstRowLastColumn="0" w:lastRowFirstColumn="0" w:lastRowLastColumn="0"/>
+              <w:rPr>
+                <w:color w:val="FF0000"/>
+              </w:rPr>
+            </w:pPr>
+            <w:r>
+              <w:rPr>
+                <w:color w:val="FF0000"/>
+              </w:rPr>
+              <w:t>JWT</w:t>
+            </w:r>
+          </w:p>
+        </w:tc>
+      </w:tr>
+      <w:tr>
+        <w:trPr>
+          <w:cnfStyle w:val="000000100000" w:firstRow="0" w:lastRow="0" w:firstColumn="0" w:lastColumn="0" w:oddVBand="0" w:evenVBand="0" w:oddHBand="1" w:evenHBand="0" w:firstRowFirstColumn="0" w:firstRowLastColumn="0" w:lastRowFirstColumn="0" w:lastRowLastColumn="0"/>
+        </w:trPr>
+        <w:tc>
+          <w:tcPr>
+            <w:cnfStyle w:val="001000000000" w:firstRow="0" w:lastRow="0" w:firstColumn="1" w:lastColumn="0" w:oddVBand="0" w:evenVBand="0" w:oddHBand="0" w:evenHBand="0" w:firstRowFirstColumn="0" w:firstRowLastColumn="0" w:lastRowFirstColumn="0" w:lastRowLastColumn="0"/>
+            <w:tcW w:w="2003" w:type="dxa"/>
+            <w:vAlign w:val="center"/>
+          </w:tcPr>
+          <w:p>
+            <w:pPr>
+              <w:pStyle w:val="BodyText"/>
+              <w:jc w:val="center"/>
+            </w:pPr>
+            <w:r>
+              <w:t>UI</w:t>
+            </w:r>
+          </w:p>
+        </w:tc>
+        <w:tc>
+          <w:tcPr>
+            <w:tcW w:w="2003" w:type="dxa"/>
+            <w:vAlign w:val="center"/>
+          </w:tcPr>
+          <w:p>
+            <w:pPr>
+              <w:pStyle w:val="BodyText"/>
+              <w:jc w:val="center"/>
+              <w:cnfStyle w:val="000000100000" w:firstRow="0" w:lastRow="0" w:firstColumn="0" w:lastColumn="0" w:oddVBand="0" w:evenVBand="0" w:oddHBand="1" w:evenHBand="0" w:firstRowFirstColumn="0" w:firstRowLastColumn="0" w:lastRowFirstColumn="0" w:lastRowLastColumn="0"/>
+            </w:pPr>
+            <w:r>
+              <w:t>Gateway</w:t>
+            </w:r>
+          </w:p>
+        </w:tc>
+        <w:tc>
+          <w:tcPr>
+            <w:tcW w:w="2003" w:type="dxa"/>
+            <w:vAlign w:val="center"/>
+          </w:tcPr>
+          <w:p>
+            <w:pPr>
+              <w:pStyle w:val="BodyText"/>
+              <w:jc w:val="center"/>
+              <w:cnfStyle w:val="000000100000" w:firstRow="0" w:lastRow="0" w:firstColumn="0" w:lastColumn="0" w:oddVBand="0" w:evenVBand="0" w:oddHBand="1" w:evenHBand="0" w:firstRowFirstColumn="0" w:firstRowLastColumn="0" w:lastRowFirstColumn="0" w:lastRowLastColumn="0"/>
+            </w:pPr>
+            <w:r>
+              <w:t>HTTP</w:t>
+            </w:r>
+          </w:p>
+        </w:tc>
+        <w:tc>
+          <w:tcPr>
+            <w:tcW w:w="2003" w:type="dxa"/>
+            <w:vAlign w:val="center"/>
+          </w:tcPr>
+          <w:p>
+            <w:pPr>
+              <w:pStyle w:val="BodyText"/>
+              <w:jc w:val="center"/>
+              <w:cnfStyle w:val="000000100000" w:firstRow="0" w:lastRow="0" w:firstColumn="0" w:lastColumn="0" w:oddVBand="0" w:evenVBand="0" w:oddHBand="1" w:evenHBand="0" w:firstRowFirstColumn="0" w:firstRowLastColumn="0" w:lastRowFirstColumn="0" w:lastRowLastColumn="0"/>
+            </w:pPr>
+            <w:r>
+              <w:t>/api/seats/reserve</w:t>
+            </w:r>
+          </w:p>
+        </w:tc>
+        <w:tc>
+          <w:tcPr>
+            <w:tcW w:w="2004" w:type="dxa"/>
+            <w:vAlign w:val="center"/>
+          </w:tcPr>
+          <w:p>
+            <w:pPr>
+              <w:pStyle w:val="BodyText"/>
+              <w:jc w:val="center"/>
+              <w:cnfStyle w:val="000000100000" w:firstRow="0" w:lastRow="0" w:firstColumn="0" w:lastColumn="0" w:oddVBand="0" w:evenVBand="0" w:oddHBand="1" w:evenHBand="0" w:firstRowFirstColumn="0" w:firstRowLastColumn="0" w:lastRowFirstColumn="0" w:lastRowLastColumn="0"/>
+              <w:rPr>
+                <w:color w:val="FF0000"/>
+              </w:rPr>
+            </w:pPr>
+            <w:r>
+              <w:rPr>
+                <w:color w:val="FF0000"/>
+              </w:rPr>
+              <w:t>JWT</w:t>
+            </w:r>
+          </w:p>
+        </w:tc>
+      </w:tr>
+      <w:tr>
+        <w:tc>
+          <w:tcPr>
+            <w:cnfStyle w:val="001000000000" w:firstRow="0" w:lastRow="0" w:firstColumn="1" w:lastColumn="0" w:oddVBand="0" w:evenVBand="0" w:oddHBand="0" w:evenHBand="0" w:firstRowFirstColumn="0" w:firstRowLastColumn="0" w:lastRowFirstColumn="0" w:lastRowLastColumn="0"/>
+            <w:tcW w:w="2003" w:type="dxa"/>
+            <w:vAlign w:val="center"/>
+          </w:tcPr>
+          <w:p>
+            <w:pPr>
+              <w:pStyle w:val="BodyText"/>
+              <w:jc w:val="center"/>
+            </w:pPr>
+            <w:r>
+              <w:t>UI</w:t>
+            </w:r>
+          </w:p>
+        </w:tc>
+        <w:tc>
+          <w:tcPr>
+            <w:tcW w:w="2003" w:type="dxa"/>
+            <w:vAlign w:val="center"/>
+          </w:tcPr>
+          <w:p>
+            <w:pPr>
+              <w:pStyle w:val="BodyText"/>
+              <w:jc w:val="center"/>
+              <w:cnfStyle w:val="000000000000" w:firstRow="0" w:lastRow="0" w:firstColumn="0" w:lastColumn="0" w:oddVBand="0" w:evenVBand="0" w:oddHBand="0" w:evenHBand="0" w:firstRowFirstColumn="0" w:firstRowLastColumn="0" w:lastRowFirstColumn="0" w:lastRowLastColumn="0"/>
+            </w:pPr>
+            <w:r>
+              <w:t>Gateway</w:t>
+            </w:r>
+          </w:p>
+        </w:tc>
+        <w:tc>
+          <w:tcPr>
+            <w:tcW w:w="2003" w:type="dxa"/>
+            <w:vAlign w:val="center"/>
+          </w:tcPr>
+          <w:p>
+            <w:pPr>
+              <w:pStyle w:val="BodyText"/>
+              <w:jc w:val="center"/>
+              <w:cnfStyle w:val="000000000000" w:firstRow="0" w:lastRow="0" w:firstColumn="0" w:lastColumn="0" w:oddVBand="0" w:evenVBand="0" w:oddHBand="0" w:evenHBand="0" w:firstRowFirstColumn="0" w:firstRowLastColumn="0" w:lastRowFirstColumn="0" w:lastRowLastColumn="0"/>
+            </w:pPr>
+            <w:r>
+              <w:t>HTTP</w:t>
+            </w:r>
+          </w:p>
+        </w:tc>
+        <w:tc>
+          <w:tcPr>
+            <w:tcW w:w="2003" w:type="dxa"/>
+            <w:vAlign w:val="center"/>
+          </w:tcPr>
+          <w:p>
+            <w:pPr>
+              <w:pStyle w:val="BodyText"/>
+              <w:jc w:val="center"/>
+              <w:cnfStyle w:val="000000000000" w:firstRow="0" w:lastRow="0" w:firstColumn="0" w:lastColumn="0" w:oddVBand="0" w:evenVBand="0" w:oddHBand="0" w:evenHBand="0" w:firstRowFirstColumn="0" w:firstRowLastColumn="0" w:lastRowFirstColumn="0" w:lastRowLastColumn="0"/>
+            </w:pPr>
+            <w:r>
+              <w:t>/api/users /update</w:t>
+            </w:r>
+          </w:p>
+        </w:tc>
+        <w:tc>
+          <w:tcPr>
+            <w:tcW w:w="2004" w:type="dxa"/>
+            <w:vAlign w:val="center"/>
+          </w:tcPr>
+          <w:p>
+            <w:pPr>
+              <w:pStyle w:val="BodyText"/>
+              <w:jc w:val="center"/>
+              <w:cnfStyle w:val="000000000000" w:firstRow="0" w:lastRow="0" w:firstColumn="0" w:lastColumn="0" w:oddVBand="0" w:evenVBand="0" w:oddHBand="0" w:evenHBand="0" w:firstRowFirstColumn="0" w:firstRowLastColumn="0" w:lastRowFirstColumn="0" w:lastRowLastColumn="0"/>
+              <w:rPr>
+                <w:color w:val="FF0000"/>
+              </w:rPr>
+            </w:pPr>
+            <w:r>
+              <w:rPr>
+                <w:color w:val="FF0000"/>
+              </w:rPr>
+              <w:t>JWT</w:t>
+            </w:r>
+          </w:p>
+        </w:tc>
+      </w:tr>
+      <w:tr>
+        <w:trPr>
+          <w:cnfStyle w:val="000000100000" w:firstRow="0" w:lastRow="0" w:firstColumn="0" w:lastColumn="0" w:oddVBand="0" w:evenVBand="0" w:oddHBand="1" w:evenHBand="0" w:firstRowFirstColumn="0" w:firstRowLastColumn="0" w:lastRowFirstColumn="0" w:lastRowLastColumn="0"/>
+        </w:trPr>
+        <w:tc>
+          <w:tcPr>
+            <w:cnfStyle w:val="001000000000" w:firstRow="0" w:lastRow="0" w:firstColumn="1" w:lastColumn="0" w:oddVBand="0" w:evenVBand="0" w:oddHBand="0" w:evenHBand="0" w:firstRowFirstColumn="0" w:firstRowLastColumn="0" w:lastRowFirstColumn="0" w:lastRowLastColumn="0"/>
+            <w:tcW w:w="2003" w:type="dxa"/>
+            <w:vAlign w:val="center"/>
+          </w:tcPr>
+          <w:p>
+            <w:pPr>
+              <w:pStyle w:val="BodyText"/>
+              <w:jc w:val="center"/>
+            </w:pPr>
+            <w:r>
+              <w:t>Gateway</w:t>
+            </w:r>
+          </w:p>
+        </w:tc>
+        <w:tc>
+          <w:tcPr>
+            <w:tcW w:w="2003" w:type="dxa"/>
+            <w:vAlign w:val="center"/>
+          </w:tcPr>
+          <w:p>
+            <w:pPr>
+              <w:pStyle w:val="BodyText"/>
+              <w:jc w:val="center"/>
+              <w:cnfStyle w:val="000000100000" w:firstRow="0" w:lastRow="0" w:firstColumn="0" w:lastColumn="0" w:oddVBand="0" w:evenVBand="0" w:oddHBand="1" w:evenHBand="0" w:firstRowFirstColumn="0" w:firstRowLastColumn="0" w:lastRowFirstColumn="0" w:lastRowLastColumn="0"/>
+            </w:pPr>
+            <w:r>
+              <w:t>User Service</w:t>
+            </w:r>
+          </w:p>
+        </w:tc>
+        <w:tc>
+          <w:tcPr>
+            <w:tcW w:w="2003" w:type="dxa"/>
+            <w:vAlign w:val="center"/>
+          </w:tcPr>
+          <w:p>
+            <w:pPr>
+              <w:pStyle w:val="BodyText"/>
+              <w:jc w:val="center"/>
+              <w:cnfStyle w:val="000000100000" w:firstRow="0" w:lastRow="0" w:firstColumn="0" w:lastColumn="0" w:oddVBand="0" w:evenVBand="0" w:oddHBand="1" w:evenHBand="0" w:firstRowFirstColumn="0" w:firstRowLastColumn="0" w:lastRowFirstColumn="0" w:lastRowLastColumn="0"/>
+            </w:pPr>
+            <w:r>
+              <w:t>HTTP</w:t>
+            </w:r>
+          </w:p>
+        </w:tc>
+        <w:tc>
+          <w:tcPr>
+            <w:tcW w:w="2003" w:type="dxa"/>
+            <w:vAlign w:val="center"/>
+          </w:tcPr>
+          <w:p>
+            <w:pPr>
+              <w:pStyle w:val="BodyText"/>
+              <w:jc w:val="center"/>
+              <w:cnfStyle w:val="000000100000" w:firstRow="0" w:lastRow="0" w:firstColumn="0" w:lastColumn="0" w:oddVBand="0" w:evenVBand="0" w:oddHBand="1" w:evenHBand="0" w:firstRowFirstColumn="0" w:firstRowLastColumn="0" w:lastRowFirstColumn="0" w:lastRowLastColumn="0"/>
+            </w:pPr>
+            <w:r>
+              <w:t>/api/auth/**</w:t>
+            </w:r>
+          </w:p>
+        </w:tc>
+        <w:tc>
+          <w:tcPr>
+            <w:tcW w:w="2004" w:type="dxa"/>
+            <w:vAlign w:val="center"/>
+          </w:tcPr>
+          <w:p>
+            <w:pPr>
+              <w:pStyle w:val="BodyText"/>
+              <w:jc w:val="center"/>
+              <w:cnfStyle w:val="000000100000" w:firstRow="0" w:lastRow="0" w:firstColumn="0" w:lastColumn="0" w:oddVBand="0" w:evenVBand="0" w:oddHBand="1" w:evenHBand="0" w:firstRowFirstColumn="0" w:firstRowLastColumn="0" w:lastRowFirstColumn="0" w:lastRowLastColumn="0"/>
+            </w:pPr>
+            <w:r>
+              <w:t>Не</w:t>
+            </w:r>
+          </w:p>
+        </w:tc>
+      </w:tr>
+      <w:tr>
+        <w:tc>
+          <w:tcPr>
+            <w:cnfStyle w:val="001000000000" w:firstRow="0" w:lastRow="0" w:firstColumn="1" w:lastColumn="0" w:oddVBand="0" w:evenVBand="0" w:oddHBand="0" w:evenHBand="0" w:firstRowFirstColumn="0" w:firstRowLastColumn="0" w:lastRowFirstColumn="0" w:lastRowLastColumn="0"/>
+            <w:tcW w:w="2003" w:type="dxa"/>
+            <w:vAlign w:val="center"/>
+          </w:tcPr>
+          <w:p>
+            <w:pPr>
+              <w:pStyle w:val="BodyText"/>
+              <w:jc w:val="center"/>
+            </w:pPr>
+            <w:r>
+              <w:t>Gateway</w:t>
+            </w:r>
+          </w:p>
+        </w:tc>
+        <w:tc>
+          <w:tcPr>
+            <w:tcW w:w="2003" w:type="dxa"/>
+            <w:vAlign w:val="center"/>
+          </w:tcPr>
+          <w:p>
+            <w:pPr>
+              <w:pStyle w:val="BodyText"/>
+              <w:jc w:val="center"/>
+              <w:cnfStyle w:val="000000000000" w:firstRow="0" w:lastRow="0" w:firstColumn="0" w:lastColumn="0" w:oddVBand="0" w:evenVBand="0" w:oddHBand="0" w:evenHBand="0" w:firstRowFirstColumn="0" w:firstRowLastColumn="0" w:lastRowFirstColumn="0" w:lastRowLastColumn="0"/>
+            </w:pPr>
+            <w:r>
+              <w:t>User Service</w:t>
+            </w:r>
+          </w:p>
+        </w:tc>
+        <w:tc>
+          <w:tcPr>
+            <w:tcW w:w="2003" w:type="dxa"/>
+            <w:vAlign w:val="center"/>
+          </w:tcPr>
+          <w:p>
+            <w:pPr>
+              <w:pStyle w:val="BodyText"/>
+              <w:jc w:val="center"/>
+              <w:cnfStyle w:val="000000000000" w:firstRow="0" w:lastRow="0" w:firstColumn="0" w:lastColumn="0" w:oddVBand="0" w:evenVBand="0" w:oddHBand="0" w:evenHBand="0" w:firstRowFirstColumn="0" w:firstRowLastColumn="0" w:lastRowFirstColumn="0" w:lastRowLastColumn="0"/>
+            </w:pPr>
+            <w:r>
+              <w:t>HTTP</w:t>
+            </w:r>
+          </w:p>
+        </w:tc>
+        <w:tc>
+          <w:tcPr>
+            <w:tcW w:w="2003" w:type="dxa"/>
+            <w:vAlign w:val="center"/>
+          </w:tcPr>
+          <w:p>
+            <w:pPr>
+              <w:pStyle w:val="BodyText"/>
+              <w:jc w:val="center"/>
+              <w:cnfStyle w:val="000000000000" w:firstRow="0" w:lastRow="0" w:firstColumn="0" w:lastColumn="0" w:oddVBand="0" w:evenVBand="0" w:oddHBand="0" w:evenHBand="0" w:firstRowFirstColumn="0" w:firstRowLastColumn="0" w:lastRowFirstColumn="0" w:lastRowLastColumn="0"/>
+            </w:pPr>
+            <w:r>
+              <w:t>/api/users/**</w:t>
+            </w:r>
+          </w:p>
+        </w:tc>
+        <w:tc>
+          <w:tcPr>
+            <w:tcW w:w="2004" w:type="dxa"/>
+            <w:vAlign w:val="center"/>
+          </w:tcPr>
+          <w:p>
+            <w:pPr>
+              <w:pStyle w:val="BodyText"/>
+              <w:jc w:val="center"/>
+              <w:cnfStyle w:val="000000000000" w:firstRow="0" w:lastRow="0" w:firstColumn="0" w:lastColumn="0" w:oddVBand="0" w:evenVBand="0" w:oddHBand="0" w:evenHBand="0" w:firstRowFirstColumn="0" w:firstRowLastColumn="0" w:lastRowFirstColumn="0" w:lastRowLastColumn="0"/>
+              <w:rPr>
+                <w:color w:val="FF0000"/>
+              </w:rPr>
+            </w:pPr>
+            <w:r>
+              <w:rPr>
+                <w:color w:val="FF0000"/>
+              </w:rPr>
+              <w:t>JWT</w:t>
+            </w:r>
+          </w:p>
+        </w:tc>
+      </w:tr>
+      <w:tr>
+        <w:trPr>
+          <w:cnfStyle w:val="000000100000" w:firstRow="0" w:lastRow="0" w:firstColumn="0" w:lastColumn="0" w:oddVBand="0" w:evenVBand="0" w:oddHBand="1" w:evenHBand="0" w:firstRowFirstColumn="0" w:firstRowLastColumn="0" w:lastRowFirstColumn="0" w:lastRowLastColumn="0"/>
+        </w:trPr>
+        <w:tc>
+          <w:tcPr>
+            <w:cnfStyle w:val="001000000000" w:firstRow="0" w:lastRow="0" w:firstColumn="1" w:lastColumn="0" w:oddVBand="0" w:evenVBand="0" w:oddHBand="0" w:evenHBand="0" w:firstRowFirstColumn="0" w:firstRowLastColumn="0" w:lastRowFirstColumn="0" w:lastRowLastColumn="0"/>
+            <w:tcW w:w="2003" w:type="dxa"/>
+            <w:vAlign w:val="center"/>
+          </w:tcPr>
+          <w:p>
+            <w:pPr>
+              <w:pStyle w:val="BodyText"/>
+              <w:jc w:val="center"/>
+            </w:pPr>
+            <w:r>
+              <w:t>Gateway</w:t>
+            </w:r>
+          </w:p>
+        </w:tc>
+        <w:tc>
+          <w:tcPr>
+            <w:tcW w:w="2003" w:type="dxa"/>
+            <w:vAlign w:val="center"/>
+          </w:tcPr>
+          <w:p>
+            <w:pPr>
+              <w:pStyle w:val="BodyText"/>
+              <w:jc w:val="center"/>
+              <w:cnfStyle w:val="000000100000" w:firstRow="0" w:lastRow="0" w:firstColumn="0" w:lastColumn="0" w:oddVBand="0" w:evenVBand="0" w:oddHBand="1" w:evenHBand="0" w:firstRowFirstColumn="0" w:firstRowLastColumn="0" w:lastRowFirstColumn="0" w:lastRowLastColumn="0"/>
+            </w:pPr>
+            <w:r>
+              <w:t>Library MS</w:t>
+            </w:r>
+          </w:p>
+        </w:tc>
+        <w:tc>
+          <w:tcPr>
+            <w:tcW w:w="2003" w:type="dxa"/>
+            <w:vAlign w:val="center"/>
+          </w:tcPr>
+          <w:p>
+            <w:pPr>
+              <w:pStyle w:val="BodyText"/>
+              <w:jc w:val="center"/>
+              <w:cnfStyle w:val="000000100000" w:firstRow="0" w:lastRow="0" w:firstColumn="0" w:lastColumn="0" w:oddVBand="0" w:evenVBand="0" w:oddHBand="1" w:evenHBand="0" w:firstRowFirstColumn="0" w:firstRowLastColumn="0" w:lastRowFirstColumn="0" w:lastRowLastColumn="0"/>
+            </w:pPr>
+            <w:r>
+              <w:t>HTTP</w:t>
+            </w:r>
+          </w:p>
+        </w:tc>
+        <w:tc>
+          <w:tcPr>
+            <w:tcW w:w="2003" w:type="dxa"/>
+            <w:vAlign w:val="center"/>
+          </w:tcPr>
+          <w:p>
+            <w:pPr>
+              <w:pStyle w:val="BodyText"/>
+              <w:jc w:val="center"/>
+              <w:cnfStyle w:val="000000100000" w:firstRow="0" w:lastRow="0" w:firstColumn="0" w:lastColumn="0" w:oddVBand="0" w:evenVBand="0" w:oddHBand="1" w:evenHBand="0" w:firstRowFirstColumn="0" w:firstRowLastColumn="0" w:lastRowFirstColumn="0" w:lastRowLastColumn="0"/>
+            </w:pPr>
+            <w:r>
+              <w:t>/api/books/**</w:t>
+            </w:r>
+          </w:p>
+        </w:tc>
+        <w:tc>
+          <w:tcPr>
+            <w:tcW w:w="2004" w:type="dxa"/>
+            <w:vAlign w:val="center"/>
+          </w:tcPr>
+          <w:p>
+            <w:pPr>
+              <w:pStyle w:val="BodyText"/>
+              <w:jc w:val="center"/>
+              <w:cnfStyle w:val="000000100000" w:firstRow="0" w:lastRow="0" w:firstColumn="0" w:lastColumn="0" w:oddVBand="0" w:evenVBand="0" w:oddHBand="1" w:evenHBand="0" w:firstRowFirstColumn="0" w:firstRowLastColumn="0" w:lastRowFirstColumn="0" w:lastRowLastColumn="0"/>
+              <w:rPr>
+                <w:color w:val="FF0000"/>
+              </w:rPr>
+            </w:pPr>
+            <w:r>
+              <w:rPr>
+                <w:color w:val="FF0000"/>
+              </w:rPr>
+              <w:t>JWT</w:t>
+            </w:r>
+          </w:p>
+        </w:tc>
+      </w:tr>
+      <w:tr>
+        <w:tc>
+          <w:tcPr>
+            <w:cnfStyle w:val="001000000000" w:firstRow="0" w:lastRow="0" w:firstColumn="1" w:lastColumn="0" w:oddVBand="0" w:evenVBand="0" w:oddHBand="0" w:evenHBand="0" w:firstRowFirstColumn="0" w:firstRowLastColumn="0" w:lastRowFirstColumn="0" w:lastRowLastColumn="0"/>
+            <w:tcW w:w="2003" w:type="dxa"/>
+            <w:vAlign w:val="center"/>
+          </w:tcPr>
+          <w:p>
+            <w:pPr>
+              <w:pStyle w:val="BodyText"/>
+              <w:jc w:val="center"/>
+            </w:pPr>
+            <w:r>
+              <w:t>Gateway</w:t>
+            </w:r>
+          </w:p>
+        </w:tc>
+        <w:tc>
+          <w:tcPr>
+            <w:tcW w:w="2003" w:type="dxa"/>
+            <w:vAlign w:val="center"/>
+          </w:tcPr>
+          <w:p>
+            <w:pPr>
+              <w:pStyle w:val="BodyText"/>
+              <w:jc w:val="center"/>
+              <w:cnfStyle w:val="000000000000" w:firstRow="0" w:lastRow="0" w:firstColumn="0" w:lastColumn="0" w:oddVBand="0" w:evenVBand="0" w:oddHBand="0" w:evenHBand="0" w:firstRowFirstColumn="0" w:firstRowLastColumn="0" w:lastRowFirstColumn="0" w:lastRowLastColumn="0"/>
+            </w:pPr>
+            <w:r>
+              <w:t>Loan MS</w:t>
+            </w:r>
+          </w:p>
+        </w:tc>
+        <w:tc>
+          <w:tcPr>
+            <w:tcW w:w="2003" w:type="dxa"/>
+            <w:vAlign w:val="center"/>
+          </w:tcPr>
+          <w:p>
+            <w:pPr>
+              <w:pStyle w:val="BodyText"/>
+              <w:jc w:val="center"/>
+              <w:cnfStyle w:val="000000000000" w:firstRow="0" w:lastRow="0" w:firstColumn="0" w:lastColumn="0" w:oddVBand="0" w:evenVBand="0" w:oddHBand="0" w:evenHBand="0" w:firstRowFirstColumn="0" w:firstRowLastColumn="0" w:lastRowFirstColumn="0" w:lastRowLastColumn="0"/>
+            </w:pPr>
+            <w:r>
+              <w:t>HTTP</w:t>
+            </w:r>
+          </w:p>
+        </w:tc>
+        <w:tc>
+          <w:tcPr>
+            <w:tcW w:w="2003" w:type="dxa"/>
+            <w:vAlign w:val="center"/>
+          </w:tcPr>
+          <w:p>
+            <w:pPr>
+              <w:pStyle w:val="BodyText"/>
+              <w:jc w:val="center"/>
+              <w:cnfStyle w:val="000000000000" w:firstRow="0" w:lastRow="0" w:firstColumn="0" w:lastColumn="0" w:oddVBand="0" w:evenVBand="0" w:oddHBand="0" w:evenHBand="0" w:firstRowFirstColumn="0" w:firstRowLastColumn="0" w:lastRowFirstColumn="0" w:lastRowLastColumn="0"/>
+            </w:pPr>
+            <w:r>
+              <w:t>/api/lendings/**</w:t>
+            </w:r>
+          </w:p>
+        </w:tc>
+        <w:tc>
+          <w:tcPr>
+            <w:tcW w:w="2004" w:type="dxa"/>
+            <w:vAlign w:val="center"/>
+          </w:tcPr>
+          <w:p>
+            <w:pPr>
+              <w:pStyle w:val="BodyText"/>
+              <w:jc w:val="center"/>
+              <w:cnfStyle w:val="000000000000" w:firstRow="0" w:lastRow="0" w:firstColumn="0" w:lastColumn="0" w:oddVBand="0" w:evenVBand="0" w:oddHBand="0" w:evenHBand="0" w:firstRowFirstColumn="0" w:firstRowLastColumn="0" w:lastRowFirstColumn="0" w:lastRowLastColumn="0"/>
+              <w:rPr>
+                <w:color w:val="FF0000"/>
+              </w:rPr>
+            </w:pPr>
+            <w:r>
+              <w:rPr>
+                <w:color w:val="FF0000"/>
+              </w:rPr>
+              <w:t>JWT</w:t>
+            </w:r>
+          </w:p>
+        </w:tc>
+      </w:tr>
+      <w:tr>
+        <w:trPr>
+          <w:cnfStyle w:val="000000100000" w:firstRow="0" w:lastRow="0" w:firstColumn="0" w:lastColumn="0" w:oddVBand="0" w:evenVBand="0" w:oddHBand="1" w:evenHBand="0" w:firstRowFirstColumn="0" w:firstRowLastColumn="0" w:lastRowFirstColumn="0" w:lastRowLastColumn="0"/>
+        </w:trPr>
+        <w:tc>
+          <w:tcPr>
+            <w:cnfStyle w:val="001000000000" w:firstRow="0" w:lastRow="0" w:firstColumn="1" w:lastColumn="0" w:oddVBand="0" w:evenVBand="0" w:oddHBand="0" w:evenHBand="0" w:firstRowFirstColumn="0" w:firstRowLastColumn="0" w:lastRowFirstColumn="0" w:lastRowLastColumn="0"/>
+            <w:tcW w:w="2003" w:type="dxa"/>
+            <w:vAlign w:val="center"/>
+          </w:tcPr>
+          <w:p>
+            <w:pPr>
+              <w:pStyle w:val="BodyText"/>
+              <w:jc w:val="center"/>
+            </w:pPr>
+            <w:r>
+              <w:t>Gateway</w:t>
+            </w:r>
+          </w:p>
+        </w:tc>
+        <w:tc>
+          <w:tcPr>
+            <w:tcW w:w="2003" w:type="dxa"/>
+            <w:vAlign w:val="center"/>
+          </w:tcPr>
+          <w:p>
+            <w:pPr>
+              <w:pStyle w:val="BodyText"/>
+              <w:jc w:val="center"/>
+              <w:cnfStyle w:val="000000100000" w:firstRow="0" w:lastRow="0" w:firstColumn="0" w:lastColumn="0" w:oddVBand="0" w:evenVBand="0" w:oddHBand="1" w:evenHBand="0" w:firstRowFirstColumn="0" w:firstRowLastColumn="0" w:lastRowFirstColumn="0" w:lastRowLastColumn="0"/>
+            </w:pPr>
+            <w:r>
+              <w:t>Seat MS</w:t>
+            </w:r>
+          </w:p>
+        </w:tc>
+        <w:tc>
+          <w:tcPr>
+            <w:tcW w:w="2003" w:type="dxa"/>
+            <w:vAlign w:val="center"/>
+          </w:tcPr>
+          <w:p>
+            <w:pPr>
+              <w:pStyle w:val="BodyText"/>
+              <w:jc w:val="center"/>
+              <w:cnfStyle w:val="000000100000" w:firstRow="0" w:lastRow="0" w:firstColumn="0" w:lastColumn="0" w:oddVBand="0" w:evenVBand="0" w:oddHBand="1" w:evenHBand="0" w:firstRowFirstColumn="0" w:firstRowLastColumn="0" w:lastRowFirstColumn="0" w:lastRowLastColumn="0"/>
+            </w:pPr>
+            <w:r>
+              <w:t>HTTP</w:t>
+            </w:r>
+          </w:p>
+        </w:tc>
+        <w:tc>
+          <w:tcPr>
+            <w:tcW w:w="2003" w:type="dxa"/>
+            <w:vAlign w:val="center"/>
+          </w:tcPr>
+          <w:p>
+            <w:pPr>
+              <w:pStyle w:val="BodyText"/>
+              <w:jc w:val="center"/>
+              <w:cnfStyle w:val="000000100000" w:firstRow="0" w:lastRow="0" w:firstColumn="0" w:lastColumn="0" w:oddVBand="0" w:evenVBand="0" w:oddHBand="1" w:evenHBand="0" w:firstRowFirstColumn="0" w:firstRowLastColumn="0" w:lastRowFirstColumn="0" w:lastRowLastColumn="0"/>
+            </w:pPr>
+            <w:r>
+              <w:t>/api/seats/**</w:t>
+            </w:r>
+          </w:p>
+        </w:tc>
+        <w:tc>
+          <w:tcPr>
+            <w:tcW w:w="2004" w:type="dxa"/>
+            <w:vAlign w:val="center"/>
+          </w:tcPr>
+          <w:p>
+            <w:pPr>
+              <w:pStyle w:val="BodyText"/>
+              <w:jc w:val="center"/>
+              <w:cnfStyle w:val="000000100000" w:firstRow="0" w:lastRow="0" w:firstColumn="0" w:lastColumn="0" w:oddVBand="0" w:evenVBand="0" w:oddHBand="1" w:evenHBand="0" w:firstRowFirstColumn="0" w:firstRowLastColumn="0" w:lastRowFirstColumn="0" w:lastRowLastColumn="0"/>
+              <w:rPr>
+                <w:color w:val="FF0000"/>
+              </w:rPr>
+            </w:pPr>
+            <w:r>
+              <w:rPr>
+                <w:color w:val="FF0000"/>
+              </w:rPr>
+              <w:t>JWT</w:t>
+            </w:r>
+          </w:p>
+        </w:tc>
+      </w:tr>
+      <w:tr>
+        <w:tc>
+          <w:tcPr>
+            <w:cnfStyle w:val="001000000000" w:firstRow="0" w:lastRow="0" w:firstColumn="1" w:lastColumn="0" w:oddVBand="0" w:evenVBand="0" w:oddHBand="0" w:evenHBand="0" w:firstRowFirstColumn="0" w:firstRowLastColumn="0" w:lastRowFirstColumn="0" w:lastRowLastColumn="0"/>
+            <w:tcW w:w="2003" w:type="dxa"/>
+            <w:vAlign w:val="center"/>
+          </w:tcPr>
+          <w:p>
+            <w:pPr>
+              <w:pStyle w:val="BodyText"/>
+              <w:jc w:val="center"/>
+            </w:pPr>
+            <w:r>
+              <w:t>Gateway</w:t>
+            </w:r>
+          </w:p>
+        </w:tc>
+        <w:tc>
+          <w:tcPr>
+            <w:tcW w:w="2003" w:type="dxa"/>
+            <w:vAlign w:val="center"/>
+          </w:tcPr>
+          <w:p>
+            <w:pPr>
+              <w:pStyle w:val="BodyText"/>
+              <w:jc w:val="center"/>
+              <w:cnfStyle w:val="000000000000" w:firstRow="0" w:lastRow="0" w:firstColumn="0" w:lastColumn="0" w:oddVBand="0" w:evenVBand="0" w:oddHBand="0" w:evenHBand="0" w:firstRowFirstColumn="0" w:firstRowLastColumn="0" w:lastRowFirstColumn="0" w:lastRowLastColumn="0"/>
+            </w:pPr>
+            <w:r>
+              <w:t>UI Service</w:t>
+            </w:r>
+          </w:p>
+        </w:tc>
+        <w:tc>
+          <w:tcPr>
+            <w:tcW w:w="2003" w:type="dxa"/>
+            <w:vAlign w:val="center"/>
+          </w:tcPr>
+          <w:p>
+            <w:pPr>
+              <w:pStyle w:val="BodyText"/>
+              <w:jc w:val="center"/>
+              <w:cnfStyle w:val="000000000000" w:firstRow="0" w:lastRow="0" w:firstColumn="0" w:lastColumn="0" w:oddVBand="0" w:evenVBand="0" w:oddHBand="0" w:evenHBand="0" w:firstRowFirstColumn="0" w:firstRowLastColumn="0" w:lastRowFirstColumn="0" w:lastRowLastColumn="0"/>
+            </w:pPr>
+            <w:r>
+              <w:t>HTTP</w:t>
+            </w:r>
+          </w:p>
+        </w:tc>
+        <w:tc>
+          <w:tcPr>
+            <w:tcW w:w="2003" w:type="dxa"/>
+            <w:vAlign w:val="center"/>
+          </w:tcPr>
+          <w:p>
+            <w:pPr>
+              <w:pStyle w:val="BodyText"/>
+              <w:jc w:val="center"/>
+              <w:cnfStyle w:val="000000000000" w:firstRow="0" w:lastRow="0" w:firstColumn="0" w:lastColumn="0" w:oddVBand="0" w:evenVBand="0" w:oddHBand="0" w:evenHBand="0" w:firstRowFirstColumn="0" w:firstRowLastColumn="0" w:lastRowFirstColumn="0" w:lastRowLastColumn="0"/>
+            </w:pPr>
+            <w:r>
+              <w:t>/**</w:t>
+            </w:r>
+          </w:p>
+        </w:tc>
+        <w:tc>
+          <w:tcPr>
+            <w:tcW w:w="2004" w:type="dxa"/>
+            <w:vAlign w:val="center"/>
+          </w:tcPr>
+          <w:p>
+            <w:pPr>
+              <w:pStyle w:val="BodyText"/>
+              <w:jc w:val="center"/>
+              <w:cnfStyle w:val="000000000000" w:firstRow="0" w:lastRow="0" w:firstColumn="0" w:lastColumn="0" w:oddVBand="0" w:evenVBand="0" w:oddHBand="0" w:evenHBand="0" w:firstRowFirstColumn="0" w:firstRowLastColumn="0" w:lastRowFirstColumn="0" w:lastRowLastColumn="0"/>
+            </w:pPr>
+            <w:r>
+              <w:t>Не</w:t>
+            </w:r>
+          </w:p>
+        </w:tc>
+      </w:tr>
+      <w:tr>
+        <w:trPr>
+          <w:cnfStyle w:val="000000100000" w:firstRow="0" w:lastRow="0" w:firstColumn="0" w:lastColumn="0" w:oddVBand="0" w:evenVBand="0" w:oddHBand="1" w:evenHBand="0" w:firstRowFirstColumn="0" w:firstRowLastColumn="0" w:lastRowFirstColumn="0" w:lastRowLastColumn="0"/>
+        </w:trPr>
+        <w:tc>
+          <w:tcPr>
+            <w:cnfStyle w:val="001000000000" w:firstRow="0" w:lastRow="0" w:firstColumn="1" w:lastColumn="0" w:oddVBand="0" w:evenVBand="0" w:oddHBand="0" w:evenHBand="0" w:firstRowFirstColumn="0" w:firstRowLastColumn="0" w:lastRowFirstColumn="0" w:lastRowLastColumn="0"/>
+            <w:tcW w:w="2003" w:type="dxa"/>
+            <w:vAlign w:val="center"/>
+          </w:tcPr>
+          <w:p>
+            <w:pPr>
+              <w:pStyle w:val="BodyText"/>
+              <w:jc w:val="center"/>
+            </w:pPr>
+            <w:r>
+              <w:t>Loan MS</w:t>
+            </w:r>
+          </w:p>
+        </w:tc>
+        <w:tc>
+          <w:tcPr>
+            <w:tcW w:w="2003" w:type="dxa"/>
+            <w:vAlign w:val="center"/>
+          </w:tcPr>
+          <w:p>
+            <w:pPr>
+              <w:pStyle w:val="BodyText"/>
+              <w:jc w:val="center"/>
+              <w:cnfStyle w:val="000000100000" w:firstRow="0" w:lastRow="0" w:firstColumn="0" w:lastColumn="0" w:oddVBand="0" w:evenVBand="0" w:oddHBand="1" w:evenHBand="0" w:firstRowFirstColumn="0" w:firstRowLastColumn="0" w:lastRowFirstColumn="0" w:lastRowLastColumn="0"/>
+            </w:pPr>
+            <w:r>
+              <w:t>User Service</w:t>
+            </w:r>
+          </w:p>
+        </w:tc>
+        <w:tc>
+          <w:tcPr>
+            <w:tcW w:w="2003" w:type="dxa"/>
+            <w:vAlign w:val="center"/>
+          </w:tcPr>
+          <w:p>
+            <w:pPr>
+              <w:pStyle w:val="BodyText"/>
+              <w:jc w:val="center"/>
+              <w:cnfStyle w:val="000000100000" w:firstRow="0" w:lastRow="0" w:firstColumn="0" w:lastColumn="0" w:oddVBand="0" w:evenVBand="0" w:oddHBand="1" w:evenHBand="0" w:firstRowFirstColumn="0" w:firstRowLastColumn="0" w:lastRowFirstColumn="0" w:lastRowLastColumn="0"/>
+            </w:pPr>
+            <w:r>
+              <w:t>Feign</w:t>
+            </w:r>
+          </w:p>
+        </w:tc>
+        <w:tc>
+          <w:tcPr>
+            <w:tcW w:w="2003" w:type="dxa"/>
+            <w:vAlign w:val="center"/>
+          </w:tcPr>
+          <w:p>
+            <w:pPr>
+              <w:pStyle w:val="BodyText"/>
+              <w:jc w:val="center"/>
+              <w:cnfStyle w:val="000000100000" w:firstRow="0" w:lastRow="0" w:firstColumn="0" w:lastColumn="0" w:oddVBand="0" w:evenVBand="0" w:oddHBand="1" w:evenHBand="0" w:firstRowFirstColumn="0" w:firstRowLastColumn="0" w:lastRowFirstColumn="0" w:lastRowLastColumn="0"/>
+            </w:pPr>
+            <w:r>
+              <w:t>/api/users/{id}</w:t>
+            </w:r>
+          </w:p>
+        </w:tc>
+        <w:tc>
+          <w:tcPr>
+            <w:tcW w:w="2004" w:type="dxa"/>
+            <w:vAlign w:val="center"/>
+          </w:tcPr>
+          <w:p>
+            <w:pPr>
+              <w:pStyle w:val="BodyText"/>
+              <w:jc w:val="center"/>
+              <w:cnfStyle w:val="000000100000" w:firstRow="0" w:lastRow="0" w:firstColumn="0" w:lastColumn="0" w:oddVBand="0" w:evenVBand="0" w:oddHBand="1" w:evenHBand="0" w:firstRowFirstColumn="0" w:firstRowLastColumn="0" w:lastRowFirstColumn="0" w:lastRowLastColumn="0"/>
+              <w:rPr>
+                <w:color w:val="FF0000"/>
+              </w:rPr>
+            </w:pPr>
+            <w:r>
+              <w:rPr>
+                <w:color w:val="FF0000"/>
+              </w:rPr>
+              <w:t>JWT</w:t>
+            </w:r>
+          </w:p>
+        </w:tc>
+      </w:tr>
+      <w:tr>
+        <w:tc>
+          <w:tcPr>
+            <w:cnfStyle w:val="001000000000" w:firstRow="0" w:lastRow="0" w:firstColumn="1" w:lastColumn="0" w:oddVBand="0" w:evenVBand="0" w:oddHBand="0" w:evenHBand="0" w:firstRowFirstColumn="0" w:firstRowLastColumn="0" w:lastRowFirstColumn="0" w:lastRowLastColumn="0"/>
+            <w:tcW w:w="2003" w:type="dxa"/>
+            <w:vAlign w:val="center"/>
+          </w:tcPr>
+          <w:p>
+            <w:pPr>
+              <w:pStyle w:val="BodyText"/>
+              <w:jc w:val="center"/>
+            </w:pPr>
+            <w:r>
+              <w:t>Loan MS</w:t>
+            </w:r>
+          </w:p>
+        </w:tc>
+        <w:tc>
+          <w:tcPr>
+            <w:tcW w:w="2003" w:type="dxa"/>
+            <w:vAlign w:val="center"/>
+          </w:tcPr>
+          <w:p>
+            <w:pPr>
+              <w:pStyle w:val="BodyText"/>
+              <w:jc w:val="center"/>
+              <w:cnfStyle w:val="000000000000" w:firstRow="0" w:lastRow="0" w:firstColumn="0" w:lastColumn="0" w:oddVBand="0" w:evenVBand="0" w:oddHBand="0" w:evenHBand="0" w:firstRowFirstColumn="0" w:firstRowLastColumn="0" w:lastRowFirstColumn="0" w:lastRowLastColumn="0"/>
+            </w:pPr>
+            <w:r>
+              <w:t>Library MS</w:t>
+            </w:r>
+          </w:p>
+        </w:tc>
+        <w:tc>
+          <w:tcPr>
+            <w:tcW w:w="2003" w:type="dxa"/>
+            <w:vAlign w:val="center"/>
+          </w:tcPr>
+          <w:p>
+            <w:pPr>
+              <w:pStyle w:val="BodyText"/>
+              <w:jc w:val="center"/>
+              <w:cnfStyle w:val="000000000000" w:firstRow="0" w:lastRow="0" w:firstColumn="0" w:lastColumn="0" w:oddVBand="0" w:evenVBand="0" w:oddHBand="0" w:evenHBand="0" w:firstRowFirstColumn="0" w:firstRowLastColumn="0" w:lastRowFirstColumn="0" w:lastRowLastColumn="0"/>
+            </w:pPr>
+            <w:r>
+              <w:t>Feign</w:t>
+            </w:r>
+          </w:p>
+        </w:tc>
+        <w:tc>
+          <w:tcPr>
+            <w:tcW w:w="2003" w:type="dxa"/>
+            <w:vAlign w:val="center"/>
+          </w:tcPr>
+          <w:p>
+            <w:pPr>
+              <w:pStyle w:val="BodyText"/>
+              <w:jc w:val="center"/>
+              <w:cnfStyle w:val="000000000000" w:firstRow="0" w:lastRow="0" w:firstColumn="0" w:lastColumn="0" w:oddVBand="0" w:evenVBand="0" w:oddHBand="0" w:evenHBand="0" w:firstRowFirstColumn="0" w:firstRowLastColumn="0" w:lastRowFirstColumn="0" w:lastRowLastColumn="0"/>
+            </w:pPr>
+            <w:r>
+              <w:t>/api/books/{id}</w:t>
+            </w:r>
+          </w:p>
+        </w:tc>
+        <w:tc>
+          <w:tcPr>
+            <w:tcW w:w="2004" w:type="dxa"/>
+            <w:vAlign w:val="center"/>
+          </w:tcPr>
+          <w:p>
+            <w:pPr>
+              <w:pStyle w:val="BodyText"/>
+              <w:jc w:val="center"/>
+              <w:cnfStyle w:val="000000000000" w:firstRow="0" w:lastRow="0" w:firstColumn="0" w:lastColumn="0" w:oddVBand="0" w:evenVBand="0" w:oddHBand="0" w:evenHBand="0" w:firstRowFirstColumn="0" w:firstRowLastColumn="0" w:lastRowFirstColumn="0" w:lastRowLastColumn="0"/>
+              <w:rPr>
+                <w:color w:val="FF0000"/>
+              </w:rPr>
+            </w:pPr>
+            <w:r>
+              <w:rPr>
+                <w:color w:val="FF0000"/>
+              </w:rPr>
+              <w:t>JWT</w:t>
+            </w:r>
+          </w:p>
+        </w:tc>
+      </w:tr>
+      <w:tr>
+        <w:trPr>
+          <w:cnfStyle w:val="000000100000" w:firstRow="0" w:lastRow="0" w:firstColumn="0" w:lastColumn="0" w:oddVBand="0" w:evenVBand="0" w:oddHBand="1" w:evenHBand="0" w:firstRowFirstColumn="0" w:firstRowLastColumn="0" w:lastRowFirstColumn="0" w:lastRowLastColumn="0"/>
+          <w:trHeight w:val="87"/>
+        </w:trPr>
+        <w:tc>
+          <w:tcPr>
+            <w:cnfStyle w:val="001000000000" w:firstRow="0" w:lastRow="0" w:firstColumn="1" w:lastColumn="0" w:oddVBand="0" w:evenVBand="0" w:oddHBand="0" w:evenHBand="0" w:firstRowFirstColumn="0" w:firstRowLastColumn="0" w:lastRowFirstColumn="0" w:lastRowLastColumn="0"/>
+            <w:tcW w:w="2003" w:type="dxa"/>
+            <w:vAlign w:val="center"/>
+          </w:tcPr>
+          <w:p>
+            <w:pPr>
+              <w:pStyle w:val="BodyText"/>
+              <w:jc w:val="center"/>
+            </w:pPr>
+            <w:r>
+              <w:t>Seat MS</w:t>
+            </w:r>
+          </w:p>
+        </w:tc>
+        <w:tc>
+          <w:tcPr>
+            <w:tcW w:w="2003" w:type="dxa"/>
+            <w:vAlign w:val="center"/>
+          </w:tcPr>
+          <w:p>
+            <w:pPr>
+              <w:pStyle w:val="BodyText"/>
+              <w:jc w:val="center"/>
+              <w:cnfStyle w:val="000000100000" w:firstRow="0" w:lastRow="0" w:firstColumn="0" w:lastColumn="0" w:oddVBand="0" w:evenVBand="0" w:oddHBand="1" w:evenHBand="0" w:firstRowFirstColumn="0" w:firstRowLastColumn="0" w:lastRowFirstColumn="0" w:lastRowLastColumn="0"/>
+            </w:pPr>
+            <w:r>
+              <w:t>User Service</w:t>
+            </w:r>
+          </w:p>
+        </w:tc>
+        <w:tc>
+          <w:tcPr>
+            <w:tcW w:w="2003" w:type="dxa"/>
+            <w:vAlign w:val="center"/>
+          </w:tcPr>
+          <w:p>
+            <w:pPr>
+              <w:pStyle w:val="BodyText"/>
+              <w:jc w:val="center"/>
+              <w:cnfStyle w:val="000000100000" w:firstRow="0" w:lastRow="0" w:firstColumn="0" w:lastColumn="0" w:oddVBand="0" w:evenVBand="0" w:oddHBand="1" w:evenHBand="0" w:firstRowFirstColumn="0" w:firstRowLastColumn="0" w:lastRowFirstColumn="0" w:lastRowLastColumn="0"/>
+            </w:pPr>
+            <w:r>
+              <w:t>Feign</w:t>
+            </w:r>
+          </w:p>
+        </w:tc>
+        <w:tc>
+          <w:tcPr>
+            <w:tcW w:w="2003" w:type="dxa"/>
+            <w:vAlign w:val="center"/>
+          </w:tcPr>
+          <w:p>
+            <w:pPr>
+              <w:pStyle w:val="BodyText"/>
+              <w:jc w:val="center"/>
+              <w:cnfStyle w:val="000000100000" w:firstRow="0" w:lastRow="0" w:firstColumn="0" w:lastColumn="0" w:oddVBand="0" w:evenVBand="0" w:oddHBand="1" w:evenHBand="0" w:firstRowFirstColumn="0" w:firstRowLastColumn="0" w:lastRowFirstColumn="0" w:lastRowLastColumn="0"/>
+            </w:pPr>
+            <w:r>
+              <w:t>/api/users/findByEmail/{email}</w:t>
+            </w:r>
+          </w:p>
+        </w:tc>
+        <w:tc>
+          <w:tcPr>
+            <w:tcW w:w="2004" w:type="dxa"/>
+            <w:vAlign w:val="center"/>
+          </w:tcPr>
+          <w:p>
+            <w:pPr>
+              <w:pStyle w:val="BodyText"/>
+              <w:jc w:val="center"/>
+              <w:cnfStyle w:val="000000100000" w:firstRow="0" w:lastRow="0" w:firstColumn="0" w:lastColumn="0" w:oddVBand="0" w:evenVBand="0" w:oddHBand="1" w:evenHBand="0" w:firstRowFirstColumn="0" w:firstRowLastColumn="0" w:lastRowFirstColumn="0" w:lastRowLastColumn="0"/>
+              <w:rPr>
+                <w:color w:val="FF0000"/>
+              </w:rPr>
+            </w:pPr>
+            <w:r>
+              <w:rPr>
+                <w:color w:val="FF0000"/>
+              </w:rPr>
+              <w:t>JWT</w:t>
+            </w:r>
+          </w:p>
+        </w:tc>
+      </w:tr>
+      <w:tr>
+        <w:tc>
+          <w:tcPr>
+            <w:cnfStyle w:val="001000000000" w:firstRow="0" w:lastRow="0" w:firstColumn="1" w:lastColumn="0" w:oddVBand="0" w:evenVBand="0" w:oddHBand="0" w:evenHBand="0" w:firstRowFirstColumn="0" w:firstRowLastColumn="0" w:lastRowFirstColumn="0" w:lastRowLastColumn="0"/>
+            <w:tcW w:w="2003" w:type="dxa"/>
+            <w:vAlign w:val="center"/>
+          </w:tcPr>
+          <w:p>
+            <w:pPr>
+              <w:pStyle w:val="BodyText"/>
+              <w:jc w:val="center"/>
+            </w:pPr>
+            <w:r>
+              <w:t>Seat MS</w:t>
+            </w:r>
+          </w:p>
+        </w:tc>
+        <w:tc>
+          <w:tcPr>
+            <w:tcW w:w="2003" w:type="dxa"/>
+            <w:vAlign w:val="center"/>
+          </w:tcPr>
+          <w:p>
+            <w:pPr>
+              <w:pStyle w:val="BodyText"/>
+              <w:jc w:val="center"/>
+              <w:cnfStyle w:val="000000000000" w:firstRow="0" w:lastRow="0" w:firstColumn="0" w:lastColumn="0" w:oddVBand="0" w:evenVBand="0" w:oddHBand="0" w:evenHBand="0" w:firstRowFirstColumn="0" w:firstRowLastColumn="0" w:lastRowFirstColumn="0" w:lastRowLastColumn="0"/>
+            </w:pPr>
+            <w:r>
+              <w:t>User Service</w:t>
+            </w:r>
+          </w:p>
+        </w:tc>
+        <w:tc>
+          <w:tcPr>
+            <w:tcW w:w="2003" w:type="dxa"/>
+            <w:vAlign w:val="center"/>
+          </w:tcPr>
+          <w:p>
+            <w:pPr>
+              <w:pStyle w:val="BodyText"/>
+              <w:jc w:val="center"/>
+              <w:cnfStyle w:val="000000000000" w:firstRow="0" w:lastRow="0" w:firstColumn="0" w:lastColumn="0" w:oddVBand="0" w:evenVBand="0" w:oddHBand="0" w:evenHBand="0" w:firstRowFirstColumn="0" w:firstRowLastColumn="0" w:lastRowFirstColumn="0" w:lastRowLastColumn="0"/>
+            </w:pPr>
+            <w:r>
+              <w:t>Feign</w:t>
+            </w:r>
+          </w:p>
+        </w:tc>
+        <w:tc>
+          <w:tcPr>
+            <w:tcW w:w="2003" w:type="dxa"/>
+            <w:vAlign w:val="center"/>
+          </w:tcPr>
+          <w:p>
+            <w:pPr>
+              <w:pStyle w:val="BodyText"/>
+              <w:jc w:val="center"/>
+              <w:cnfStyle w:val="000000000000" w:firstRow="0" w:lastRow="0" w:firstColumn="0" w:lastColumn="0" w:oddVBand="0" w:evenVBand="0" w:oddHBand="0" w:evenHBand="0" w:firstRowFirstColumn="0" w:firstRowLastColumn="0" w:lastRowFirstColumn="0" w:lastRowLastColumn="0"/>
+            </w:pPr>
+            <w:r>
+              <w:t>/api/users/{id}</w:t>
+            </w:r>
+          </w:p>
+        </w:tc>
+        <w:tc>
+          <w:tcPr>
+            <w:tcW w:w="2004" w:type="dxa"/>
+            <w:vAlign w:val="center"/>
+          </w:tcPr>
+          <w:p>
+            <w:pPr>
+              <w:pStyle w:val="BodyText"/>
+              <w:jc w:val="center"/>
+              <w:cnfStyle w:val="000000000000" w:firstRow="0" w:lastRow="0" w:firstColumn="0" w:lastColumn="0" w:oddVBand="0" w:evenVBand="0" w:oddHBand="0" w:evenHBand="0" w:firstRowFirstColumn="0" w:firstRowLastColumn="0" w:lastRowFirstColumn="0" w:lastRowLastColumn="0"/>
+              <w:rPr>
+                <w:color w:val="FF0000"/>
+              </w:rPr>
+            </w:pPr>
+            <w:r>
+              <w:rPr>
+                <w:color w:val="FF0000"/>
+              </w:rPr>
+              <w:t>JWT</w:t>
+            </w:r>
+          </w:p>
+        </w:tc>
+      </w:tr>
+      <w:tr>
+        <w:trPr>
+          <w:cnfStyle w:val="000000100000" w:firstRow="0" w:lastRow="0" w:firstColumn="0" w:lastColumn="0" w:oddVBand="0" w:evenVBand="0" w:oddHBand="1" w:evenHBand="0" w:firstRowFirstColumn="0" w:firstRowLastColumn="0" w:lastRowFirstColumn="0" w:lastRowLastColumn="0"/>
+        </w:trPr>
+        <w:tc>
+          <w:tcPr>
+            <w:cnfStyle w:val="001000000000" w:firstRow="0" w:lastRow="0" w:firstColumn="1" w:lastColumn="0" w:oddVBand="0" w:evenVBand="0" w:oddHBand="0" w:evenHBand="0" w:firstRowFirstColumn="0" w:firstRowLastColumn="0" w:lastRowFirstColumn="0" w:lastRowLastColumn="0"/>
+            <w:tcW w:w="2003" w:type="dxa"/>
+            <w:vAlign w:val="center"/>
+          </w:tcPr>
+          <w:p>
+            <w:pPr>
+              <w:pStyle w:val="BodyText"/>
+              <w:jc w:val="center"/>
+            </w:pPr>
+            <w:r>
+              <w:t>Library MS</w:t>
+            </w:r>
+          </w:p>
+        </w:tc>
+        <w:tc>
+          <w:tcPr>
+            <w:tcW w:w="2003" w:type="dxa"/>
+            <w:vAlign w:val="center"/>
+          </w:tcPr>
+          <w:p>
+            <w:pPr>
+              <w:pStyle w:val="BodyText"/>
+              <w:jc w:val="center"/>
+              <w:cnfStyle w:val="000000100000" w:firstRow="0" w:lastRow="0" w:firstColumn="0" w:lastColumn="0" w:oddVBand="0" w:evenVBand="0" w:oddHBand="1" w:evenHBand="0" w:firstRowFirstColumn="0" w:firstRowLastColumn="0" w:lastRowFirstColumn="0" w:lastRowLastColumn="0"/>
+            </w:pPr>
+            <w:r>
+              <w:t>OpenLibrary API</w:t>
+            </w:r>
+          </w:p>
+        </w:tc>
+        <w:tc>
+          <w:tcPr>
+            <w:tcW w:w="2003" w:type="dxa"/>
+            <w:vAlign w:val="center"/>
+          </w:tcPr>
+          <w:p>
+            <w:pPr>
+              <w:pStyle w:val="BodyText"/>
+              <w:jc w:val="center"/>
+              <w:cnfStyle w:val="000000100000" w:firstRow="0" w:lastRow="0" w:firstColumn="0" w:lastColumn="0" w:oddVBand="0" w:evenVBand="0" w:oddHBand="1" w:evenHBand="0" w:firstRowFirstColumn="0" w:firstRowLastColumn="0" w:lastRowFirstColumn="0" w:lastRowLastColumn="0"/>
+            </w:pPr>
+            <w:r>
+              <w:t>HTTP</w:t>
+            </w:r>
+          </w:p>
+        </w:tc>
+        <w:tc>
+          <w:tcPr>
+            <w:tcW w:w="2003" w:type="dxa"/>
+            <w:vAlign w:val="center"/>
+          </w:tcPr>
+          <w:p>
+            <w:pPr>
+              <w:pStyle w:val="BodyText"/>
+              <w:jc w:val="center"/>
+              <w:cnfStyle w:val="000000100000" w:firstRow="0" w:lastRow="0" w:firstColumn="0" w:lastColumn="0" w:oddVBand="0" w:evenVBand="0" w:oddHBand="1" w:evenHBand="0" w:firstRowFirstColumn="0" w:firstRowLastColumn="0" w:lastRowFirstColumn="0" w:lastRowLastColumn="0"/>
+            </w:pPr>
+            <w:r>
+              <w:t>/api/volumes/brief/isbn/</w:t>
+            </w:r>
+            <w:r>
+              <w:t>{isbn}</w:t>
+            </w:r>
+            <w:r>
+              <w:t xml:space="preserve"> .json</w:t>
+            </w:r>
+          </w:p>
+        </w:tc>
+        <w:tc>
+          <w:tcPr>
+            <w:tcW w:w="2004" w:type="dxa"/>
+            <w:vAlign w:val="center"/>
+          </w:tcPr>
+          <w:p>
+            <w:pPr>
+              <w:pStyle w:val="BodyText"/>
+              <w:jc w:val="center"/>
+              <w:cnfStyle w:val="000000100000" w:firstRow="0" w:lastRow="0" w:firstColumn="0" w:lastColumn="0" w:oddVBand="0" w:evenVBand="0" w:oddHBand="1" w:evenHBand="0" w:firstRowFirstColumn="0" w:firstRowLastColumn="0" w:lastRowFirstColumn="0" w:lastRowLastColumn="0"/>
+            </w:pPr>
+            <w:r>
+              <w:rPr>
+                <w:color w:val="FF0000"/>
+              </w:rPr>
+              <w:t>JWT</w:t>
+            </w:r>
+          </w:p>
+        </w:tc>
+      </w:tr>
+      <w:tr>
+        <w:tc>
+          <w:tcPr>
+            <w:cnfStyle w:val="001000000000" w:firstRow="0" w:lastRow="0" w:firstColumn="1" w:lastColumn="0" w:oddVBand="0" w:evenVBand="0" w:oddHBand="0" w:evenHBand="0" w:firstRowFirstColumn="0" w:firstRowLastColumn="0" w:lastRowFirstColumn="0" w:lastRowLastColumn="0"/>
+            <w:tcW w:w="2003" w:type="dxa"/>
+            <w:vAlign w:val="center"/>
+          </w:tcPr>
+          <w:p>
+            <w:pPr>
+              <w:pStyle w:val="BodyText"/>
+              <w:jc w:val="center"/>
+            </w:pPr>
+            <w:r>
+              <w:t>Сви сервиси</w:t>
+            </w:r>
+          </w:p>
+        </w:tc>
+        <w:tc>
+          <w:tcPr>
+            <w:tcW w:w="2003" w:type="dxa"/>
+            <w:vAlign w:val="center"/>
+          </w:tcPr>
+          <w:p>
+            <w:pPr>
+              <w:pStyle w:val="BodyText"/>
+              <w:jc w:val="center"/>
+              <w:cnfStyle w:val="000000000000" w:firstRow="0" w:lastRow="0" w:firstColumn="0" w:lastColumn="0" w:oddVBand="0" w:evenVBand="0" w:oddHBand="0" w:evenHBand="0" w:firstRowFirstColumn="0" w:firstRowLastColumn="0" w:lastRowFirstColumn="0" w:lastRowLastColumn="0"/>
+            </w:pPr>
+            <w:r>
+              <w:t>Eureka</w:t>
+            </w:r>
+          </w:p>
+        </w:tc>
+        <w:tc>
+          <w:tcPr>
+            <w:tcW w:w="2003" w:type="dxa"/>
+            <w:vAlign w:val="center"/>
+          </w:tcPr>
+          <w:p>
+            <w:pPr>
+              <w:pStyle w:val="BodyText"/>
+              <w:jc w:val="center"/>
+              <w:cnfStyle w:val="000000000000" w:firstRow="0" w:lastRow="0" w:firstColumn="0" w:lastColumn="0" w:oddVBand="0" w:evenVBand="0" w:oddHBand="0" w:evenHBand="0" w:firstRowFirstColumn="0" w:firstRowLastColumn="0" w:lastRowFirstColumn="0" w:lastRowLastColumn="0"/>
+            </w:pPr>
+            <w:r>
+              <w:t>HTTP</w:t>
+            </w:r>
+          </w:p>
+        </w:tc>
+        <w:tc>
+          <w:tcPr>
+            <w:tcW w:w="2003" w:type="dxa"/>
+            <w:vAlign w:val="center"/>
+          </w:tcPr>
+          <w:p>
+            <w:pPr>
+              <w:pStyle w:val="BodyText"/>
+              <w:jc w:val="center"/>
+              <w:cnfStyle w:val="000000000000" w:firstRow="0" w:lastRow="0" w:firstColumn="0" w:lastColumn="0" w:oddVBand="0" w:evenVBand="0" w:oddHBand="0" w:evenHBand="0" w:firstRowFirstColumn="0" w:firstRowLastColumn="0" w:lastRowFirstColumn="0" w:lastRowLastColumn="0"/>
+            </w:pPr>
+            <w:r>
+              <w:t>/eureka/apps</w:t>
+            </w:r>
+          </w:p>
+        </w:tc>
+        <w:tc>
+          <w:tcPr>
+            <w:tcW w:w="2004" w:type="dxa"/>
+            <w:vAlign w:val="center"/>
+          </w:tcPr>
+          <w:p>
+            <w:pPr>
+              <w:pStyle w:val="BodyText"/>
+              <w:jc w:val="center"/>
+              <w:cnfStyle w:val="000000000000" w:firstRow="0" w:lastRow="0" w:firstColumn="0" w:lastColumn="0" w:oddVBand="0" w:evenVBand="0" w:oddHBand="0" w:evenHBand="0" w:firstRowFirstColumn="0" w:firstRowLastColumn="0" w:lastRowFirstColumn="0" w:lastRowLastColumn="0"/>
+            </w:pPr>
+            <w:r>
+              <w:t>Не</w:t>
+            </w:r>
+          </w:p>
+        </w:tc>
+      </w:tr>
+      <w:tr>
+        <w:trPr>
+          <w:cnfStyle w:val="000000100000" w:firstRow="0" w:lastRow="0" w:firstColumn="0" w:lastColumn="0" w:oddVBand="0" w:evenVBand="0" w:oddHBand="1" w:evenHBand="0" w:firstRowFirstColumn="0" w:firstRowLastColumn="0" w:lastRowFirstColumn="0" w:lastRowLastColumn="0"/>
+        </w:trPr>
+        <w:tc>
+          <w:tcPr>
+            <w:cnfStyle w:val="001000000000" w:firstRow="0" w:lastRow="0" w:firstColumn="1" w:lastColumn="0" w:oddVBand="0" w:evenVBand="0" w:oddHBand="0" w:evenHBand="0" w:firstRowFirstColumn="0" w:firstRowLastColumn="0" w:lastRowFirstColumn="0" w:lastRowLastColumn="0"/>
+            <w:tcW w:w="2003" w:type="dxa"/>
+            <w:vAlign w:val="center"/>
+          </w:tcPr>
+          <w:p>
+            <w:pPr>
+              <w:pStyle w:val="BodyText"/>
+              <w:jc w:val="center"/>
+            </w:pPr>
+            <w:r>
+              <w:t>Сви сервиси</w:t>
+            </w:r>
+          </w:p>
+        </w:tc>
+        <w:tc>
+          <w:tcPr>
+            <w:tcW w:w="2003" w:type="dxa"/>
+            <w:vAlign w:val="center"/>
+          </w:tcPr>
+          <w:p>
+            <w:pPr>
+              <w:pStyle w:val="BodyText"/>
+              <w:jc w:val="center"/>
+              <w:cnfStyle w:val="000000100000" w:firstRow="0" w:lastRow="0" w:firstColumn="0" w:lastColumn="0" w:oddVBand="0" w:evenVBand="0" w:oddHBand="1" w:evenHBand="0" w:firstRowFirstColumn="0" w:firstRowLastColumn="0" w:lastRowFirstColumn="0" w:lastRowLastColumn="0"/>
+            </w:pPr>
+            <w:r>
+              <w:t>PostgreSQL</w:t>
+            </w:r>
+          </w:p>
+        </w:tc>
+        <w:tc>
+          <w:tcPr>
+            <w:tcW w:w="2003" w:type="dxa"/>
+            <w:vAlign w:val="center"/>
+          </w:tcPr>
+          <w:p>
+            <w:pPr>
+              <w:pStyle w:val="BodyText"/>
+              <w:jc w:val="center"/>
+              <w:cnfStyle w:val="000000100000" w:firstRow="0" w:lastRow="0" w:firstColumn="0" w:lastColumn="0" w:oddVBand="0" w:evenVBand="0" w:oddHBand="1" w:evenHBand="0" w:firstRowFirstColumn="0" w:firstRowLastColumn="0" w:lastRowFirstColumn="0" w:lastRowLastColumn="0"/>
+            </w:pPr>
+            <w:r>
+              <w:t>JDBC</w:t>
+            </w:r>
+          </w:p>
+        </w:tc>
+        <w:tc>
+          <w:tcPr>
+            <w:tcW w:w="2003" w:type="dxa"/>
+            <w:vAlign w:val="center"/>
+          </w:tcPr>
+          <w:p>
+            <w:pPr>
+              <w:pStyle w:val="BodyText"/>
+              <w:jc w:val="center"/>
+              <w:cnfStyle w:val="000000100000" w:firstRow="0" w:lastRow="0" w:firstColumn="0" w:lastColumn="0" w:oddVBand="0" w:evenVBand="0" w:oddHBand="1" w:evenHBand="0" w:firstRowFirstColumn="0" w:firstRowLastColumn="0" w:lastRowFirstColumn="0" w:lastRowLastColumn="0"/>
+            </w:pPr>
+            <w:r>
+              <w:t>postgresql://localhost:5432</w:t>
+            </w:r>
+          </w:p>
+        </w:tc>
+        <w:tc>
+          <w:tcPr>
+            <w:tcW w:w="2004" w:type="dxa"/>
+            <w:vAlign w:val="center"/>
+          </w:tcPr>
+          <w:p>
+            <w:pPr>
+              <w:pStyle w:val="BodyText"/>
+              <w:jc w:val="center"/>
+              <w:cnfStyle w:val="000000100000" w:firstRow="0" w:lastRow="0" w:firstColumn="0" w:lastColumn="0" w:oddVBand="0" w:evenVBand="0" w:oddHBand="1" w:evenHBand="0" w:firstRowFirstColumn="0" w:firstRowLastColumn="0" w:lastRowFirstColumn="0" w:lastRowLastColumn="0"/>
+            </w:pPr>
+            <w:r>
+              <w:t>Ne</w:t>
+            </w:r>
+          </w:p>
+        </w:tc>
+      </w:tr>
+    </w:tbl>
+    <w:p>
+      <w:pPr>
+        <w:pStyle w:val="BodyText"/>
+      </w:pPr>
+      <w:bookmarkStart w:id="14" w:name="_GoBack"/>
+      <w:bookmarkEnd w:id="14"/>
     </w:p>
     <w:sectPr>
-      <w:footerReference w:type="default" r:id="rId22"/>
+      <w:footerReference w:type="default" r:id="rId26"/>
       <w:pgSz w:w="12240" w:h="15840"/>
       <w:pgMar w:top="1380" w:right="1100" w:bottom="1200" w:left="1340" w:header="0" w:footer="1012" w:gutter="0"/>
       <w:cols w:space="720"/>
@@ -2122,7 +7348,7 @@
                               <w:rFonts w:ascii="Carlito"/>
                               <w:noProof/>
                             </w:rPr>
-                            <w:t>6</w:t>
+                            <w:t>9</w:t>
                           </w:r>
                           <w:r>
                             <w:fldChar w:fldCharType="end"/>
@@ -2179,7 +7405,7 @@
                         <w:rFonts w:ascii="Carlito"/>
                         <w:noProof/>
                       </w:rPr>
-                      <w:t>6</w:t>
+                      <w:t>9</w:t>
                     </w:r>
                     <w:r>
                       <w:fldChar w:fldCharType="end"/>
@@ -2501,7 +7727,7 @@
     <w:name w:val="Normal"/>
     <w:uiPriority w:val="1"/>
     <w:qFormat/>
-    <w:rsid w:val="00924E29"/>
+    <w:rsid w:val="0051072C"/>
     <w:rPr>
       <w:rFonts w:ascii="Arial" w:eastAsia="Arial" w:hAnsi="Arial" w:cs="Arial"/>
     </w:rPr>
@@ -2534,6 +7760,28 @@
     <w:rPr>
       <w:sz w:val="26"/>
       <w:szCs w:val="26"/>
+    </w:rPr>
+  </w:style>
+  <w:style w:type="paragraph" w:styleId="Heading3">
+    <w:name w:val="heading 3"/>
+    <w:basedOn w:val="Normal"/>
+    <w:next w:val="Normal"/>
+    <w:link w:val="Heading3Char"/>
+    <w:uiPriority w:val="9"/>
+    <w:unhideWhenUsed/>
+    <w:qFormat/>
+    <w:rsid w:val="000C3922"/>
+    <w:pPr>
+      <w:keepNext/>
+      <w:keepLines/>
+      <w:spacing w:before="200"/>
+      <w:outlineLvl w:val="2"/>
+    </w:pPr>
+    <w:rPr>
+      <w:rFonts w:asciiTheme="majorHAnsi" w:eastAsiaTheme="majorEastAsia" w:hAnsiTheme="majorHAnsi" w:cstheme="majorBidi"/>
+      <w:b/>
+      <w:bCs/>
+      <w:color w:val="4F81BD" w:themeColor="accent1"/>
     </w:rPr>
   </w:style>
   <w:style w:type="character" w:default="1" w:styleId="DefaultParagraphFont">
@@ -2785,6 +8033,128 @@
       <w:szCs w:val="18"/>
     </w:rPr>
   </w:style>
+  <w:style w:type="table" w:styleId="TableGrid">
+    <w:name w:val="Table Grid"/>
+    <w:basedOn w:val="TableNormal"/>
+    <w:uiPriority w:val="59"/>
+    <w:rsid w:val="00A25381"/>
+    <w:tblPr>
+      <w:tblBorders>
+        <w:top w:val="single" w:sz="4" w:space="0" w:color="auto"/>
+        <w:left w:val="single" w:sz="4" w:space="0" w:color="auto"/>
+        <w:bottom w:val="single" w:sz="4" w:space="0" w:color="auto"/>
+        <w:right w:val="single" w:sz="4" w:space="0" w:color="auto"/>
+        <w:insideH w:val="single" w:sz="4" w:space="0" w:color="auto"/>
+        <w:insideV w:val="single" w:sz="4" w:space="0" w:color="auto"/>
+      </w:tblBorders>
+    </w:tblPr>
+  </w:style>
+  <w:style w:type="table" w:styleId="LightShading">
+    <w:name w:val="Light Shading"/>
+    <w:basedOn w:val="TableNormal"/>
+    <w:uiPriority w:val="60"/>
+    <w:rsid w:val="00A25381"/>
+    <w:rPr>
+      <w:color w:val="000000" w:themeColor="text1" w:themeShade="BF"/>
+    </w:rPr>
+    <w:tblPr>
+      <w:tblStyleRowBandSize w:val="1"/>
+      <w:tblStyleColBandSize w:val="1"/>
+      <w:tblBorders>
+        <w:top w:val="single" w:sz="8" w:space="0" w:color="000000" w:themeColor="text1"/>
+        <w:bottom w:val="single" w:sz="8" w:space="0" w:color="000000" w:themeColor="text1"/>
+      </w:tblBorders>
+    </w:tblPr>
+    <w:tblStylePr w:type="firstRow">
+      <w:pPr>
+        <w:spacing w:before="0" w:after="0" w:line="240" w:lineRule="auto"/>
+      </w:pPr>
+      <w:rPr>
+        <w:b/>
+        <w:bCs/>
+      </w:rPr>
+      <w:tblPr/>
+      <w:tcPr>
+        <w:tcBorders>
+          <w:top w:val="single" w:sz="8" w:space="0" w:color="000000" w:themeColor="text1"/>
+          <w:left w:val="nil"/>
+          <w:bottom w:val="single" w:sz="8" w:space="0" w:color="000000" w:themeColor="text1"/>
+          <w:right w:val="nil"/>
+          <w:insideH w:val="nil"/>
+          <w:insideV w:val="nil"/>
+        </w:tcBorders>
+      </w:tcPr>
+    </w:tblStylePr>
+    <w:tblStylePr w:type="lastRow">
+      <w:pPr>
+        <w:spacing w:before="0" w:after="0" w:line="240" w:lineRule="auto"/>
+      </w:pPr>
+      <w:rPr>
+        <w:b/>
+        <w:bCs/>
+      </w:rPr>
+      <w:tblPr/>
+      <w:tcPr>
+        <w:tcBorders>
+          <w:top w:val="single" w:sz="8" w:space="0" w:color="000000" w:themeColor="text1"/>
+          <w:left w:val="nil"/>
+          <w:bottom w:val="single" w:sz="8" w:space="0" w:color="000000" w:themeColor="text1"/>
+          <w:right w:val="nil"/>
+          <w:insideH w:val="nil"/>
+          <w:insideV w:val="nil"/>
+        </w:tcBorders>
+      </w:tcPr>
+    </w:tblStylePr>
+    <w:tblStylePr w:type="firstCol">
+      <w:rPr>
+        <w:b/>
+        <w:bCs/>
+      </w:rPr>
+    </w:tblStylePr>
+    <w:tblStylePr w:type="lastCol">
+      <w:rPr>
+        <w:b/>
+        <w:bCs/>
+      </w:rPr>
+    </w:tblStylePr>
+    <w:tblStylePr w:type="band1Vert">
+      <w:tblPr/>
+      <w:tcPr>
+        <w:tcBorders>
+          <w:left w:val="nil"/>
+          <w:right w:val="nil"/>
+          <w:insideH w:val="nil"/>
+          <w:insideV w:val="nil"/>
+        </w:tcBorders>
+        <w:shd w:val="clear" w:color="auto" w:fill="C0C0C0" w:themeFill="text1" w:themeFillTint="3F"/>
+      </w:tcPr>
+    </w:tblStylePr>
+    <w:tblStylePr w:type="band1Horz">
+      <w:tblPr/>
+      <w:tcPr>
+        <w:tcBorders>
+          <w:left w:val="nil"/>
+          <w:right w:val="nil"/>
+          <w:insideH w:val="nil"/>
+          <w:insideV w:val="nil"/>
+        </w:tcBorders>
+        <w:shd w:val="clear" w:color="auto" w:fill="C0C0C0" w:themeFill="text1" w:themeFillTint="3F"/>
+      </w:tcPr>
+    </w:tblStylePr>
+  </w:style>
+  <w:style w:type="character" w:customStyle="1" w:styleId="Heading3Char">
+    <w:name w:val="Heading 3 Char"/>
+    <w:basedOn w:val="DefaultParagraphFont"/>
+    <w:link w:val="Heading3"/>
+    <w:uiPriority w:val="9"/>
+    <w:rsid w:val="000C3922"/>
+    <w:rPr>
+      <w:rFonts w:asciiTheme="majorHAnsi" w:eastAsiaTheme="majorEastAsia" w:hAnsiTheme="majorHAnsi" w:cstheme="majorBidi"/>
+      <w:b/>
+      <w:bCs/>
+      <w:color w:val="4F81BD" w:themeColor="accent1"/>
+    </w:rPr>
+  </w:style>
 </w:styles>
 </file>
 
@@ -2951,7 +8321,7 @@
     <w:name w:val="Normal"/>
     <w:uiPriority w:val="1"/>
     <w:qFormat/>
-    <w:rsid w:val="00924E29"/>
+    <w:rsid w:val="0051072C"/>
     <w:rPr>
       <w:rFonts w:ascii="Arial" w:eastAsia="Arial" w:hAnsi="Arial" w:cs="Arial"/>
     </w:rPr>
@@ -2984,6 +8354,28 @@
     <w:rPr>
       <w:sz w:val="26"/>
       <w:szCs w:val="26"/>
+    </w:rPr>
+  </w:style>
+  <w:style w:type="paragraph" w:styleId="Heading3">
+    <w:name w:val="heading 3"/>
+    <w:basedOn w:val="Normal"/>
+    <w:next w:val="Normal"/>
+    <w:link w:val="Heading3Char"/>
+    <w:uiPriority w:val="9"/>
+    <w:unhideWhenUsed/>
+    <w:qFormat/>
+    <w:rsid w:val="000C3922"/>
+    <w:pPr>
+      <w:keepNext/>
+      <w:keepLines/>
+      <w:spacing w:before="200"/>
+      <w:outlineLvl w:val="2"/>
+    </w:pPr>
+    <w:rPr>
+      <w:rFonts w:asciiTheme="majorHAnsi" w:eastAsiaTheme="majorEastAsia" w:hAnsiTheme="majorHAnsi" w:cstheme="majorBidi"/>
+      <w:b/>
+      <w:bCs/>
+      <w:color w:val="4F81BD" w:themeColor="accent1"/>
     </w:rPr>
   </w:style>
   <w:style w:type="character" w:default="1" w:styleId="DefaultParagraphFont">
@@ -3233,6 +8625,128 @@
       <w:color w:val="4F81BD" w:themeColor="accent1"/>
       <w:sz w:val="18"/>
       <w:szCs w:val="18"/>
+    </w:rPr>
+  </w:style>
+  <w:style w:type="table" w:styleId="TableGrid">
+    <w:name w:val="Table Grid"/>
+    <w:basedOn w:val="TableNormal"/>
+    <w:uiPriority w:val="59"/>
+    <w:rsid w:val="00A25381"/>
+    <w:tblPr>
+      <w:tblBorders>
+        <w:top w:val="single" w:sz="4" w:space="0" w:color="auto"/>
+        <w:left w:val="single" w:sz="4" w:space="0" w:color="auto"/>
+        <w:bottom w:val="single" w:sz="4" w:space="0" w:color="auto"/>
+        <w:right w:val="single" w:sz="4" w:space="0" w:color="auto"/>
+        <w:insideH w:val="single" w:sz="4" w:space="0" w:color="auto"/>
+        <w:insideV w:val="single" w:sz="4" w:space="0" w:color="auto"/>
+      </w:tblBorders>
+    </w:tblPr>
+  </w:style>
+  <w:style w:type="table" w:styleId="LightShading">
+    <w:name w:val="Light Shading"/>
+    <w:basedOn w:val="TableNormal"/>
+    <w:uiPriority w:val="60"/>
+    <w:rsid w:val="00A25381"/>
+    <w:rPr>
+      <w:color w:val="000000" w:themeColor="text1" w:themeShade="BF"/>
+    </w:rPr>
+    <w:tblPr>
+      <w:tblStyleRowBandSize w:val="1"/>
+      <w:tblStyleColBandSize w:val="1"/>
+      <w:tblBorders>
+        <w:top w:val="single" w:sz="8" w:space="0" w:color="000000" w:themeColor="text1"/>
+        <w:bottom w:val="single" w:sz="8" w:space="0" w:color="000000" w:themeColor="text1"/>
+      </w:tblBorders>
+    </w:tblPr>
+    <w:tblStylePr w:type="firstRow">
+      <w:pPr>
+        <w:spacing w:before="0" w:after="0" w:line="240" w:lineRule="auto"/>
+      </w:pPr>
+      <w:rPr>
+        <w:b/>
+        <w:bCs/>
+      </w:rPr>
+      <w:tblPr/>
+      <w:tcPr>
+        <w:tcBorders>
+          <w:top w:val="single" w:sz="8" w:space="0" w:color="000000" w:themeColor="text1"/>
+          <w:left w:val="nil"/>
+          <w:bottom w:val="single" w:sz="8" w:space="0" w:color="000000" w:themeColor="text1"/>
+          <w:right w:val="nil"/>
+          <w:insideH w:val="nil"/>
+          <w:insideV w:val="nil"/>
+        </w:tcBorders>
+      </w:tcPr>
+    </w:tblStylePr>
+    <w:tblStylePr w:type="lastRow">
+      <w:pPr>
+        <w:spacing w:before="0" w:after="0" w:line="240" w:lineRule="auto"/>
+      </w:pPr>
+      <w:rPr>
+        <w:b/>
+        <w:bCs/>
+      </w:rPr>
+      <w:tblPr/>
+      <w:tcPr>
+        <w:tcBorders>
+          <w:top w:val="single" w:sz="8" w:space="0" w:color="000000" w:themeColor="text1"/>
+          <w:left w:val="nil"/>
+          <w:bottom w:val="single" w:sz="8" w:space="0" w:color="000000" w:themeColor="text1"/>
+          <w:right w:val="nil"/>
+          <w:insideH w:val="nil"/>
+          <w:insideV w:val="nil"/>
+        </w:tcBorders>
+      </w:tcPr>
+    </w:tblStylePr>
+    <w:tblStylePr w:type="firstCol">
+      <w:rPr>
+        <w:b/>
+        <w:bCs/>
+      </w:rPr>
+    </w:tblStylePr>
+    <w:tblStylePr w:type="lastCol">
+      <w:rPr>
+        <w:b/>
+        <w:bCs/>
+      </w:rPr>
+    </w:tblStylePr>
+    <w:tblStylePr w:type="band1Vert">
+      <w:tblPr/>
+      <w:tcPr>
+        <w:tcBorders>
+          <w:left w:val="nil"/>
+          <w:right w:val="nil"/>
+          <w:insideH w:val="nil"/>
+          <w:insideV w:val="nil"/>
+        </w:tcBorders>
+        <w:shd w:val="clear" w:color="auto" w:fill="C0C0C0" w:themeFill="text1" w:themeFillTint="3F"/>
+      </w:tcPr>
+    </w:tblStylePr>
+    <w:tblStylePr w:type="band1Horz">
+      <w:tblPr/>
+      <w:tcPr>
+        <w:tcBorders>
+          <w:left w:val="nil"/>
+          <w:right w:val="nil"/>
+          <w:insideH w:val="nil"/>
+          <w:insideV w:val="nil"/>
+        </w:tcBorders>
+        <w:shd w:val="clear" w:color="auto" w:fill="C0C0C0" w:themeFill="text1" w:themeFillTint="3F"/>
+      </w:tcPr>
+    </w:tblStylePr>
+  </w:style>
+  <w:style w:type="character" w:customStyle="1" w:styleId="Heading3Char">
+    <w:name w:val="Heading 3 Char"/>
+    <w:basedOn w:val="DefaultParagraphFont"/>
+    <w:link w:val="Heading3"/>
+    <w:uiPriority w:val="9"/>
+    <w:rsid w:val="000C3922"/>
+    <w:rPr>
+      <w:rFonts w:asciiTheme="majorHAnsi" w:eastAsiaTheme="majorEastAsia" w:hAnsiTheme="majorHAnsi" w:cstheme="majorBidi"/>
+      <w:b/>
+      <w:bCs/>
+      <w:color w:val="4F81BD" w:themeColor="accent1"/>
     </w:rPr>
   </w:style>
 </w:styles>
@@ -3526,7 +9040,7 @@
 </file>
 
 <file path=customXml/itemProps1.xml><?xml version="1.0" encoding="utf-8"?>
-<ds:datastoreItem xmlns:ds="http://schemas.openxmlformats.org/officeDocument/2006/customXml" ds:itemID="{E723DC7D-0031-4092-A513-5F4CA4EC33D6}">
+<ds:datastoreItem xmlns:ds="http://schemas.openxmlformats.org/officeDocument/2006/customXml" ds:itemID="{1E021D5A-03A9-430B-9BAE-31178590AF19}">
   <ds:schemaRefs>
     <ds:schemaRef ds:uri="http://schemas.openxmlformats.org/officeDocument/2006/bibliography"/>
   </ds:schemaRefs>
